--- a/docs/B4_relatorio_projeto_Final_PAP_53452.docx
+++ b/docs/B4_relatorio_projeto_Final_PAP_53452.docx
@@ -514,7 +514,6 @@
       </w:pPr>
       <w:r/>
       <w:r/>
-      <w:r/>
     </w:p>
     <w:p>
       <w:pPr>
@@ -614,41 +613,6 @@
           </mc:Fallback>
         </mc:AlternateContent>
       </w:r>
-      <w:r/>
-      <w:r>
-        <w:rPr>
-          <w:rFonts w:ascii="Arial" w:hAnsi="Arial" w:eastAsia="Arial" w:cs="Arial"/>
-          <w:b/>
-          <w:bCs/>
-          <w:color w:val="2e4da0"/>
-          <w:sz w:val="36"/>
-          <w:szCs w:val="36"/>
-          <w:highlight w:val="none"/>
-        </w:rPr>
-      </w:r>
-      <w:r/>
-    </w:p>
-    <w:p>
-      <w:pPr>
-        <w:pBdr>
-          <w:top w:val="single" w:color="2e4da0" w:sz="8" w:space="3"/>
-        </w:pBdr>
-        <w:spacing w:after="60" w:before="240"/>
-        <w:ind/>
-        <w:jc w:val="center"/>
-        <w:rPr/>
-      </w:pPr>
-      <w:r>
-        <w:rPr>
-          <w:rFonts w:ascii="Arial" w:hAnsi="Arial" w:eastAsia="Arial" w:cs="Arial"/>
-          <w:b/>
-          <w:bCs/>
-          <w:color w:val="2e4da0"/>
-          <w:sz w:val="36"/>
-          <w:szCs w:val="36"/>
-          <w:highlight w:val="none"/>
-        </w:rPr>
-      </w:r>
       <w:r>
         <w:rPr>
           <w:rFonts w:ascii="Arial" w:hAnsi="Arial" w:eastAsia="Arial" w:cs="Arial"/>
@@ -675,6 +639,40 @@
     <w:p>
       <w:pPr>
         <w:pBdr>
+          <w:top w:val="single" w:color="2e4da0" w:sz="8" w:space="3"/>
+        </w:pBdr>
+        <w:spacing w:after="60" w:before="240"/>
+        <w:ind/>
+        <w:jc w:val="center"/>
+        <w:rPr/>
+      </w:pPr>
+      <w:r>
+        <w:rPr>
+          <w:rFonts w:ascii="Arial" w:hAnsi="Arial" w:eastAsia="Arial" w:cs="Arial"/>
+          <w:b/>
+          <w:bCs/>
+          <w:color w:val="2e4da0"/>
+          <w:sz w:val="36"/>
+          <w:szCs w:val="36"/>
+          <w:highlight w:val="none"/>
+        </w:rPr>
+      </w:r>
+      <w:r>
+        <w:rPr>
+          <w:rFonts w:ascii="Arial" w:hAnsi="Arial" w:eastAsia="Arial" w:cs="Arial"/>
+          <w:b/>
+          <w:bCs/>
+          <w:color w:val="2e4da0"/>
+          <w:sz w:val="36"/>
+          <w:szCs w:val="36"/>
+          <w:highlight w:val="none"/>
+        </w:rPr>
+      </w:r>
+      <w:r/>
+    </w:p>
+    <w:p>
+      <w:pPr>
+        <w:pBdr>
           <w:top w:val="single" w:color="2e4da0" w:sz="8" w:space="4"/>
         </w:pBdr>
         <w:spacing w:after="60" w:before="240"/>
@@ -701,7 +699,17 @@
         </w:rPr>
         <w:t xml:space="preserve">CloudStar</w:t>
       </w:r>
-      <w:r/>
+      <w:r>
+        <w:rPr>
+          <w:rFonts w:ascii="Arial" w:hAnsi="Arial" w:eastAsia="Arial" w:cs="Arial"/>
+          <w:b/>
+          <w:bCs/>
+          <w:color w:val="2e4da0"/>
+          <w:sz w:val="36"/>
+          <w:szCs w:val="36"/>
+          <w:highlight w:val="none"/>
+        </w:rPr>
+      </w:r>
     </w:p>
     <w:p>
       <w:pPr>
@@ -733,6 +741,35 @@
           <w:highlight w:val="none"/>
         </w:rPr>
       </w:r>
+      <w:r/>
+    </w:p>
+    <w:p>
+      <w:pPr>
+        <w:pBdr/>
+        <w:spacing w:after="60" w:before="0"/>
+        <w:ind/>
+        <w:jc w:val="center"/>
+        <w:rPr>
+          <w:rFonts w:ascii="Arial" w:hAnsi="Arial" w:eastAsia="Arial" w:cs="Arial"/>
+          <w:b/>
+          <w:bCs/>
+          <w:color w:val="2e4da0"/>
+          <w:sz w:val="26"/>
+          <w:szCs w:val="26"/>
+          <w:highlight w:val="none"/>
+        </w:rPr>
+      </w:pPr>
+      <w:r>
+        <w:rPr>
+          <w:rFonts w:ascii="Arial" w:hAnsi="Arial" w:eastAsia="Arial" w:cs="Arial"/>
+          <w:b/>
+          <w:bCs/>
+          <w:color w:val="2e4da0"/>
+          <w:sz w:val="26"/>
+          <w:szCs w:val="26"/>
+        </w:rPr>
+        <w:t xml:space="preserve">Servidor de Transferência de Ficheiros Multi-utilizador Pessoal</w:t>
+      </w:r>
       <w:r>
         <w:rPr>
           <w:rFonts w:ascii="Arial" w:hAnsi="Arial" w:eastAsia="Arial" w:cs="Arial"/>
@@ -747,42 +784,108 @@
     </w:p>
     <w:p>
       <w:pPr>
-        <w:pBdr/>
+        <w:pBdr>
+          <w:bottom w:val="single" w:color="2e4da0" w:sz="8" w:space="3"/>
+        </w:pBdr>
         <w:spacing w:after="60" w:before="0"/>
         <w:ind/>
         <w:jc w:val="center"/>
-        <w:rPr>
-          <w:rFonts w:ascii="Arial" w:hAnsi="Arial" w:eastAsia="Arial" w:cs="Arial"/>
-          <w:b/>
-          <w:bCs/>
-          <w:color w:val="2e4da0"/>
-          <w:sz w:val="26"/>
-          <w:szCs w:val="26"/>
-          <w:highlight w:val="none"/>
-        </w:rPr>
+        <w:rPr/>
       </w:pPr>
       <w:r>
         <w:rPr>
           <w:rFonts w:ascii="Arial" w:hAnsi="Arial" w:eastAsia="Arial" w:cs="Arial"/>
-          <w:b/>
-          <w:bCs/>
-          <w:color w:val="2e4da0"/>
-          <w:sz w:val="26"/>
-          <w:szCs w:val="26"/>
+          <w:i/>
+          <w:iCs/>
+          <w:color w:val="555555"/>
+          <w:sz w:val="24"/>
+          <w:szCs w:val="24"/>
+          <w:highlight w:val="none"/>
         </w:rPr>
-        <w:t xml:space="preserve">Servidor de Transferência de Ficheiros Multi-utilizador Pessoal</w:t>
+      </w:r>
+      <w:r>
+        <w:rPr>
+          <w:rFonts w:ascii="Arial" w:hAnsi="Arial" w:eastAsia="Arial" w:cs="Arial"/>
+          <w:i/>
+          <w:iCs/>
+          <w:color w:val="555555"/>
+          <w:sz w:val="24"/>
+          <w:szCs w:val="24"/>
+          <w:highlight w:val="none"/>
+        </w:rPr>
       </w:r>
       <w:r/>
     </w:p>
     <w:p>
       <w:pPr>
         <w:pBdr>
+          <w:bottom w:val="single" w:color="2e4da0" w:sz="8" w:space="4"/>
+        </w:pBdr>
+        <w:spacing w:after="60" w:before="0"/>
+        <w:ind/>
+        <w:jc w:val="center"/>
+        <w:rPr>
+          <w:rFonts w:ascii="Arial" w:hAnsi="Arial" w:eastAsia="Arial" w:cs="Arial"/>
+          <w:bCs/>
+          <w:i/>
+          <w:color w:val="555555"/>
+          <w:sz w:val="24"/>
+          <w:szCs w:val="24"/>
+          <w:highlight w:val="none"/>
+        </w:rPr>
+      </w:pPr>
+      <w:r>
+        <w:rPr>
+          <w:rFonts w:ascii="Arial" w:hAnsi="Arial" w:eastAsia="Arial" w:cs="Arial"/>
+          <w:i/>
+          <w:iCs/>
+          <w:color w:val="555555"/>
+          <w:sz w:val="24"/>
+          <w:szCs w:val="24"/>
+        </w:rPr>
+        <w:t xml:space="preserve">com Interface TUI em C (ncurses) e Backend em C via Sockets TCP — v</w:t>
+      </w:r>
+      <w:r>
+        <w:rPr>
+          <w:rFonts w:ascii="Arial" w:hAnsi="Arial" w:eastAsia="Arial" w:cs="Arial"/>
+          <w:i/>
+          <w:iCs/>
+          <w:color w:val="555555"/>
+          <w:sz w:val="24"/>
+          <w:szCs w:val="24"/>
+          <w:lang w:val="pt-BR"/>
+        </w:rPr>
+        <w:t xml:space="preserve">1.0</w:t>
+      </w:r>
+      <w:r>
+        <w:rPr>
+          <w:rFonts w:ascii="Arial" w:hAnsi="Arial" w:eastAsia="Arial" w:cs="Arial"/>
+          <w:bCs/>
+          <w:i/>
+          <w:color w:val="555555"/>
+          <w:sz w:val="24"/>
+          <w:szCs w:val="24"/>
+          <w:highlight w:val="none"/>
+        </w:rPr>
+      </w:r>
+    </w:p>
+    <w:p>
+      <w:pPr>
+        <w:pBdr>
           <w:bottom w:val="single" w:color="2e4da0" w:sz="8" w:space="3"/>
         </w:pBdr>
         <w:spacing w:after="60" w:before="0"/>
         <w:ind/>
         <w:jc w:val="center"/>
-        <w:rPr/>
+        <w:rPr>
+          <w:rFonts w:ascii="Arial" w:hAnsi="Arial" w:eastAsia="Arial" w:cs="Arial"/>
+          <w:bCs/>
+          <w:i/>
+          <w:color w:val="555555"/>
+          <w:sz w:val="24"/>
+          <w:szCs w:val="24"/>
+          <w:highlight w:val="none"/>
+        </w:rPr>
       </w:pPr>
       <w:r>
         <w:rPr>
@@ -809,101 +912,8 @@
       <w:r>
         <w:rPr>
           <w:rFonts w:ascii="Arial" w:hAnsi="Arial" w:eastAsia="Arial" w:cs="Arial"/>
-          <w:i/>
-          <w:iCs/>
-          <w:color w:val="555555"/>
-          <w:sz w:val="24"/>
-          <w:szCs w:val="24"/>
-          <w:highlight w:val="none"/>
-        </w:rPr>
-      </w:r>
-    </w:p>
-    <w:p>
-      <w:pPr>
-        <w:pBdr>
-          <w:bottom w:val="single" w:color="2e4da0" w:sz="8" w:space="4"/>
-        </w:pBdr>
-        <w:spacing w:after="60" w:before="0"/>
-        <w:ind/>
-        <w:jc w:val="center"/>
-        <w:rPr>
-          <w:rFonts w:ascii="Arial" w:hAnsi="Arial" w:eastAsia="Arial" w:cs="Arial"/>
           <w:bCs/>
           <w:i/>
-          <w:color w:val="555555"/>
-          <w:sz w:val="24"/>
-          <w:szCs w:val="24"/>
-          <w:highlight w:val="none"/>
-        </w:rPr>
-      </w:pPr>
-      <w:r>
-        <w:rPr>
-          <w:rFonts w:ascii="Arial" w:hAnsi="Arial" w:eastAsia="Arial" w:cs="Arial"/>
-          <w:i/>
-          <w:iCs/>
-          <w:color w:val="555555"/>
-          <w:sz w:val="24"/>
-          <w:szCs w:val="24"/>
-        </w:rPr>
-        <w:t xml:space="preserve">com Interface TUI em C (ncurses) e Backend em C via Sockets TCP — v0.1 BETA</w:t>
-      </w:r>
-      <w:r>
-        <w:rPr>
-          <w:rFonts w:ascii="Arial" w:hAnsi="Arial" w:eastAsia="Arial" w:cs="Arial"/>
-          <w:bCs/>
-          <w:i/>
-          <w:color w:val="555555"/>
-          <w:sz w:val="24"/>
-          <w:szCs w:val="24"/>
-          <w:highlight w:val="none"/>
-        </w:rPr>
-      </w:r>
-    </w:p>
-    <w:p>
-      <w:pPr>
-        <w:pBdr>
-          <w:bottom w:val="single" w:color="2e4da0" w:sz="8" w:space="3"/>
-        </w:pBdr>
-        <w:spacing w:after="60" w:before="0"/>
-        <w:ind/>
-        <w:jc w:val="center"/>
-        <w:rPr>
-          <w:rFonts w:ascii="Arial" w:hAnsi="Arial" w:eastAsia="Arial" w:cs="Arial"/>
-          <w:bCs/>
-          <w:i/>
-          <w:color w:val="555555"/>
-          <w:sz w:val="24"/>
-          <w:szCs w:val="24"/>
-          <w:highlight w:val="none"/>
-        </w:rPr>
-      </w:pPr>
-      <w:r>
-        <w:rPr>
-          <w:rFonts w:ascii="Arial" w:hAnsi="Arial" w:eastAsia="Arial" w:cs="Arial"/>
-          <w:i/>
-          <w:iCs/>
-          <w:color w:val="555555"/>
-          <w:sz w:val="24"/>
-          <w:szCs w:val="24"/>
-          <w:highlight w:val="none"/>
-        </w:rPr>
-      </w:r>
-      <w:r>
-        <w:rPr>
-          <w:rFonts w:ascii="Arial" w:hAnsi="Arial" w:eastAsia="Arial" w:cs="Arial"/>
-          <w:i/>
-          <w:iCs/>
-          <w:color w:val="555555"/>
-          <w:sz w:val="24"/>
-          <w:szCs w:val="24"/>
-          <w:highlight w:val="none"/>
-        </w:rPr>
-      </w:r>
-      <w:r>
-        <w:rPr>
-          <w:rFonts w:ascii="Arial" w:hAnsi="Arial" w:eastAsia="Arial" w:cs="Arial"/>
-          <w:i/>
-          <w:iCs/>
           <w:color w:val="555555"/>
           <w:sz w:val="24"/>
           <w:szCs w:val="24"/>
@@ -937,6 +947,10 @@
       </w:r>
       <w:r>
         <w:rPr>
+          <w:rFonts w:ascii="Courier New" w:hAnsi="Courier New" w:eastAsia="Courier New" w:cs="Courier New"/>
+          <w:color w:val="1f3080"/>
+          <w:sz w:val="22"/>
+          <w:szCs w:val="22"/>
           <w:highlight w:val="none"/>
         </w:rPr>
       </w:r>
@@ -962,7 +976,7 @@
       <w:hyperlink r:id="rId12" w:tooltip="https://github.com/Afonso-47/PAP-server" w:history="1">
         <w:r>
           <w:rPr>
-            <w:rStyle w:val="737"/>
+            <w:rStyle w:val="1077"/>
             <w:rFonts w:ascii="Courier New" w:hAnsi="Courier New" w:eastAsia="Courier New" w:cs="Courier New"/>
             <w:sz w:val="22"/>
             <w:szCs w:val="22"/>
@@ -970,7 +984,6 @@
           <w:t xml:space="preserve">github.com/Afonso-47</w:t>
         </w:r>
       </w:hyperlink>
-      <w:r/>
       <w:r>
         <w:rPr>
           <w:rFonts w:ascii="Courier New" w:hAnsi="Courier New" w:eastAsia="Courier New" w:cs="Courier New"/>
@@ -980,11 +993,16 @@
           <w:highlight w:val="none"/>
         </w:rPr>
       </w:r>
+      <w:r>
+        <w:rPr>
+          <w:highlight w:val="none"/>
+        </w:rPr>
+      </w:r>
     </w:p>
     <w:p>
       <w:pPr>
         <w:pBdr/>
-        <w:shd w:val="nil"/>
+        <w:shd w:val="nil" w:color="auto"/>
         <w:spacing/>
         <w:ind/>
         <w:rPr/>
@@ -1012,6 +1030,37 @@
           <w:highlight w:val="none"/>
         </w:rPr>
       </w:r>
+      <w:r/>
+    </w:p>
+    <w:p>
+      <w:pPr>
+        <w:pStyle w:val="1084"/>
+        <w:pBdr>
+          <w:bottom w:val="single" w:color="2e4da0" w:sz="6" w:space="4"/>
+        </w:pBdr>
+        <w:spacing w:after="120" w:before="320"/>
+        <w:ind/>
+        <w:rPr>
+          <w:rFonts w:ascii="Arial" w:hAnsi="Arial" w:eastAsia="Arial" w:cs="Arial"/>
+          <w:b/>
+          <w:bCs/>
+          <w:color w:val="2e4da0"/>
+          <w:sz w:val="28"/>
+          <w:szCs w:val="28"/>
+          <w:highlight w:val="none"/>
+        </w:rPr>
+      </w:pPr>
+      <w:r>
+        <w:rPr>
+          <w:rFonts w:ascii="Arial" w:hAnsi="Arial" w:eastAsia="Arial" w:cs="Arial"/>
+          <w:b/>
+          <w:bCs/>
+          <w:color w:val="2e4da0"/>
+          <w:sz w:val="28"/>
+          <w:szCs w:val="28"/>
+        </w:rPr>
+        <w:t xml:space="preserve">1. Breve Descrição do Projeto</w:t>
+      </w:r>
       <w:r>
         <w:rPr>
           <w:rFonts w:ascii="Arial" w:hAnsi="Arial" w:eastAsia="Arial" w:cs="Arial"/>
@@ -1023,37 +1072,6 @@
           <w:highlight w:val="none"/>
         </w:rPr>
       </w:r>
-    </w:p>
-    <w:p>
-      <w:pPr>
-        <w:pStyle w:val="744"/>
-        <w:pBdr>
-          <w:bottom w:val="single" w:color="2e4da0" w:sz="6" w:space="4"/>
-        </w:pBdr>
-        <w:spacing w:after="120" w:before="320"/>
-        <w:ind/>
-        <w:rPr>
-          <w:rFonts w:ascii="Arial" w:hAnsi="Arial" w:eastAsia="Arial" w:cs="Arial"/>
-          <w:b/>
-          <w:bCs/>
-          <w:color w:val="2e4da0"/>
-          <w:sz w:val="28"/>
-          <w:szCs w:val="28"/>
-          <w:highlight w:val="none"/>
-        </w:rPr>
-      </w:pPr>
-      <w:r>
-        <w:rPr>
-          <w:rFonts w:ascii="Arial" w:hAnsi="Arial" w:eastAsia="Arial" w:cs="Arial"/>
-          <w:b/>
-          <w:bCs/>
-          <w:color w:val="2e4da0"/>
-          <w:sz w:val="28"/>
-          <w:szCs w:val="28"/>
-        </w:rPr>
-        <w:t xml:space="preserve">1. Breve Descrição do Projeto</w:t>
-      </w:r>
-      <w:r/>
     </w:p>
     <w:p>
       <w:pPr>
@@ -1130,7 +1148,7 @@
     <w:p>
       <w:pPr>
         <w:pBdr/>
-        <w:shd w:val="nil"/>
+        <w:shd w:val="nil" w:color="auto"/>
         <w:spacing/>
         <w:ind/>
         <w:rPr/>
@@ -1158,6 +1176,37 @@
           <w:highlight w:val="none"/>
         </w:rPr>
       </w:r>
+      <w:r/>
+    </w:p>
+    <w:p>
+      <w:pPr>
+        <w:pStyle w:val="1084"/>
+        <w:pBdr>
+          <w:bottom w:val="single" w:color="2e4da0" w:sz="6" w:space="4"/>
+        </w:pBdr>
+        <w:spacing w:after="120" w:before="320"/>
+        <w:ind/>
+        <w:rPr>
+          <w:rFonts w:ascii="Arial" w:hAnsi="Arial" w:eastAsia="Arial" w:cs="Arial"/>
+          <w:b/>
+          <w:bCs/>
+          <w:color w:val="2e4da0"/>
+          <w:sz w:val="28"/>
+          <w:szCs w:val="28"/>
+          <w:highlight w:val="none"/>
+        </w:rPr>
+      </w:pPr>
+      <w:r>
+        <w:rPr>
+          <w:rFonts w:ascii="Arial" w:hAnsi="Arial" w:eastAsia="Arial" w:cs="Arial"/>
+          <w:b/>
+          <w:bCs/>
+          <w:color w:val="2e4da0"/>
+          <w:sz w:val="28"/>
+          <w:szCs w:val="28"/>
+        </w:rPr>
+        <w:t xml:space="preserve">2. O que Foi Implementado, o que Ficou por Implementar e o que Foi Adicionado</w:t>
+      </w:r>
       <w:r>
         <w:rPr>
           <w:rFonts w:ascii="Arial" w:hAnsi="Arial" w:eastAsia="Arial" w:cs="Arial"/>
@@ -1172,38 +1221,7 @@
     </w:p>
     <w:p>
       <w:pPr>
-        <w:pStyle w:val="744"/>
-        <w:pBdr>
-          <w:bottom w:val="single" w:color="2e4da0" w:sz="6" w:space="4"/>
-        </w:pBdr>
-        <w:spacing w:after="120" w:before="320"/>
-        <w:ind/>
-        <w:rPr>
-          <w:rFonts w:ascii="Arial" w:hAnsi="Arial" w:eastAsia="Arial" w:cs="Arial"/>
-          <w:b/>
-          <w:bCs/>
-          <w:color w:val="2e4da0"/>
-          <w:sz w:val="28"/>
-          <w:szCs w:val="28"/>
-          <w:highlight w:val="none"/>
-        </w:rPr>
-      </w:pPr>
-      <w:r>
-        <w:rPr>
-          <w:rFonts w:ascii="Arial" w:hAnsi="Arial" w:eastAsia="Arial" w:cs="Arial"/>
-          <w:b/>
-          <w:bCs/>
-          <w:color w:val="2e4da0"/>
-          <w:sz w:val="28"/>
-          <w:szCs w:val="28"/>
-        </w:rPr>
-        <w:t xml:space="preserve">2. O que Foi Implementado, o que Ficou por Implementar e o que Foi Adicionado</w:t>
-      </w:r>
-      <w:r/>
-    </w:p>
-    <w:p>
-      <w:pPr>
-        <w:pStyle w:val="745"/>
+        <w:pStyle w:val="1085"/>
         <w:pBdr/>
         <w:spacing w:after="80" w:before="200"/>
         <w:ind/>
@@ -1224,7 +1242,7 @@
     </w:p>
     <w:p>
       <w:pPr>
-        <w:pStyle w:val="736"/>
+        <w:pStyle w:val="1076"/>
         <w:numPr>
           <w:ilvl w:val="0"/>
           <w:numId w:val="2"/>
@@ -1247,7 +1265,7 @@
     </w:p>
     <w:p>
       <w:pPr>
-        <w:pStyle w:val="736"/>
+        <w:pStyle w:val="1076"/>
         <w:numPr>
           <w:ilvl w:val="0"/>
           <w:numId w:val="2"/>
@@ -1270,7 +1288,7 @@
     </w:p>
     <w:p>
       <w:pPr>
-        <w:pStyle w:val="736"/>
+        <w:pStyle w:val="1076"/>
         <w:numPr>
           <w:ilvl w:val="0"/>
           <w:numId w:val="2"/>
@@ -1293,7 +1311,7 @@
     </w:p>
     <w:p>
       <w:pPr>
-        <w:pStyle w:val="736"/>
+        <w:pStyle w:val="1076"/>
         <w:numPr>
           <w:ilvl w:val="0"/>
           <w:numId w:val="2"/>
@@ -1316,7 +1334,7 @@
     </w:p>
     <w:p>
       <w:pPr>
-        <w:pStyle w:val="736"/>
+        <w:pStyle w:val="1076"/>
         <w:numPr>
           <w:ilvl w:val="0"/>
           <w:numId w:val="2"/>
@@ -1339,7 +1357,7 @@
     </w:p>
     <w:p>
       <w:pPr>
-        <w:pStyle w:val="736"/>
+        <w:pStyle w:val="1076"/>
         <w:numPr>
           <w:ilvl w:val="0"/>
           <w:numId w:val="2"/>
@@ -1362,7 +1380,7 @@
     </w:p>
     <w:p>
       <w:pPr>
-        <w:pStyle w:val="736"/>
+        <w:pStyle w:val="1076"/>
         <w:numPr>
           <w:ilvl w:val="0"/>
           <w:numId w:val="2"/>
@@ -1385,7 +1403,7 @@
     </w:p>
     <w:p>
       <w:pPr>
-        <w:pStyle w:val="736"/>
+        <w:pStyle w:val="1076"/>
         <w:numPr>
           <w:ilvl w:val="0"/>
           <w:numId w:val="2"/>
@@ -1408,7 +1426,7 @@
     </w:p>
     <w:p>
       <w:pPr>
-        <w:pStyle w:val="736"/>
+        <w:pStyle w:val="1076"/>
         <w:numPr>
           <w:ilvl w:val="0"/>
           <w:numId w:val="2"/>
@@ -1431,7 +1449,7 @@
     </w:p>
     <w:p>
       <w:pPr>
-        <w:pStyle w:val="736"/>
+        <w:pStyle w:val="1076"/>
         <w:numPr>
           <w:ilvl w:val="0"/>
           <w:numId w:val="2"/>
@@ -1454,7 +1472,7 @@
     </w:p>
     <w:p>
       <w:pPr>
-        <w:pStyle w:val="736"/>
+        <w:pStyle w:val="1076"/>
         <w:numPr>
           <w:ilvl w:val="0"/>
           <w:numId w:val="2"/>
@@ -1477,7 +1495,7 @@
     </w:p>
     <w:p>
       <w:pPr>
-        <w:pStyle w:val="745"/>
+        <w:pStyle w:val="1085"/>
         <w:pBdr/>
         <w:spacing w:after="80" w:before="200"/>
         <w:ind/>
@@ -1498,7 +1516,7 @@
     </w:p>
     <w:p>
       <w:pPr>
-        <w:pStyle w:val="736"/>
+        <w:pStyle w:val="1076"/>
         <w:numPr>
           <w:ilvl w:val="0"/>
           <w:numId w:val="2"/>
@@ -1521,7 +1539,7 @@
     </w:p>
     <w:p>
       <w:pPr>
-        <w:pStyle w:val="736"/>
+        <w:pStyle w:val="1076"/>
         <w:numPr>
           <w:ilvl w:val="0"/>
           <w:numId w:val="2"/>
@@ -1544,7 +1562,7 @@
     </w:p>
     <w:p>
       <w:pPr>
-        <w:pStyle w:val="736"/>
+        <w:pStyle w:val="1076"/>
         <w:numPr>
           <w:ilvl w:val="0"/>
           <w:numId w:val="2"/>
@@ -1567,7 +1585,7 @@
     </w:p>
     <w:p>
       <w:pPr>
-        <w:pStyle w:val="736"/>
+        <w:pStyle w:val="1076"/>
         <w:numPr>
           <w:ilvl w:val="0"/>
           <w:numId w:val="2"/>
@@ -1590,7 +1608,7 @@
     </w:p>
     <w:p>
       <w:pPr>
-        <w:pStyle w:val="736"/>
+        <w:pStyle w:val="1076"/>
         <w:numPr>
           <w:ilvl w:val="0"/>
           <w:numId w:val="2"/>
@@ -1613,7 +1631,7 @@
     </w:p>
     <w:p>
       <w:pPr>
-        <w:pStyle w:val="736"/>
+        <w:pStyle w:val="1076"/>
         <w:numPr>
           <w:ilvl w:val="0"/>
           <w:numId w:val="2"/>
@@ -1636,7 +1654,7 @@
     </w:p>
     <w:p>
       <w:pPr>
-        <w:pStyle w:val="736"/>
+        <w:pStyle w:val="1076"/>
         <w:numPr>
           <w:ilvl w:val="0"/>
           <w:numId w:val="2"/>
@@ -1659,7 +1677,7 @@
     </w:p>
     <w:p>
       <w:pPr>
-        <w:pStyle w:val="736"/>
+        <w:pStyle w:val="1076"/>
         <w:numPr>
           <w:ilvl w:val="0"/>
           <w:numId w:val="2"/>
@@ -1682,7 +1700,7 @@
     </w:p>
     <w:p>
       <w:pPr>
-        <w:pStyle w:val="736"/>
+        <w:pStyle w:val="1076"/>
         <w:numPr>
           <w:ilvl w:val="0"/>
           <w:numId w:val="2"/>
@@ -1705,7 +1723,7 @@
     </w:p>
     <w:p>
       <w:pPr>
-        <w:pStyle w:val="745"/>
+        <w:pStyle w:val="1085"/>
         <w:pBdr/>
         <w:spacing w:after="80" w:before="200"/>
         <w:ind/>
@@ -1726,7 +1744,7 @@
     </w:p>
     <w:p>
       <w:pPr>
-        <w:pStyle w:val="736"/>
+        <w:pStyle w:val="1076"/>
         <w:numPr>
           <w:ilvl w:val="0"/>
           <w:numId w:val="2"/>
@@ -1749,7 +1767,7 @@
     </w:p>
     <w:p>
       <w:pPr>
-        <w:pStyle w:val="736"/>
+        <w:pStyle w:val="1076"/>
         <w:numPr>
           <w:ilvl w:val="0"/>
           <w:numId w:val="2"/>
@@ -1772,7 +1790,7 @@
     </w:p>
     <w:p>
       <w:pPr>
-        <w:pStyle w:val="736"/>
+        <w:pStyle w:val="1076"/>
         <w:numPr>
           <w:ilvl w:val="0"/>
           <w:numId w:val="2"/>
@@ -1796,7 +1814,7 @@
     <w:p>
       <w:pPr>
         <w:pBdr/>
-        <w:shd w:val="nil"/>
+        <w:shd w:val="nil" w:color="auto"/>
         <w:spacing/>
         <w:ind/>
         <w:rPr/>
@@ -1824,6 +1842,37 @@
           <w:highlight w:val="none"/>
         </w:rPr>
       </w:r>
+      <w:r/>
+    </w:p>
+    <w:p>
+      <w:pPr>
+        <w:pStyle w:val="1084"/>
+        <w:pBdr>
+          <w:bottom w:val="single" w:color="2e4da0" w:sz="6" w:space="4"/>
+        </w:pBdr>
+        <w:spacing w:after="120" w:before="320"/>
+        <w:ind/>
+        <w:rPr>
+          <w:rFonts w:ascii="Arial" w:hAnsi="Arial" w:eastAsia="Arial" w:cs="Arial"/>
+          <w:b/>
+          <w:bCs/>
+          <w:color w:val="2e4da0"/>
+          <w:sz w:val="28"/>
+          <w:szCs w:val="28"/>
+          <w:highlight w:val="none"/>
+        </w:rPr>
+      </w:pPr>
+      <w:r>
+        <w:rPr>
+          <w:rFonts w:ascii="Arial" w:hAnsi="Arial" w:eastAsia="Arial" w:cs="Arial"/>
+          <w:b/>
+          <w:bCs/>
+          <w:color w:val="2e4da0"/>
+          <w:sz w:val="28"/>
+          <w:szCs w:val="28"/>
+        </w:rPr>
+        <w:t xml:space="preserve">3. Avaliação do Cumprimento de Prazos (Mapa de GANTT)</w:t>
+      </w:r>
       <w:r>
         <w:rPr>
           <w:rFonts w:ascii="Arial" w:hAnsi="Arial" w:eastAsia="Arial" w:cs="Arial"/>
@@ -1835,37 +1884,6 @@
           <w:highlight w:val="none"/>
         </w:rPr>
       </w:r>
-    </w:p>
-    <w:p>
-      <w:pPr>
-        <w:pStyle w:val="744"/>
-        <w:pBdr>
-          <w:bottom w:val="single" w:color="2e4da0" w:sz="6" w:space="4"/>
-        </w:pBdr>
-        <w:spacing w:after="120" w:before="320"/>
-        <w:ind/>
-        <w:rPr>
-          <w:rFonts w:ascii="Arial" w:hAnsi="Arial" w:eastAsia="Arial" w:cs="Arial"/>
-          <w:b/>
-          <w:bCs/>
-          <w:color w:val="2e4da0"/>
-          <w:sz w:val="28"/>
-          <w:szCs w:val="28"/>
-          <w:highlight w:val="none"/>
-        </w:rPr>
-      </w:pPr>
-      <w:r>
-        <w:rPr>
-          <w:rFonts w:ascii="Arial" w:hAnsi="Arial" w:eastAsia="Arial" w:cs="Arial"/>
-          <w:b/>
-          <w:bCs/>
-          <w:color w:val="2e4da0"/>
-          <w:sz w:val="28"/>
-          <w:szCs w:val="28"/>
-        </w:rPr>
-        <w:t xml:space="preserve">3. Avaliação do Cumprimento de Prazos (Mapa de GANTT)</w:t>
-      </w:r>
-      <w:r/>
     </w:p>
     <w:p>
       <w:pPr>
@@ -2475,7 +2493,7 @@
     </w:p>
     <w:p>
       <w:pPr>
-        <w:pStyle w:val="745"/>
+        <w:pStyle w:val="1085"/>
         <w:pBdr/>
         <w:spacing w:after="80" w:before="200"/>
         <w:ind/>
@@ -2575,7 +2593,26 @@
           <w:sz w:val="24"/>
           <w:szCs w:val="24"/>
         </w:rPr>
-        <w:t xml:space="preserve">Cancelada. O atraso acumulado na Fase 4 e a necessidade de conciliar o projeto com o estágio tornou inviável a implementação das medidas de segurança avançadas. Estas ficam como trabalho futuro para versões posteriores à v0.1 BETA.</w:t>
+        <w:t xml:space="preserve">Cancelada. O atraso acumulado na Fase 4 e a necessidade de conciliar o projeto com o estágio tornou inviável a implementação das medidas de segurança avançadas. Estas ficam como trabalho futuro para versões posteriores à v</w:t>
+      </w:r>
+      <w:r>
+        <w:rPr>
+          <w:rFonts w:ascii="Arial" w:hAnsi="Arial" w:eastAsia="Arial" w:cs="Arial"/>
+          <w:color w:val="000000"/>
+          <w:sz w:val="24"/>
+          <w:szCs w:val="24"/>
+          <w:lang w:val="pt-BR"/>
+        </w:rPr>
+        <w:t xml:space="preserve">1.0</w:t>
+      </w:r>
+      <w:r>
+        <w:rPr>
+          <w:rFonts w:ascii="Arial" w:hAnsi="Arial" w:eastAsia="Arial" w:cs="Arial"/>
+          <w:color w:val="000000"/>
+          <w:sz w:val="24"/>
+          <w:szCs w:val="24"/>
+        </w:rPr>
+        <w:t xml:space="preserve">.</w:t>
       </w:r>
       <w:r/>
     </w:p>
@@ -2604,14 +2641,33 @@
           <w:sz w:val="24"/>
           <w:szCs w:val="24"/>
         </w:rPr>
-        <w:t xml:space="preserve">Em conclusão, conforme previsto. O relatório final e o manual de aplicação (v0.1) estão a ser finalizados e a defesa da PAP será preparada dentro do prazo.</w:t>
+        <w:t xml:space="preserve">Em conclusão, conforme previsto. O relatório final e o manual de aplicação (v</w:t>
+      </w:r>
+      <w:r>
+        <w:rPr>
+          <w:rFonts w:ascii="Arial" w:hAnsi="Arial" w:eastAsia="Arial" w:cs="Arial"/>
+          <w:color w:val="000000"/>
+          <w:sz w:val="24"/>
+          <w:szCs w:val="24"/>
+          <w:lang w:val="pt-BR"/>
+        </w:rPr>
+        <w:t xml:space="preserve">1.0</w:t>
+      </w:r>
+      <w:r>
+        <w:rPr>
+          <w:rFonts w:ascii="Arial" w:hAnsi="Arial" w:eastAsia="Arial" w:cs="Arial"/>
+          <w:color w:val="000000"/>
+          <w:sz w:val="24"/>
+          <w:szCs w:val="24"/>
+        </w:rPr>
+        <w:t xml:space="preserve">) estão a ser finalizados e a defesa da PAP será preparada dentro do prazo.</w:t>
       </w:r>
       <w:r/>
     </w:p>
     <w:p>
       <w:pPr>
         <w:pBdr/>
-        <w:shd w:val="nil"/>
+        <w:shd w:val="nil" w:color="auto"/>
         <w:spacing/>
         <w:ind/>
         <w:rPr/>
@@ -2639,6 +2695,37 @@
           <w:highlight w:val="none"/>
         </w:rPr>
       </w:r>
+      <w:r/>
+    </w:p>
+    <w:p>
+      <w:pPr>
+        <w:pStyle w:val="1084"/>
+        <w:pBdr>
+          <w:bottom w:val="single" w:color="2e4da0" w:sz="6" w:space="4"/>
+        </w:pBdr>
+        <w:spacing w:after="120" w:before="320"/>
+        <w:ind/>
+        <w:rPr>
+          <w:rFonts w:ascii="Arial" w:hAnsi="Arial" w:eastAsia="Arial" w:cs="Arial"/>
+          <w:b/>
+          <w:bCs/>
+          <w:color w:val="2e4da0"/>
+          <w:sz w:val="28"/>
+          <w:szCs w:val="28"/>
+          <w:highlight w:val="none"/>
+        </w:rPr>
+      </w:pPr>
+      <w:r>
+        <w:rPr>
+          <w:rFonts w:ascii="Arial" w:hAnsi="Arial" w:eastAsia="Arial" w:cs="Arial"/>
+          <w:b/>
+          <w:bCs/>
+          <w:color w:val="2e4da0"/>
+          <w:sz w:val="28"/>
+          <w:szCs w:val="28"/>
+        </w:rPr>
+        <w:t xml:space="preserve">4. Evolução entre o Primeiro Protótipo, o Segundo Protótipo e o Projeto Final</w:t>
+      </w:r>
       <w:r>
         <w:rPr>
           <w:rFonts w:ascii="Arial" w:hAnsi="Arial" w:eastAsia="Arial" w:cs="Arial"/>
@@ -2650,37 +2737,6 @@
           <w:highlight w:val="none"/>
         </w:rPr>
       </w:r>
-    </w:p>
-    <w:p>
-      <w:pPr>
-        <w:pStyle w:val="744"/>
-        <w:pBdr>
-          <w:bottom w:val="single" w:color="2e4da0" w:sz="6" w:space="4"/>
-        </w:pBdr>
-        <w:spacing w:after="120" w:before="320"/>
-        <w:ind/>
-        <w:rPr>
-          <w:rFonts w:ascii="Arial" w:hAnsi="Arial" w:eastAsia="Arial" w:cs="Arial"/>
-          <w:b/>
-          <w:bCs/>
-          <w:color w:val="2e4da0"/>
-          <w:sz w:val="28"/>
-          <w:szCs w:val="28"/>
-          <w:highlight w:val="none"/>
-        </w:rPr>
-      </w:pPr>
-      <w:r>
-        <w:rPr>
-          <w:rFonts w:ascii="Arial" w:hAnsi="Arial" w:eastAsia="Arial" w:cs="Arial"/>
-          <w:b/>
-          <w:bCs/>
-          <w:color w:val="2e4da0"/>
-          <w:sz w:val="28"/>
-          <w:szCs w:val="28"/>
-        </w:rPr>
-        <w:t xml:space="preserve">4. Evolução entre o Primeiro Protótipo, o Segundo Protótipo e o Projeto Final</w:t>
-      </w:r>
-      <w:r/>
     </w:p>
     <w:p>
       <w:pPr>
@@ -3287,7 +3343,7 @@
     </w:p>
     <w:p>
       <w:pPr>
-        <w:pStyle w:val="745"/>
+        <w:pStyle w:val="1085"/>
         <w:pBdr/>
         <w:spacing w:after="80" w:before="200"/>
         <w:ind/>
@@ -3380,7 +3436,7 @@
     </w:p>
     <w:p>
       <w:pPr>
-        <w:pStyle w:val="745"/>
+        <w:pStyle w:val="1085"/>
         <w:pBdr/>
         <w:spacing w:after="80" w:before="200"/>
         <w:ind/>
@@ -3473,7 +3529,7 @@
     </w:p>
     <w:p>
       <w:pPr>
-        <w:pStyle w:val="745"/>
+        <w:pStyle w:val="1085"/>
         <w:pBdr/>
         <w:spacing w:after="80" w:before="200"/>
         <w:ind/>
@@ -3488,7 +3544,30 @@
           <w:sz w:val="26"/>
           <w:szCs w:val="26"/>
         </w:rPr>
-        <w:t xml:space="preserve">4.3 Projeto Final (CloudStar v0.1 BETA)</w:t>
+        <w:t xml:space="preserve">4.3 Projeto Final (CloudStar </w:t>
+      </w:r>
+      <w:r>
+        <w:rPr>
+          <w:rFonts w:ascii="Arial" w:hAnsi="Arial" w:eastAsia="Arial" w:cs="Arial"/>
+          <w:b/>
+          <w:bCs/>
+          <w:color w:val="1f3080"/>
+          <w:sz w:val="26"/>
+          <w:szCs w:val="26"/>
+          <w:lang w:val="pt-BR"/>
+        </w:rPr>
+        <w:t xml:space="preserve">v1.0</w:t>
+      </w:r>
+      <w:r>
+        <w:rPr>
+          <w:rFonts w:ascii="Arial" w:hAnsi="Arial" w:eastAsia="Arial" w:cs="Arial"/>
+          <w:b/>
+          <w:bCs/>
+          <w:color w:val="1f3080"/>
+          <w:sz w:val="26"/>
+          <w:szCs w:val="26"/>
+        </w:rPr>
+        <w:t xml:space="preserve">)</w:t>
       </w:r>
       <w:r/>
     </w:p>
@@ -3512,7 +3591,7 @@
     </w:p>
     <w:p>
       <w:pPr>
-        <w:pStyle w:val="736"/>
+        <w:pStyle w:val="1076"/>
         <w:numPr>
           <w:ilvl w:val="0"/>
           <w:numId w:val="2"/>
@@ -3535,7 +3614,7 @@
     </w:p>
     <w:p>
       <w:pPr>
-        <w:pStyle w:val="736"/>
+        <w:pStyle w:val="1076"/>
         <w:numPr>
           <w:ilvl w:val="0"/>
           <w:numId w:val="2"/>
@@ -3558,7 +3637,7 @@
     </w:p>
     <w:p>
       <w:pPr>
-        <w:pStyle w:val="736"/>
+        <w:pStyle w:val="1076"/>
         <w:numPr>
           <w:ilvl w:val="0"/>
           <w:numId w:val="2"/>
@@ -3581,7 +3660,7 @@
     </w:p>
     <w:p>
       <w:pPr>
-        <w:pStyle w:val="736"/>
+        <w:pStyle w:val="1076"/>
         <w:numPr>
           <w:ilvl w:val="0"/>
           <w:numId w:val="2"/>
@@ -3604,7 +3683,7 @@
     </w:p>
     <w:p>
       <w:pPr>
-        <w:pStyle w:val="736"/>
+        <w:pStyle w:val="1076"/>
         <w:numPr>
           <w:ilvl w:val="0"/>
           <w:numId w:val="2"/>
@@ -3645,7 +3724,7 @@
     </w:p>
     <w:p>
       <w:pPr>
-        <w:pStyle w:val="736"/>
+        <w:pStyle w:val="1076"/>
         <w:numPr>
           <w:ilvl w:val="0"/>
           <w:numId w:val="2"/>
@@ -3668,7 +3747,7 @@
     </w:p>
     <w:p>
       <w:pPr>
-        <w:pStyle w:val="736"/>
+        <w:pStyle w:val="1076"/>
         <w:numPr>
           <w:ilvl w:val="0"/>
           <w:numId w:val="2"/>
@@ -3766,7 +3845,7 @@
     <w:p>
       <w:pPr>
         <w:pBdr/>
-        <w:shd w:val="nil"/>
+        <w:shd w:val="nil" w:color="auto"/>
         <w:spacing/>
         <w:ind/>
         <w:rPr/>
@@ -3794,6 +3873,37 @@
           <w:highlight w:val="none"/>
         </w:rPr>
       </w:r>
+      <w:r/>
+    </w:p>
+    <w:p>
+      <w:pPr>
+        <w:pStyle w:val="1084"/>
+        <w:pBdr>
+          <w:bottom w:val="single" w:color="2e4da0" w:sz="6" w:space="4"/>
+        </w:pBdr>
+        <w:spacing w:after="120" w:before="320"/>
+        <w:ind/>
+        <w:rPr>
+          <w:rFonts w:ascii="Arial" w:hAnsi="Arial" w:eastAsia="Arial" w:cs="Arial"/>
+          <w:b/>
+          <w:bCs/>
+          <w:color w:val="2e4da0"/>
+          <w:sz w:val="28"/>
+          <w:szCs w:val="28"/>
+          <w:highlight w:val="none"/>
+        </w:rPr>
+      </w:pPr>
+      <w:r>
+        <w:rPr>
+          <w:rFonts w:ascii="Arial" w:hAnsi="Arial" w:eastAsia="Arial" w:cs="Arial"/>
+          <w:b/>
+          <w:bCs/>
+          <w:color w:val="2e4da0"/>
+          <w:sz w:val="28"/>
+          <w:szCs w:val="28"/>
+        </w:rPr>
+        <w:t xml:space="preserve">5. Empenho, Interesse, Responsabilidade e Autonomia</w:t>
+      </w:r>
       <w:r>
         <w:rPr>
           <w:rFonts w:ascii="Arial" w:hAnsi="Arial" w:eastAsia="Arial" w:cs="Arial"/>
@@ -3805,37 +3915,6 @@
           <w:highlight w:val="none"/>
         </w:rPr>
       </w:r>
-    </w:p>
-    <w:p>
-      <w:pPr>
-        <w:pStyle w:val="744"/>
-        <w:pBdr>
-          <w:bottom w:val="single" w:color="2e4da0" w:sz="6" w:space="4"/>
-        </w:pBdr>
-        <w:spacing w:after="120" w:before="320"/>
-        <w:ind/>
-        <w:rPr>
-          <w:rFonts w:ascii="Arial" w:hAnsi="Arial" w:eastAsia="Arial" w:cs="Arial"/>
-          <w:b/>
-          <w:bCs/>
-          <w:color w:val="2e4da0"/>
-          <w:sz w:val="28"/>
-          <w:szCs w:val="28"/>
-          <w:highlight w:val="none"/>
-        </w:rPr>
-      </w:pPr>
-      <w:r>
-        <w:rPr>
-          <w:rFonts w:ascii="Arial" w:hAnsi="Arial" w:eastAsia="Arial" w:cs="Arial"/>
-          <w:b/>
-          <w:bCs/>
-          <w:color w:val="2e4da0"/>
-          <w:sz w:val="28"/>
-          <w:szCs w:val="28"/>
-        </w:rPr>
-        <w:t xml:space="preserve">5. Empenho, Interesse, Responsabilidade e Autonomia</w:t>
-      </w:r>
-      <w:r/>
     </w:p>
     <w:p>
       <w:pPr>
@@ -3966,7 +4045,7 @@
     <w:p>
       <w:pPr>
         <w:pBdr/>
-        <w:shd w:val="nil"/>
+        <w:shd w:val="nil" w:color="auto"/>
         <w:spacing/>
         <w:ind/>
         <w:rPr/>
@@ -3994,21 +4073,11 @@
           <w:highlight w:val="none"/>
         </w:rPr>
       </w:r>
-      <w:r>
-        <w:rPr>
-          <w:rFonts w:ascii="Arial" w:hAnsi="Arial" w:eastAsia="Arial" w:cs="Arial"/>
-          <w:b/>
-          <w:bCs/>
-          <w:color w:val="2e4da0"/>
-          <w:sz w:val="28"/>
-          <w:szCs w:val="28"/>
-          <w:highlight w:val="none"/>
-        </w:rPr>
-      </w:r>
+      <w:r/>
     </w:p>
     <w:p>
       <w:pPr>
-        <w:pStyle w:val="744"/>
+        <w:pStyle w:val="1084"/>
         <w:pBdr>
           <w:bottom w:val="single" w:color="2e4da0" w:sz="6" w:space="4"/>
         </w:pBdr>
@@ -4047,11 +4116,21 @@
         </w:rPr>
         <w:t xml:space="preserve">. Outras Considerações</w:t>
       </w:r>
-      <w:r/>
+      <w:r>
+        <w:rPr>
+          <w:rFonts w:ascii="Arial" w:hAnsi="Arial" w:eastAsia="Arial" w:cs="Arial"/>
+          <w:b/>
+          <w:bCs/>
+          <w:color w:val="2e4da0"/>
+          <w:sz w:val="28"/>
+          <w:szCs w:val="28"/>
+          <w:highlight w:val="none"/>
+        </w:rPr>
+      </w:r>
     </w:p>
     <w:p>
       <w:pPr>
-        <w:pStyle w:val="745"/>
+        <w:pStyle w:val="1085"/>
         <w:pBdr/>
         <w:spacing w:after="80" w:before="200"/>
         <w:ind/>
@@ -4111,7 +4190,7 @@
     </w:p>
     <w:p>
       <w:pPr>
-        <w:pStyle w:val="745"/>
+        <w:pStyle w:val="1085"/>
         <w:pBdr/>
         <w:spacing w:after="80" w:before="200"/>
         <w:ind/>
@@ -4162,7 +4241,7 @@
     </w:p>
     <w:p>
       <w:pPr>
-        <w:pStyle w:val="745"/>
+        <w:pStyle w:val="1085"/>
         <w:pBdr/>
         <w:spacing w:after="80" w:before="200"/>
         <w:ind/>
@@ -4222,7 +4301,7 @@
     </w:p>
     <w:p>
       <w:pPr>
-        <w:pStyle w:val="745"/>
+        <w:pStyle w:val="1085"/>
         <w:pBdr/>
         <w:spacing w:after="80" w:before="200"/>
         <w:ind/>
@@ -4276,13 +4355,52 @@
           <w:sz w:val="24"/>
           <w:szCs w:val="24"/>
         </w:rPr>
-        <w:t xml:space="preserve"> uso pessoal e pequenos grupos, não incluindo threading. O backend em C está arquitetado para gerir sessões de forma eficiente dentro deste âmbito. A implementação de threads para suporte a múltiplos clientes simultâneos está prevista para versões futuras.</w:t>
+        <w:t xml:space="preserve"> uso pessoal e pequenos grupos, não incluindo threading. O backend em C está arquitetado para gerir sessões de forma eficiente dentro deste âmbito. A implementação de threads para suporte a múltiplos clientes simultâneos </w:t>
+      </w:r>
+      <w:r>
+        <w:rPr>
+          <w:rFonts w:ascii="Arial" w:hAnsi="Arial" w:eastAsia="Arial" w:cs="Arial"/>
+          <w:color w:val="000000"/>
+          <w:sz w:val="24"/>
+          <w:szCs w:val="24"/>
+          <w:lang w:val="pt-BR"/>
+        </w:rPr>
+        <w:t xml:space="preserve">foi implementada na vers</w:t>
+      </w:r>
+      <w:r>
+        <w:rPr>
+          <w:rFonts w:ascii="Arial" w:hAnsi="Arial" w:eastAsia="Arial" w:cs="Arial"/>
+          <w:color w:val="000000"/>
+          <w:sz w:val="24"/>
+          <w:szCs w:val="24"/>
+          <w:lang w:val="pt-BR"/>
+        </w:rPr>
+        <w:t xml:space="preserve">ão 1.0 que est</w:t>
+      </w:r>
+      <w:r>
+        <w:rPr>
+          <w:rFonts w:ascii="Arial" w:hAnsi="Arial" w:eastAsia="Arial" w:cs="Arial"/>
+          <w:color w:val="000000"/>
+          <w:sz w:val="24"/>
+          <w:szCs w:val="24"/>
+          <w:lang w:val="pt-BR"/>
+        </w:rPr>
+        <w:t xml:space="preserve">á entregue com este documento</w:t>
+      </w:r>
+      <w:r>
+        <w:rPr>
+          <w:rFonts w:ascii="Arial" w:hAnsi="Arial" w:eastAsia="Arial" w:cs="Arial"/>
+          <w:color w:val="000000"/>
+          <w:sz w:val="24"/>
+          <w:szCs w:val="24"/>
+        </w:rPr>
+        <w:t xml:space="preserve">.</w:t>
       </w:r>
       <w:r/>
     </w:p>
     <w:p>
       <w:pPr>
-        <w:pStyle w:val="745"/>
+        <w:pStyle w:val="1085"/>
         <w:pBdr/>
         <w:spacing w:after="80" w:before="200"/>
         <w:ind/>
@@ -4343,7 +4461,7 @@
     <w:p>
       <w:pPr>
         <w:pBdr/>
-        <w:shd w:val="nil"/>
+        <w:shd w:val="nil" w:color="auto"/>
         <w:spacing/>
         <w:ind/>
         <w:rPr/>
@@ -4371,21 +4489,11 @@
           <w:highlight w:val="none"/>
         </w:rPr>
       </w:r>
-      <w:r>
-        <w:rPr>
-          <w:rFonts w:ascii="Arial" w:hAnsi="Arial" w:eastAsia="Arial" w:cs="Arial"/>
-          <w:b/>
-          <w:bCs/>
-          <w:color w:val="2e4da0"/>
-          <w:sz w:val="28"/>
-          <w:szCs w:val="28"/>
-          <w:highlight w:val="none"/>
-        </w:rPr>
-      </w:r>
+      <w:r/>
     </w:p>
     <w:p>
       <w:pPr>
-        <w:pStyle w:val="744"/>
+        <w:pStyle w:val="1084"/>
         <w:pBdr>
           <w:bottom w:val="single" w:color="2e4da0" w:sz="6" w:space="4"/>
         </w:pBdr>
@@ -4424,11 +4532,21 @@
         </w:rPr>
         <w:t xml:space="preserve">. Indicações Precisas para Testagem do Projeto Final</w:t>
       </w:r>
-      <w:r/>
+      <w:r>
+        <w:rPr>
+          <w:rFonts w:ascii="Arial" w:hAnsi="Arial" w:eastAsia="Arial" w:cs="Arial"/>
+          <w:b/>
+          <w:bCs/>
+          <w:color w:val="2e4da0"/>
+          <w:sz w:val="28"/>
+          <w:szCs w:val="28"/>
+          <w:highlight w:val="none"/>
+        </w:rPr>
+      </w:r>
     </w:p>
     <w:p>
       <w:pPr>
-        <w:pStyle w:val="745"/>
+        <w:pStyle w:val="1085"/>
         <w:pBdr/>
         <w:spacing w:after="80" w:before="200"/>
         <w:ind/>
@@ -5452,7 +5570,7 @@
     </w:p>
     <w:p>
       <w:pPr>
-        <w:pStyle w:val="745"/>
+        <w:pStyle w:val="1085"/>
         <w:pBdr/>
         <w:spacing w:after="80" w:before="200"/>
         <w:ind/>
@@ -5485,7 +5603,7 @@
     </w:p>
     <w:p>
       <w:pPr>
-        <w:pStyle w:val="736"/>
+        <w:pStyle w:val="1076"/>
         <w:numPr>
           <w:ilvl w:val="0"/>
           <w:numId w:val="2"/>
@@ -5519,7 +5637,7 @@
     </w:p>
     <w:p>
       <w:pPr>
-        <w:pStyle w:val="736"/>
+        <w:pStyle w:val="1076"/>
         <w:numPr>
           <w:ilvl w:val="0"/>
           <w:numId w:val="2"/>
@@ -5553,7 +5671,7 @@
     </w:p>
     <w:p>
       <w:pPr>
-        <w:pStyle w:val="745"/>
+        <w:pStyle w:val="1085"/>
         <w:pBdr/>
         <w:spacing w:after="80" w:before="200"/>
         <w:ind/>
@@ -5613,7 +5731,7 @@
     </w:p>
     <w:p>
       <w:pPr>
-        <w:pStyle w:val="736"/>
+        <w:pStyle w:val="1076"/>
         <w:numPr>
           <w:ilvl w:val="0"/>
           <w:numId w:val="2"/>
@@ -5636,7 +5754,7 @@
     </w:p>
     <w:p>
       <w:pPr>
-        <w:pStyle w:val="736"/>
+        <w:pStyle w:val="1076"/>
         <w:numPr>
           <w:ilvl w:val="0"/>
           <w:numId w:val="2"/>
@@ -5677,7 +5795,7 @@
     </w:p>
     <w:p>
       <w:pPr>
-        <w:pStyle w:val="745"/>
+        <w:pStyle w:val="1085"/>
         <w:pBdr/>
         <w:spacing w:after="80" w:before="200"/>
         <w:ind/>
@@ -5821,7 +5939,7 @@
     </w:p>
     <w:p>
       <w:pPr>
-        <w:pStyle w:val="745"/>
+        <w:pStyle w:val="1085"/>
         <w:pBdr/>
         <w:spacing w:after="80" w:before="200"/>
         <w:ind/>
@@ -5910,7 +6028,7 @@
     </w:p>
     <w:p>
       <w:pPr>
-        <w:pStyle w:val="745"/>
+        <w:pStyle w:val="1085"/>
         <w:pBdr/>
         <w:spacing w:after="80" w:before="200"/>
         <w:ind/>
@@ -6036,7 +6154,7 @@
     </w:p>
     <w:p>
       <w:pPr>
-        <w:pStyle w:val="745"/>
+        <w:pStyle w:val="1085"/>
         <w:pBdr/>
         <w:spacing w:after="80" w:before="200"/>
         <w:ind/>
@@ -6276,7 +6394,7 @@
     </w:p>
     <w:p>
       <w:pPr>
-        <w:pStyle w:val="745"/>
+        <w:pStyle w:val="1085"/>
         <w:pBdr/>
         <w:spacing w:after="80" w:before="200"/>
         <w:ind/>
@@ -6931,7 +7049,7 @@
     </w:p>
     <w:p>
       <w:pPr>
-        <w:pStyle w:val="745"/>
+        <w:pStyle w:val="1085"/>
         <w:pBdr/>
         <w:spacing w:after="80" w:before="200"/>
         <w:ind/>
@@ -7064,14 +7182,44 @@
           <w:color w:val="000000"/>
           <w:sz w:val="24"/>
           <w:szCs w:val="24"/>
+          <w:lang w:val="pt-BR"/>
         </w:rPr>
-        <w:t xml:space="preserve">A v0.1 BETA é otimizada para uso pessoal e pequenos grupos. Threading para sessões simultâneas está previsto para versões futuras.</w:t>
+        <w:t xml:space="preserve">Sim, em teoria. A implementaç</w:t>
+      </w:r>
+      <w:r>
+        <w:rPr>
+          <w:rFonts w:ascii="Arial" w:hAnsi="Arial" w:eastAsia="Arial" w:cs="Arial"/>
+          <w:color w:val="000000"/>
+          <w:sz w:val="24"/>
+          <w:szCs w:val="24"/>
+          <w:lang w:val="pt-BR"/>
+        </w:rPr>
+        <w:t xml:space="preserve">ão de threads para suportar m</w:t>
+      </w:r>
+      <w:r>
+        <w:rPr>
+          <w:rFonts w:ascii="Arial" w:hAnsi="Arial" w:eastAsia="Arial" w:cs="Arial"/>
+          <w:color w:val="000000"/>
+          <w:sz w:val="24"/>
+          <w:szCs w:val="24"/>
+          <w:lang w:val="pt-BR"/>
+        </w:rPr>
+        <w:t xml:space="preserve">últiplos utilizadores concorrentes foi desenvolvida e implementada mas nunca foi testada com mais de dois utilizadores.</w:t>
+      </w:r>
+      <w:r>
+        <w:rPr>
+          <w:rFonts w:ascii="Arial" w:hAnsi="Arial" w:eastAsia="Arial" w:cs="Arial"/>
+          <w:color w:val="000000"/>
+          <w:sz w:val="24"/>
+          <w:szCs w:val="24"/>
+          <w:lang w:val="pt-BR"/>
+        </w:rPr>
       </w:r>
       <w:r/>
     </w:p>
     <w:p>
       <w:pPr>
-        <w:pStyle w:val="745"/>
+        <w:pStyle w:val="1085"/>
         <w:pBdr/>
         <w:spacing w:after="80" w:before="200"/>
         <w:ind/>
@@ -7184,7 +7332,6 @@
         <w:ind/>
         <w:rPr/>
       </w:pPr>
-      <w:r/>
       <w:r>
         <w:separator/>
       </w:r>
@@ -7199,7 +7346,6 @@
         <w:ind/>
         <w:rPr/>
       </w:pPr>
-      <w:r/>
       <w:r>
         <w:continuationSeparator/>
       </w:r>
@@ -7213,7 +7359,7 @@
 <w:ftr xmlns:wpc="http://schemas.microsoft.com/office/word/2010/wordprocessingCanvas" xmlns:mc="http://schemas.openxmlformats.org/markup-compatibility/2006" xmlns:o="urn:schemas-microsoft-com:office:office" xmlns:r="http://schemas.openxmlformats.org/officeDocument/2006/relationships" xmlns:m="http://schemas.openxmlformats.org/officeDocument/2006/math" xmlns:v="urn:schemas-microsoft-com:vml" xmlns:wp14="http://schemas.microsoft.com/office/word/2010/wordprocessingDrawing" xmlns:wp="http://schemas.openxmlformats.org/drawingml/2006/wordprocessingDrawing" xmlns:w10="urn:schemas-microsoft-com:office:word" xmlns:w="http://schemas.openxmlformats.org/wordprocessingml/2006/main" xmlns:w14="http://schemas.microsoft.com/office/word/2010/wordml" xmlns:w15="http://schemas.microsoft.com/office/word/2012/wordml" xmlns:wpg="http://schemas.microsoft.com/office/word/2010/wordprocessingGroup" xmlns:wpi="http://schemas.microsoft.com/office/word/2010/wordprocessingInk" xmlns:wne="http://schemas.microsoft.com/office/word/2006/wordml" xmlns:a="http://schemas.openxmlformats.org/drawingml/2006/main" xmlns:wps="http://schemas.microsoft.com/office/word/2010/wordprocessingShape" mc:Ignorable="w14 w15 wp14">
   <w:p>
     <w:pPr>
-      <w:pStyle w:val="170"/>
+      <w:pStyle w:val="1048"/>
       <w:pBdr/>
       <w:spacing/>
       <w:ind/>
@@ -7382,30 +7528,6 @@
     </w:r>
     <w:r>
       <w:rPr>
-        <w:rFonts w:ascii="Arial Narrow" w:hAnsi="Arial Narrow" w:eastAsia="Arial Narrow" w:cs="Arial Narrow"/>
-        <w:b w:val="0"/>
-        <w:bCs w:val="0"/>
-        <w:color w:val="000000"/>
-        <w:sz w:val="16"/>
-        <w:szCs w:val="16"/>
-        <w:highlight w:val="none"/>
-        <w:u w:val="none"/>
-      </w:rPr>
-    </w:r>
-    <w:r>
-      <w:rPr>
-        <w:rFonts w:ascii="Arial Narrow" w:hAnsi="Arial Narrow" w:eastAsia="Arial Narrow" w:cs="Arial Narrow"/>
-        <w:b w:val="0"/>
-        <w:bCs w:val="0"/>
-        <w:color w:val="000000"/>
-        <w:sz w:val="16"/>
-        <w:szCs w:val="16"/>
-        <w:highlight w:val="none"/>
-        <w:u w:val="none"/>
-      </w:rPr>
-    </w:r>
-    <w:r>
-      <w:rPr>
         <w:rFonts w:ascii="Arial" w:hAnsi="Arial" w:eastAsia="Arial" w:cs="Arial"/>
         <w:color w:val="555555"/>
         <w:sz w:val="18"/>
@@ -7413,10 +7535,19 @@
         <w:highlight w:val="none"/>
       </w:rPr>
     </w:r>
+    <w:r>
+      <w:rPr>
+        <w:rFonts w:ascii="Arial" w:hAnsi="Arial" w:eastAsia="Arial" w:cs="Arial"/>
+        <w:color w:val="555555"/>
+        <w:sz w:val="18"/>
+        <w:szCs w:val="18"/>
+        <w:highlight w:val="none"/>
+      </w:rPr>
+    </w:r>
   </w:p>
   <w:p>
     <w:pPr>
-      <w:pStyle w:val="170"/>
+      <w:pStyle w:val="1048"/>
       <w:pBdr/>
       <w:spacing/>
       <w:ind/>
@@ -7482,7 +7613,7 @@
                     <pic:spPr bwMode="auto">
                       <a:xfrm rot="0" flipH="0" flipV="0">
                         <a:off x="0" y="0"/>
-                        <a:ext cx="3653998" cy="456750"/>
+                        <a:ext cx="3653997" cy="456750"/>
                       </a:xfrm>
                       <a:prstGeom prst="rect">
                         <a:avLst/>
@@ -7552,7 +7683,7 @@
   </w:p>
   <w:p>
     <w:pPr>
-      <w:pStyle w:val="170"/>
+      <w:pStyle w:val="1048"/>
       <w:pBdr/>
       <w:spacing/>
       <w:ind/>
@@ -7611,7 +7742,7 @@
   </w:p>
   <w:p>
     <w:pPr>
-      <w:pStyle w:val="170"/>
+      <w:pStyle w:val="1048"/>
       <w:pBdr/>
       <w:spacing/>
       <w:ind/>
@@ -7709,7 +7840,7 @@
   </w:p>
   <w:p>
     <w:pPr>
-      <w:pStyle w:val="170"/>
+      <w:pStyle w:val="1048"/>
       <w:pBdr/>
       <w:spacing/>
       <w:ind/>
@@ -7761,28 +7892,6 @@
         <w:szCs w:val="16"/>
         <w:highlight w:val="none"/>
         <w:u w:val="none"/>
-      </w:rPr>
-    </w:r>
-    <w:r>
-      <w:rPr>
-        <w:rFonts w:ascii="Arial Narrow" w:hAnsi="Arial Narrow" w:eastAsia="Arial Narrow" w:cs="Arial Narrow"/>
-        <w:b w:val="0"/>
-        <w:bCs w:val="0"/>
-        <w:color w:val="767171" w:themeColor="background2" w:themeShade="80"/>
-        <w:sz w:val="16"/>
-        <w:szCs w:val="16"/>
-        <w:highlight w:val="none"/>
-        <w:u w:val="none"/>
-      </w:rPr>
-    </w:r>
-    <w:r>
-      <w:rPr>
-        <w:highlight w:val="none"/>
-      </w:rPr>
-    </w:r>
-    <w:r>
-      <w:rPr>
-        <w:highlight w:val="none"/>
       </w:rPr>
     </w:r>
     <w:r>
@@ -7811,7 +7920,6 @@
         <w:ind/>
         <w:rPr/>
       </w:pPr>
-      <w:r/>
       <w:r>
         <w:separator/>
       </w:r>
@@ -7826,7 +7934,6 @@
         <w:ind/>
         <w:rPr/>
       </w:pPr>
-      <w:r/>
       <w:r>
         <w:continuationSeparator/>
       </w:r>
@@ -8429,6 +8536,18 @@
       </mc:AlternateContent>
     </w:r>
     <w:r/>
+  </w:p>
+  <w:p>
+    <w:pPr>
+      <w:pBdr>
+        <w:bottom w:val="single" w:color="2e4da0" w:sz="4" w:space="3"/>
+      </w:pBdr>
+      <w:spacing w:after="80" w:before="0"/>
+      <w:ind/>
+      <w:rPr/>
+    </w:pPr>
+    <w:r/>
+    <w:r/>
     <w:r/>
   </w:p>
   <w:p>
@@ -8440,57 +8559,8 @@
       <w:ind/>
       <w:rPr/>
     </w:pPr>
-    <w:r>
-      <w:rPr>
-        <w:rFonts w:ascii="Arial" w:hAnsi="Arial" w:eastAsia="Arial" w:cs="Arial"/>
-        <w:color w:val="555555"/>
-        <w:sz w:val="18"/>
-        <w:szCs w:val="18"/>
-        <w:highlight w:val="none"/>
-      </w:rPr>
-    </w:r>
-    <w:r>
-      <w:rPr>
-        <w:rFonts w:ascii="Arial" w:hAnsi="Arial" w:eastAsia="Arial" w:cs="Arial"/>
-        <w:color w:val="555555"/>
-        <w:sz w:val="18"/>
-        <w:szCs w:val="18"/>
-        <w:highlight w:val="none"/>
-      </w:rPr>
-    </w:r>
-    <w:r>
-      <w:rPr>
-        <w:rFonts w:ascii="Arial" w:hAnsi="Arial" w:eastAsia="Arial" w:cs="Arial"/>
-        <w:color w:val="555555"/>
-        <w:sz w:val="18"/>
-        <w:szCs w:val="18"/>
-        <w:highlight w:val="none"/>
-      </w:rPr>
-    </w:r>
-  </w:p>
-  <w:p>
-    <w:pPr>
-      <w:pBdr>
-        <w:bottom w:val="single" w:color="2e4da0" w:sz="4" w:space="4"/>
-      </w:pBdr>
-      <w:spacing w:after="80" w:before="0"/>
-      <w:ind/>
-      <w:rPr>
-        <w:rFonts w:ascii="Arial" w:hAnsi="Arial" w:eastAsia="Arial" w:cs="Arial"/>
-        <w:color w:val="555555"/>
-        <w:sz w:val="18"/>
-        <w:szCs w:val="18"/>
-        <w:highlight w:val="none"/>
-      </w:rPr>
-    </w:pPr>
-    <w:r>
-      <w:rPr>
-        <w:rFonts w:ascii="Arial" w:hAnsi="Arial" w:eastAsia="Arial" w:cs="Arial"/>
-        <w:color w:val="555555"/>
-        <w:sz w:val="18"/>
-        <w:szCs w:val="18"/>
-      </w:rPr>
-    </w:r>
+    <w:r/>
+    <w:r/>
     <w:r/>
   </w:p>
 </w:hdr>
@@ -8926,7 +8996,7 @@
     <w:lsdException w:name="Bibliography" w:uiPriority="37"/>
     <w:lsdException w:name="TOC Heading" w:uiPriority="39" w:qFormat="1"/>
   </w:latentStyles>
-  <w:style w:type="table" w:styleId="11" w:default="1">
+  <w:style w:type="table" w:styleId="897" w:default="1">
     <w:name w:val="Normal Table"/>
     <w:uiPriority w:val="99"/>
     <w:semiHidden/>
@@ -9119,9 +9189,9 @@
       </w:tcPr>
     </w:tblStylePr>
   </w:style>
-  <w:style w:type="table" w:styleId="12">
+  <w:style w:type="table" w:styleId="898">
     <w:name w:val="Table Grid"/>
-    <w:basedOn w:val="11"/>
+    <w:basedOn w:val="897"/>
     <w:uiPriority w:val="59"/>
     <w:pPr>
       <w:pBdr/>
@@ -9318,9 +9388,9 @@
       </w:tcPr>
     </w:tblStylePr>
   </w:style>
-  <w:style w:type="table" w:styleId="13">
+  <w:style w:type="table" w:styleId="899">
     <w:name w:val="Table Grid Light"/>
-    <w:basedOn w:val="11"/>
+    <w:basedOn w:val="897"/>
     <w:uiPriority w:val="59"/>
     <w:pPr>
       <w:pBdr/>
@@ -9517,9 +9587,9 @@
       </w:tcPr>
     </w:tblStylePr>
   </w:style>
-  <w:style w:type="table" w:styleId="14">
+  <w:style w:type="table" w:styleId="900">
     <w:name w:val="Plain Table 1"/>
-    <w:basedOn w:val="11"/>
+    <w:basedOn w:val="897"/>
     <w:uiPriority w:val="59"/>
     <w:pPr>
       <w:pBdr/>
@@ -9742,9 +9812,9 @@
       </w:tcPr>
     </w:tblStylePr>
   </w:style>
-  <w:style w:type="table" w:styleId="15">
+  <w:style w:type="table" w:styleId="901">
     <w:name w:val="Plain Table 2"/>
-    <w:basedOn w:val="11"/>
+    <w:basedOn w:val="897"/>
     <w:uiPriority w:val="59"/>
     <w:pPr>
       <w:pBdr/>
@@ -9975,9 +10045,9 @@
       </w:tcPr>
     </w:tblStylePr>
   </w:style>
-  <w:style w:type="table" w:styleId="16">
+  <w:style w:type="table" w:styleId="902">
     <w:name w:val="Plain Table 3"/>
-    <w:basedOn w:val="11"/>
+    <w:basedOn w:val="897"/>
     <w:uiPriority w:val="99"/>
     <w:pPr>
       <w:pBdr/>
@@ -10205,9 +10275,9 @@
       </w:tcPr>
     </w:tblStylePr>
   </w:style>
-  <w:style w:type="table" w:styleId="17">
+  <w:style w:type="table" w:styleId="903">
     <w:name w:val="Plain Table 4"/>
-    <w:basedOn w:val="11"/>
+    <w:basedOn w:val="897"/>
     <w:uiPriority w:val="99"/>
     <w:pPr>
       <w:pBdr/>
@@ -10421,9 +10491,9 @@
       </w:tcPr>
     </w:tblStylePr>
   </w:style>
-  <w:style w:type="table" w:styleId="18">
+  <w:style w:type="table" w:styleId="904">
     <w:name w:val="Plain Table 5"/>
-    <w:basedOn w:val="11"/>
+    <w:basedOn w:val="897"/>
     <w:uiPriority w:val="99"/>
     <w:pPr>
       <w:pBdr/>
@@ -10654,9 +10724,9 @@
       </w:tcPr>
     </w:tblStylePr>
   </w:style>
-  <w:style w:type="table" w:styleId="19">
+  <w:style w:type="table" w:styleId="905">
     <w:name w:val="Grid Table 1 Light"/>
-    <w:basedOn w:val="11"/>
+    <w:basedOn w:val="897"/>
     <w:uiPriority w:val="99"/>
     <w:pPr>
       <w:pBdr/>
@@ -10877,9 +10947,9 @@
       </w:tcPr>
     </w:tblStylePr>
   </w:style>
-  <w:style w:type="table" w:styleId="20">
+  <w:style w:type="table" w:styleId="906">
     <w:name w:val="Grid Table 1 Light - Accent 1"/>
-    <w:basedOn w:val="11"/>
+    <w:basedOn w:val="897"/>
     <w:uiPriority w:val="99"/>
     <w:pPr>
       <w:pBdr/>
@@ -11100,9 +11170,9 @@
       </w:tcPr>
     </w:tblStylePr>
   </w:style>
-  <w:style w:type="table" w:styleId="21">
+  <w:style w:type="table" w:styleId="907">
     <w:name w:val="Grid Table 1 Light - Accent 2"/>
-    <w:basedOn w:val="11"/>
+    <w:basedOn w:val="897"/>
     <w:uiPriority w:val="99"/>
     <w:pPr>
       <w:pBdr/>
@@ -11323,9 +11393,9 @@
       </w:tcPr>
     </w:tblStylePr>
   </w:style>
-  <w:style w:type="table" w:styleId="22">
+  <w:style w:type="table" w:styleId="908">
     <w:name w:val="Grid Table 1 Light - Accent 3"/>
-    <w:basedOn w:val="11"/>
+    <w:basedOn w:val="897"/>
     <w:uiPriority w:val="99"/>
     <w:pPr>
       <w:pBdr/>
@@ -11546,9 +11616,9 @@
       </w:tcPr>
     </w:tblStylePr>
   </w:style>
-  <w:style w:type="table" w:styleId="23">
+  <w:style w:type="table" w:styleId="909">
     <w:name w:val="Grid Table 1 Light - Accent 4"/>
-    <w:basedOn w:val="11"/>
+    <w:basedOn w:val="897"/>
     <w:uiPriority w:val="99"/>
     <w:pPr>
       <w:pBdr/>
@@ -11769,9 +11839,9 @@
       </w:tcPr>
     </w:tblStylePr>
   </w:style>
-  <w:style w:type="table" w:styleId="24">
+  <w:style w:type="table" w:styleId="910">
     <w:name w:val="Grid Table 1 Light - Accent 5"/>
-    <w:basedOn w:val="11"/>
+    <w:basedOn w:val="897"/>
     <w:uiPriority w:val="99"/>
     <w:pPr>
       <w:pBdr/>
@@ -11992,9 +12062,9 @@
       </w:tcPr>
     </w:tblStylePr>
   </w:style>
-  <w:style w:type="table" w:styleId="25">
+  <w:style w:type="table" w:styleId="911">
     <w:name w:val="Grid Table 1 Light - Accent 6"/>
-    <w:basedOn w:val="11"/>
+    <w:basedOn w:val="897"/>
     <w:uiPriority w:val="99"/>
     <w:pPr>
       <w:pBdr/>
@@ -12215,9 +12285,9 @@
       </w:tcPr>
     </w:tblStylePr>
   </w:style>
-  <w:style w:type="table" w:styleId="26">
+  <w:style w:type="table" w:styleId="912">
     <w:name w:val="Grid Table 2"/>
-    <w:basedOn w:val="11"/>
+    <w:basedOn w:val="897"/>
     <w:uiPriority w:val="99"/>
     <w:pPr>
       <w:pBdr/>
@@ -12447,9 +12517,9 @@
       </w:tcPr>
     </w:tblStylePr>
   </w:style>
-  <w:style w:type="table" w:styleId="27">
+  <w:style w:type="table" w:styleId="913">
     <w:name w:val="Grid Table 2 - Accent 1"/>
-    <w:basedOn w:val="11"/>
+    <w:basedOn w:val="897"/>
     <w:uiPriority w:val="99"/>
     <w:pPr>
       <w:pBdr/>
@@ -12679,9 +12749,9 @@
       </w:tcPr>
     </w:tblStylePr>
   </w:style>
-  <w:style w:type="table" w:styleId="28">
+  <w:style w:type="table" w:styleId="914">
     <w:name w:val="Grid Table 2 - Accent 2"/>
-    <w:basedOn w:val="11"/>
+    <w:basedOn w:val="897"/>
     <w:uiPriority w:val="99"/>
     <w:pPr>
       <w:pBdr/>
@@ -12911,9 +12981,9 @@
       </w:tcPr>
     </w:tblStylePr>
   </w:style>
-  <w:style w:type="table" w:styleId="29">
+  <w:style w:type="table" w:styleId="915">
     <w:name w:val="Grid Table 2 - Accent 3"/>
-    <w:basedOn w:val="11"/>
+    <w:basedOn w:val="897"/>
     <w:uiPriority w:val="99"/>
     <w:pPr>
       <w:pBdr/>
@@ -13143,9 +13213,9 @@
       </w:tcPr>
     </w:tblStylePr>
   </w:style>
-  <w:style w:type="table" w:styleId="30">
+  <w:style w:type="table" w:styleId="916">
     <w:name w:val="Grid Table 2 - Accent 4"/>
-    <w:basedOn w:val="11"/>
+    <w:basedOn w:val="897"/>
     <w:uiPriority w:val="99"/>
     <w:pPr>
       <w:pBdr/>
@@ -13375,9 +13445,9 @@
       </w:tcPr>
     </w:tblStylePr>
   </w:style>
-  <w:style w:type="table" w:styleId="31">
+  <w:style w:type="table" w:styleId="917">
     <w:name w:val="Grid Table 2 - Accent 5"/>
-    <w:basedOn w:val="11"/>
+    <w:basedOn w:val="897"/>
     <w:uiPriority w:val="99"/>
     <w:pPr>
       <w:pBdr/>
@@ -13607,9 +13677,9 @@
       </w:tcPr>
     </w:tblStylePr>
   </w:style>
-  <w:style w:type="table" w:styleId="32">
+  <w:style w:type="table" w:styleId="918">
     <w:name w:val="Grid Table 2 - Accent 6"/>
-    <w:basedOn w:val="11"/>
+    <w:basedOn w:val="897"/>
     <w:uiPriority w:val="99"/>
     <w:pPr>
       <w:pBdr/>
@@ -13839,9 +13909,9 @@
       </w:tcPr>
     </w:tblStylePr>
   </w:style>
-  <w:style w:type="table" w:styleId="33">
+  <w:style w:type="table" w:styleId="919">
     <w:name w:val="Grid Table 3"/>
-    <w:basedOn w:val="11"/>
+    <w:basedOn w:val="897"/>
     <w:uiPriority w:val="99"/>
     <w:pPr>
       <w:pBdr/>
@@ -13940,29 +14010,6 @@
         <w:tblBorders/>
       </w:tblPr>
       <w:tcPr>
-        <w:shd w:color="ffffff"/>
-        <w:tcBorders>
-          <w:top w:val="none" w:color="000000" w:sz="4" w:space="0"/>
-          <w:left w:val="none" w:color="000000" w:sz="4" w:space="0"/>
-          <w:bottom w:val="none" w:color="000000" w:sz="4" w:space="0"/>
-          <w:right w:val="none" w:color="000000" w:sz="4" w:space="0"/>
-        </w:tcBorders>
-      </w:tcPr>
-    </w:tblStylePr>
-    <w:tblStylePr w:type="firstRow">
-      <w:rPr>
-        <w:b/>
-        <w:color w:val="404040"/>
-      </w:rPr>
-      <w:pPr>
-        <w:pBdr/>
-        <w:spacing/>
-        <w:ind/>
-      </w:pPr>
-      <w:tblPr>
-        <w:tblBorders/>
-      </w:tblPr>
-      <w:tcPr>
         <w:shd w:val="clear" w:color="ffffff"/>
         <w:tcBorders>
           <w:top w:val="none" w:color="000000" w:sz="4" w:space="0"/>
@@ -13972,30 +14019,7 @@
         </w:tcBorders>
       </w:tcPr>
     </w:tblStylePr>
-    <w:tblStylePr w:type="lastCol">
-      <w:rPr>
-        <w:i/>
-        <w:color w:val="404040"/>
-      </w:rPr>
-      <w:pPr>
-        <w:pBdr/>
-        <w:spacing/>
-        <w:ind/>
-      </w:pPr>
-      <w:tblPr>
-        <w:tblBorders/>
-      </w:tblPr>
-      <w:tcPr>
-        <w:shd w:color="ffffff"/>
-        <w:tcBorders>
-          <w:top w:val="none" w:color="000000" w:sz="4" w:space="0"/>
-          <w:left w:val="none" w:color="000000" w:sz="4" w:space="0"/>
-          <w:bottom w:val="none" w:color="000000" w:sz="4" w:space="0"/>
-          <w:right w:val="none" w:color="000000" w:sz="4" w:space="0"/>
-        </w:tcBorders>
-      </w:tcPr>
-    </w:tblStylePr>
-    <w:tblStylePr w:type="lastRow">
+    <w:tblStylePr w:type="firstRow">
       <w:rPr>
         <w:b/>
         <w:color w:val="404040"/>
@@ -14018,6 +14042,52 @@
         </w:tcBorders>
       </w:tcPr>
     </w:tblStylePr>
+    <w:tblStylePr w:type="lastCol">
+      <w:rPr>
+        <w:i/>
+        <w:color w:val="404040"/>
+      </w:rPr>
+      <w:pPr>
+        <w:pBdr/>
+        <w:spacing/>
+        <w:ind/>
+      </w:pPr>
+      <w:tblPr>
+        <w:tblBorders/>
+      </w:tblPr>
+      <w:tcPr>
+        <w:shd w:val="clear" w:color="ffffff"/>
+        <w:tcBorders>
+          <w:top w:val="none" w:color="000000" w:sz="4" w:space="0"/>
+          <w:left w:val="none" w:color="000000" w:sz="4" w:space="0"/>
+          <w:bottom w:val="none" w:color="000000" w:sz="4" w:space="0"/>
+          <w:right w:val="none" w:color="000000" w:sz="4" w:space="0"/>
+        </w:tcBorders>
+      </w:tcPr>
+    </w:tblStylePr>
+    <w:tblStylePr w:type="lastRow">
+      <w:rPr>
+        <w:b/>
+        <w:color w:val="404040"/>
+      </w:rPr>
+      <w:pPr>
+        <w:pBdr/>
+        <w:spacing/>
+        <w:ind/>
+      </w:pPr>
+      <w:tblPr>
+        <w:tblBorders/>
+      </w:tblPr>
+      <w:tcPr>
+        <w:shd w:val="clear" w:color="ffffff"/>
+        <w:tcBorders>
+          <w:top w:val="none" w:color="000000" w:sz="4" w:space="0"/>
+          <w:left w:val="none" w:color="000000" w:sz="4" w:space="0"/>
+          <w:bottom w:val="none" w:color="000000" w:sz="4" w:space="0"/>
+          <w:right w:val="none" w:color="000000" w:sz="4" w:space="0"/>
+        </w:tcBorders>
+      </w:tcPr>
+    </w:tblStylePr>
     <w:tblStylePr w:type="nwCell">
       <w:pPr>
         <w:pBdr/>
@@ -14084,9 +14154,9 @@
       </w:tcPr>
     </w:tblStylePr>
   </w:style>
-  <w:style w:type="table" w:styleId="34">
+  <w:style w:type="table" w:styleId="920">
     <w:name w:val="Grid Table 3 - Accent 1"/>
-    <w:basedOn w:val="11"/>
+    <w:basedOn w:val="897"/>
     <w:uiPriority w:val="99"/>
     <w:pPr>
       <w:pBdr/>
@@ -14185,29 +14255,6 @@
         <w:tblBorders/>
       </w:tblPr>
       <w:tcPr>
-        <w:shd w:color="ffffff"/>
-        <w:tcBorders>
-          <w:top w:val="none" w:color="000000" w:sz="4" w:space="0"/>
-          <w:left w:val="none" w:color="000000" w:sz="4" w:space="0"/>
-          <w:bottom w:val="none" w:color="000000" w:sz="4" w:space="0"/>
-          <w:right w:val="none" w:color="000000" w:sz="4" w:space="0"/>
-        </w:tcBorders>
-      </w:tcPr>
-    </w:tblStylePr>
-    <w:tblStylePr w:type="firstRow">
-      <w:rPr>
-        <w:b/>
-        <w:color w:val="404040"/>
-      </w:rPr>
-      <w:pPr>
-        <w:pBdr/>
-        <w:spacing/>
-        <w:ind/>
-      </w:pPr>
-      <w:tblPr>
-        <w:tblBorders/>
-      </w:tblPr>
-      <w:tcPr>
         <w:shd w:val="clear" w:color="ffffff"/>
         <w:tcBorders>
           <w:top w:val="none" w:color="000000" w:sz="4" w:space="0"/>
@@ -14217,30 +14264,7 @@
         </w:tcBorders>
       </w:tcPr>
     </w:tblStylePr>
-    <w:tblStylePr w:type="lastCol">
-      <w:rPr>
-        <w:i/>
-        <w:color w:val="404040"/>
-      </w:rPr>
-      <w:pPr>
-        <w:pBdr/>
-        <w:spacing/>
-        <w:ind/>
-      </w:pPr>
-      <w:tblPr>
-        <w:tblBorders/>
-      </w:tblPr>
-      <w:tcPr>
-        <w:shd w:color="ffffff"/>
-        <w:tcBorders>
-          <w:top w:val="none" w:color="000000" w:sz="4" w:space="0"/>
-          <w:left w:val="none" w:color="000000" w:sz="4" w:space="0"/>
-          <w:bottom w:val="none" w:color="000000" w:sz="4" w:space="0"/>
-          <w:right w:val="none" w:color="000000" w:sz="4" w:space="0"/>
-        </w:tcBorders>
-      </w:tcPr>
-    </w:tblStylePr>
-    <w:tblStylePr w:type="lastRow">
+    <w:tblStylePr w:type="firstRow">
       <w:rPr>
         <w:b/>
         <w:color w:val="404040"/>
@@ -14263,6 +14287,52 @@
         </w:tcBorders>
       </w:tcPr>
     </w:tblStylePr>
+    <w:tblStylePr w:type="lastCol">
+      <w:rPr>
+        <w:i/>
+        <w:color w:val="404040"/>
+      </w:rPr>
+      <w:pPr>
+        <w:pBdr/>
+        <w:spacing/>
+        <w:ind/>
+      </w:pPr>
+      <w:tblPr>
+        <w:tblBorders/>
+      </w:tblPr>
+      <w:tcPr>
+        <w:shd w:val="clear" w:color="ffffff"/>
+        <w:tcBorders>
+          <w:top w:val="none" w:color="000000" w:sz="4" w:space="0"/>
+          <w:left w:val="none" w:color="000000" w:sz="4" w:space="0"/>
+          <w:bottom w:val="none" w:color="000000" w:sz="4" w:space="0"/>
+          <w:right w:val="none" w:color="000000" w:sz="4" w:space="0"/>
+        </w:tcBorders>
+      </w:tcPr>
+    </w:tblStylePr>
+    <w:tblStylePr w:type="lastRow">
+      <w:rPr>
+        <w:b/>
+        <w:color w:val="404040"/>
+      </w:rPr>
+      <w:pPr>
+        <w:pBdr/>
+        <w:spacing/>
+        <w:ind/>
+      </w:pPr>
+      <w:tblPr>
+        <w:tblBorders/>
+      </w:tblPr>
+      <w:tcPr>
+        <w:shd w:val="clear" w:color="ffffff"/>
+        <w:tcBorders>
+          <w:top w:val="none" w:color="000000" w:sz="4" w:space="0"/>
+          <w:left w:val="none" w:color="000000" w:sz="4" w:space="0"/>
+          <w:bottom w:val="none" w:color="000000" w:sz="4" w:space="0"/>
+          <w:right w:val="none" w:color="000000" w:sz="4" w:space="0"/>
+        </w:tcBorders>
+      </w:tcPr>
+    </w:tblStylePr>
     <w:tblStylePr w:type="nwCell">
       <w:pPr>
         <w:pBdr/>
@@ -14329,9 +14399,9 @@
       </w:tcPr>
     </w:tblStylePr>
   </w:style>
-  <w:style w:type="table" w:styleId="35">
+  <w:style w:type="table" w:styleId="921">
     <w:name w:val="Grid Table 3 - Accent 2"/>
-    <w:basedOn w:val="11"/>
+    <w:basedOn w:val="897"/>
     <w:uiPriority w:val="99"/>
     <w:pPr>
       <w:pBdr/>
@@ -14430,29 +14500,6 @@
         <w:tblBorders/>
       </w:tblPr>
       <w:tcPr>
-        <w:shd w:color="ffffff"/>
-        <w:tcBorders>
-          <w:top w:val="none" w:color="000000" w:sz="4" w:space="0"/>
-          <w:left w:val="none" w:color="000000" w:sz="4" w:space="0"/>
-          <w:bottom w:val="none" w:color="000000" w:sz="4" w:space="0"/>
-          <w:right w:val="none" w:color="000000" w:sz="4" w:space="0"/>
-        </w:tcBorders>
-      </w:tcPr>
-    </w:tblStylePr>
-    <w:tblStylePr w:type="firstRow">
-      <w:rPr>
-        <w:b/>
-        <w:color w:val="404040"/>
-      </w:rPr>
-      <w:pPr>
-        <w:pBdr/>
-        <w:spacing/>
-        <w:ind/>
-      </w:pPr>
-      <w:tblPr>
-        <w:tblBorders/>
-      </w:tblPr>
-      <w:tcPr>
         <w:shd w:val="clear" w:color="ffffff"/>
         <w:tcBorders>
           <w:top w:val="none" w:color="000000" w:sz="4" w:space="0"/>
@@ -14462,30 +14509,7 @@
         </w:tcBorders>
       </w:tcPr>
     </w:tblStylePr>
-    <w:tblStylePr w:type="lastCol">
-      <w:rPr>
-        <w:i/>
-        <w:color w:val="404040"/>
-      </w:rPr>
-      <w:pPr>
-        <w:pBdr/>
-        <w:spacing/>
-        <w:ind/>
-      </w:pPr>
-      <w:tblPr>
-        <w:tblBorders/>
-      </w:tblPr>
-      <w:tcPr>
-        <w:shd w:color="ffffff"/>
-        <w:tcBorders>
-          <w:top w:val="none" w:color="000000" w:sz="4" w:space="0"/>
-          <w:left w:val="none" w:color="000000" w:sz="4" w:space="0"/>
-          <w:bottom w:val="none" w:color="000000" w:sz="4" w:space="0"/>
-          <w:right w:val="none" w:color="000000" w:sz="4" w:space="0"/>
-        </w:tcBorders>
-      </w:tcPr>
-    </w:tblStylePr>
-    <w:tblStylePr w:type="lastRow">
+    <w:tblStylePr w:type="firstRow">
       <w:rPr>
         <w:b/>
         <w:color w:val="404040"/>
@@ -14508,6 +14532,52 @@
         </w:tcBorders>
       </w:tcPr>
     </w:tblStylePr>
+    <w:tblStylePr w:type="lastCol">
+      <w:rPr>
+        <w:i/>
+        <w:color w:val="404040"/>
+      </w:rPr>
+      <w:pPr>
+        <w:pBdr/>
+        <w:spacing/>
+        <w:ind/>
+      </w:pPr>
+      <w:tblPr>
+        <w:tblBorders/>
+      </w:tblPr>
+      <w:tcPr>
+        <w:shd w:val="clear" w:color="ffffff"/>
+        <w:tcBorders>
+          <w:top w:val="none" w:color="000000" w:sz="4" w:space="0"/>
+          <w:left w:val="none" w:color="000000" w:sz="4" w:space="0"/>
+          <w:bottom w:val="none" w:color="000000" w:sz="4" w:space="0"/>
+          <w:right w:val="none" w:color="000000" w:sz="4" w:space="0"/>
+        </w:tcBorders>
+      </w:tcPr>
+    </w:tblStylePr>
+    <w:tblStylePr w:type="lastRow">
+      <w:rPr>
+        <w:b/>
+        <w:color w:val="404040"/>
+      </w:rPr>
+      <w:pPr>
+        <w:pBdr/>
+        <w:spacing/>
+        <w:ind/>
+      </w:pPr>
+      <w:tblPr>
+        <w:tblBorders/>
+      </w:tblPr>
+      <w:tcPr>
+        <w:shd w:val="clear" w:color="ffffff"/>
+        <w:tcBorders>
+          <w:top w:val="none" w:color="000000" w:sz="4" w:space="0"/>
+          <w:left w:val="none" w:color="000000" w:sz="4" w:space="0"/>
+          <w:bottom w:val="none" w:color="000000" w:sz="4" w:space="0"/>
+          <w:right w:val="none" w:color="000000" w:sz="4" w:space="0"/>
+        </w:tcBorders>
+      </w:tcPr>
+    </w:tblStylePr>
     <w:tblStylePr w:type="nwCell">
       <w:pPr>
         <w:pBdr/>
@@ -14574,9 +14644,9 @@
       </w:tcPr>
     </w:tblStylePr>
   </w:style>
-  <w:style w:type="table" w:styleId="36">
+  <w:style w:type="table" w:styleId="922">
     <w:name w:val="Grid Table 3 - Accent 3"/>
-    <w:basedOn w:val="11"/>
+    <w:basedOn w:val="897"/>
     <w:uiPriority w:val="99"/>
     <w:pPr>
       <w:pBdr/>
@@ -14675,29 +14745,6 @@
         <w:tblBorders/>
       </w:tblPr>
       <w:tcPr>
-        <w:shd w:color="ffffff"/>
-        <w:tcBorders>
-          <w:top w:val="none" w:color="000000" w:sz="4" w:space="0"/>
-          <w:left w:val="none" w:color="000000" w:sz="4" w:space="0"/>
-          <w:bottom w:val="none" w:color="000000" w:sz="4" w:space="0"/>
-          <w:right w:val="none" w:color="000000" w:sz="4" w:space="0"/>
-        </w:tcBorders>
-      </w:tcPr>
-    </w:tblStylePr>
-    <w:tblStylePr w:type="firstRow">
-      <w:rPr>
-        <w:b/>
-        <w:color w:val="404040"/>
-      </w:rPr>
-      <w:pPr>
-        <w:pBdr/>
-        <w:spacing/>
-        <w:ind/>
-      </w:pPr>
-      <w:tblPr>
-        <w:tblBorders/>
-      </w:tblPr>
-      <w:tcPr>
         <w:shd w:val="clear" w:color="ffffff"/>
         <w:tcBorders>
           <w:top w:val="none" w:color="000000" w:sz="4" w:space="0"/>
@@ -14707,30 +14754,7 @@
         </w:tcBorders>
       </w:tcPr>
     </w:tblStylePr>
-    <w:tblStylePr w:type="lastCol">
-      <w:rPr>
-        <w:i/>
-        <w:color w:val="404040"/>
-      </w:rPr>
-      <w:pPr>
-        <w:pBdr/>
-        <w:spacing/>
-        <w:ind/>
-      </w:pPr>
-      <w:tblPr>
-        <w:tblBorders/>
-      </w:tblPr>
-      <w:tcPr>
-        <w:shd w:color="ffffff"/>
-        <w:tcBorders>
-          <w:top w:val="none" w:color="000000" w:sz="4" w:space="0"/>
-          <w:left w:val="none" w:color="000000" w:sz="4" w:space="0"/>
-          <w:bottom w:val="none" w:color="000000" w:sz="4" w:space="0"/>
-          <w:right w:val="none" w:color="000000" w:sz="4" w:space="0"/>
-        </w:tcBorders>
-      </w:tcPr>
-    </w:tblStylePr>
-    <w:tblStylePr w:type="lastRow">
+    <w:tblStylePr w:type="firstRow">
       <w:rPr>
         <w:b/>
         <w:color w:val="404040"/>
@@ -14753,6 +14777,52 @@
         </w:tcBorders>
       </w:tcPr>
     </w:tblStylePr>
+    <w:tblStylePr w:type="lastCol">
+      <w:rPr>
+        <w:i/>
+        <w:color w:val="404040"/>
+      </w:rPr>
+      <w:pPr>
+        <w:pBdr/>
+        <w:spacing/>
+        <w:ind/>
+      </w:pPr>
+      <w:tblPr>
+        <w:tblBorders/>
+      </w:tblPr>
+      <w:tcPr>
+        <w:shd w:val="clear" w:color="ffffff"/>
+        <w:tcBorders>
+          <w:top w:val="none" w:color="000000" w:sz="4" w:space="0"/>
+          <w:left w:val="none" w:color="000000" w:sz="4" w:space="0"/>
+          <w:bottom w:val="none" w:color="000000" w:sz="4" w:space="0"/>
+          <w:right w:val="none" w:color="000000" w:sz="4" w:space="0"/>
+        </w:tcBorders>
+      </w:tcPr>
+    </w:tblStylePr>
+    <w:tblStylePr w:type="lastRow">
+      <w:rPr>
+        <w:b/>
+        <w:color w:val="404040"/>
+      </w:rPr>
+      <w:pPr>
+        <w:pBdr/>
+        <w:spacing/>
+        <w:ind/>
+      </w:pPr>
+      <w:tblPr>
+        <w:tblBorders/>
+      </w:tblPr>
+      <w:tcPr>
+        <w:shd w:val="clear" w:color="ffffff"/>
+        <w:tcBorders>
+          <w:top w:val="none" w:color="000000" w:sz="4" w:space="0"/>
+          <w:left w:val="none" w:color="000000" w:sz="4" w:space="0"/>
+          <w:bottom w:val="none" w:color="000000" w:sz="4" w:space="0"/>
+          <w:right w:val="none" w:color="000000" w:sz="4" w:space="0"/>
+        </w:tcBorders>
+      </w:tcPr>
+    </w:tblStylePr>
     <w:tblStylePr w:type="nwCell">
       <w:pPr>
         <w:pBdr/>
@@ -14819,9 +14889,9 @@
       </w:tcPr>
     </w:tblStylePr>
   </w:style>
-  <w:style w:type="table" w:styleId="37">
+  <w:style w:type="table" w:styleId="923">
     <w:name w:val="Grid Table 3 - Accent 4"/>
-    <w:basedOn w:val="11"/>
+    <w:basedOn w:val="897"/>
     <w:uiPriority w:val="99"/>
     <w:pPr>
       <w:pBdr/>
@@ -14920,29 +14990,6 @@
         <w:tblBorders/>
       </w:tblPr>
       <w:tcPr>
-        <w:shd w:color="ffffff"/>
-        <w:tcBorders>
-          <w:top w:val="none" w:color="000000" w:sz="4" w:space="0"/>
-          <w:left w:val="none" w:color="000000" w:sz="4" w:space="0"/>
-          <w:bottom w:val="none" w:color="000000" w:sz="4" w:space="0"/>
-          <w:right w:val="none" w:color="000000" w:sz="4" w:space="0"/>
-        </w:tcBorders>
-      </w:tcPr>
-    </w:tblStylePr>
-    <w:tblStylePr w:type="firstRow">
-      <w:rPr>
-        <w:b/>
-        <w:color w:val="404040"/>
-      </w:rPr>
-      <w:pPr>
-        <w:pBdr/>
-        <w:spacing/>
-        <w:ind/>
-      </w:pPr>
-      <w:tblPr>
-        <w:tblBorders/>
-      </w:tblPr>
-      <w:tcPr>
         <w:shd w:val="clear" w:color="ffffff"/>
         <w:tcBorders>
           <w:top w:val="none" w:color="000000" w:sz="4" w:space="0"/>
@@ -14952,30 +14999,7 @@
         </w:tcBorders>
       </w:tcPr>
     </w:tblStylePr>
-    <w:tblStylePr w:type="lastCol">
-      <w:rPr>
-        <w:i/>
-        <w:color w:val="404040"/>
-      </w:rPr>
-      <w:pPr>
-        <w:pBdr/>
-        <w:spacing/>
-        <w:ind/>
-      </w:pPr>
-      <w:tblPr>
-        <w:tblBorders/>
-      </w:tblPr>
-      <w:tcPr>
-        <w:shd w:color="ffffff"/>
-        <w:tcBorders>
-          <w:top w:val="none" w:color="000000" w:sz="4" w:space="0"/>
-          <w:left w:val="none" w:color="000000" w:sz="4" w:space="0"/>
-          <w:bottom w:val="none" w:color="000000" w:sz="4" w:space="0"/>
-          <w:right w:val="none" w:color="000000" w:sz="4" w:space="0"/>
-        </w:tcBorders>
-      </w:tcPr>
-    </w:tblStylePr>
-    <w:tblStylePr w:type="lastRow">
+    <w:tblStylePr w:type="firstRow">
       <w:rPr>
         <w:b/>
         <w:color w:val="404040"/>
@@ -14998,6 +15022,52 @@
         </w:tcBorders>
       </w:tcPr>
     </w:tblStylePr>
+    <w:tblStylePr w:type="lastCol">
+      <w:rPr>
+        <w:i/>
+        <w:color w:val="404040"/>
+      </w:rPr>
+      <w:pPr>
+        <w:pBdr/>
+        <w:spacing/>
+        <w:ind/>
+      </w:pPr>
+      <w:tblPr>
+        <w:tblBorders/>
+      </w:tblPr>
+      <w:tcPr>
+        <w:shd w:val="clear" w:color="ffffff"/>
+        <w:tcBorders>
+          <w:top w:val="none" w:color="000000" w:sz="4" w:space="0"/>
+          <w:left w:val="none" w:color="000000" w:sz="4" w:space="0"/>
+          <w:bottom w:val="none" w:color="000000" w:sz="4" w:space="0"/>
+          <w:right w:val="none" w:color="000000" w:sz="4" w:space="0"/>
+        </w:tcBorders>
+      </w:tcPr>
+    </w:tblStylePr>
+    <w:tblStylePr w:type="lastRow">
+      <w:rPr>
+        <w:b/>
+        <w:color w:val="404040"/>
+      </w:rPr>
+      <w:pPr>
+        <w:pBdr/>
+        <w:spacing/>
+        <w:ind/>
+      </w:pPr>
+      <w:tblPr>
+        <w:tblBorders/>
+      </w:tblPr>
+      <w:tcPr>
+        <w:shd w:val="clear" w:color="ffffff"/>
+        <w:tcBorders>
+          <w:top w:val="none" w:color="000000" w:sz="4" w:space="0"/>
+          <w:left w:val="none" w:color="000000" w:sz="4" w:space="0"/>
+          <w:bottom w:val="none" w:color="000000" w:sz="4" w:space="0"/>
+          <w:right w:val="none" w:color="000000" w:sz="4" w:space="0"/>
+        </w:tcBorders>
+      </w:tcPr>
+    </w:tblStylePr>
     <w:tblStylePr w:type="nwCell">
       <w:pPr>
         <w:pBdr/>
@@ -15064,9 +15134,9 @@
       </w:tcPr>
     </w:tblStylePr>
   </w:style>
-  <w:style w:type="table" w:styleId="38">
+  <w:style w:type="table" w:styleId="924">
     <w:name w:val="Grid Table 3 - Accent 5"/>
-    <w:basedOn w:val="11"/>
+    <w:basedOn w:val="897"/>
     <w:uiPriority w:val="99"/>
     <w:pPr>
       <w:pBdr/>
@@ -15165,29 +15235,6 @@
         <w:tblBorders/>
       </w:tblPr>
       <w:tcPr>
-        <w:shd w:color="ffffff"/>
-        <w:tcBorders>
-          <w:top w:val="none" w:color="000000" w:sz="4" w:space="0"/>
-          <w:left w:val="none" w:color="000000" w:sz="4" w:space="0"/>
-          <w:bottom w:val="none" w:color="000000" w:sz="4" w:space="0"/>
-          <w:right w:val="none" w:color="000000" w:sz="4" w:space="0"/>
-        </w:tcBorders>
-      </w:tcPr>
-    </w:tblStylePr>
-    <w:tblStylePr w:type="firstRow">
-      <w:rPr>
-        <w:b/>
-        <w:color w:val="404040"/>
-      </w:rPr>
-      <w:pPr>
-        <w:pBdr/>
-        <w:spacing/>
-        <w:ind/>
-      </w:pPr>
-      <w:tblPr>
-        <w:tblBorders/>
-      </w:tblPr>
-      <w:tcPr>
         <w:shd w:val="clear" w:color="ffffff"/>
         <w:tcBorders>
           <w:top w:val="none" w:color="000000" w:sz="4" w:space="0"/>
@@ -15197,30 +15244,7 @@
         </w:tcBorders>
       </w:tcPr>
     </w:tblStylePr>
-    <w:tblStylePr w:type="lastCol">
-      <w:rPr>
-        <w:i/>
-        <w:color w:val="404040"/>
-      </w:rPr>
-      <w:pPr>
-        <w:pBdr/>
-        <w:spacing/>
-        <w:ind/>
-      </w:pPr>
-      <w:tblPr>
-        <w:tblBorders/>
-      </w:tblPr>
-      <w:tcPr>
-        <w:shd w:color="ffffff"/>
-        <w:tcBorders>
-          <w:top w:val="none" w:color="000000" w:sz="4" w:space="0"/>
-          <w:left w:val="none" w:color="000000" w:sz="4" w:space="0"/>
-          <w:bottom w:val="none" w:color="000000" w:sz="4" w:space="0"/>
-          <w:right w:val="none" w:color="000000" w:sz="4" w:space="0"/>
-        </w:tcBorders>
-      </w:tcPr>
-    </w:tblStylePr>
-    <w:tblStylePr w:type="lastRow">
+    <w:tblStylePr w:type="firstRow">
       <w:rPr>
         <w:b/>
         <w:color w:val="404040"/>
@@ -15243,6 +15267,52 @@
         </w:tcBorders>
       </w:tcPr>
     </w:tblStylePr>
+    <w:tblStylePr w:type="lastCol">
+      <w:rPr>
+        <w:i/>
+        <w:color w:val="404040"/>
+      </w:rPr>
+      <w:pPr>
+        <w:pBdr/>
+        <w:spacing/>
+        <w:ind/>
+      </w:pPr>
+      <w:tblPr>
+        <w:tblBorders/>
+      </w:tblPr>
+      <w:tcPr>
+        <w:shd w:val="clear" w:color="ffffff"/>
+        <w:tcBorders>
+          <w:top w:val="none" w:color="000000" w:sz="4" w:space="0"/>
+          <w:left w:val="none" w:color="000000" w:sz="4" w:space="0"/>
+          <w:bottom w:val="none" w:color="000000" w:sz="4" w:space="0"/>
+          <w:right w:val="none" w:color="000000" w:sz="4" w:space="0"/>
+        </w:tcBorders>
+      </w:tcPr>
+    </w:tblStylePr>
+    <w:tblStylePr w:type="lastRow">
+      <w:rPr>
+        <w:b/>
+        <w:color w:val="404040"/>
+      </w:rPr>
+      <w:pPr>
+        <w:pBdr/>
+        <w:spacing/>
+        <w:ind/>
+      </w:pPr>
+      <w:tblPr>
+        <w:tblBorders/>
+      </w:tblPr>
+      <w:tcPr>
+        <w:shd w:val="clear" w:color="ffffff"/>
+        <w:tcBorders>
+          <w:top w:val="none" w:color="000000" w:sz="4" w:space="0"/>
+          <w:left w:val="none" w:color="000000" w:sz="4" w:space="0"/>
+          <w:bottom w:val="none" w:color="000000" w:sz="4" w:space="0"/>
+          <w:right w:val="none" w:color="000000" w:sz="4" w:space="0"/>
+        </w:tcBorders>
+      </w:tcPr>
+    </w:tblStylePr>
     <w:tblStylePr w:type="nwCell">
       <w:pPr>
         <w:pBdr/>
@@ -15309,9 +15379,9 @@
       </w:tcPr>
     </w:tblStylePr>
   </w:style>
-  <w:style w:type="table" w:styleId="39">
+  <w:style w:type="table" w:styleId="925">
     <w:name w:val="Grid Table 3 - Accent 6"/>
-    <w:basedOn w:val="11"/>
+    <w:basedOn w:val="897"/>
     <w:uiPriority w:val="99"/>
     <w:pPr>
       <w:pBdr/>
@@ -15410,29 +15480,6 @@
         <w:tblBorders/>
       </w:tblPr>
       <w:tcPr>
-        <w:shd w:color="ffffff"/>
-        <w:tcBorders>
-          <w:top w:val="none" w:color="000000" w:sz="4" w:space="0"/>
-          <w:left w:val="none" w:color="000000" w:sz="4" w:space="0"/>
-          <w:bottom w:val="none" w:color="000000" w:sz="4" w:space="0"/>
-          <w:right w:val="none" w:color="000000" w:sz="4" w:space="0"/>
-        </w:tcBorders>
-      </w:tcPr>
-    </w:tblStylePr>
-    <w:tblStylePr w:type="firstRow">
-      <w:rPr>
-        <w:b/>
-        <w:color w:val="404040"/>
-      </w:rPr>
-      <w:pPr>
-        <w:pBdr/>
-        <w:spacing/>
-        <w:ind/>
-      </w:pPr>
-      <w:tblPr>
-        <w:tblBorders/>
-      </w:tblPr>
-      <w:tcPr>
         <w:shd w:val="clear" w:color="ffffff"/>
         <w:tcBorders>
           <w:top w:val="none" w:color="000000" w:sz="4" w:space="0"/>
@@ -15442,30 +15489,7 @@
         </w:tcBorders>
       </w:tcPr>
     </w:tblStylePr>
-    <w:tblStylePr w:type="lastCol">
-      <w:rPr>
-        <w:i/>
-        <w:color w:val="404040"/>
-      </w:rPr>
-      <w:pPr>
-        <w:pBdr/>
-        <w:spacing/>
-        <w:ind/>
-      </w:pPr>
-      <w:tblPr>
-        <w:tblBorders/>
-      </w:tblPr>
-      <w:tcPr>
-        <w:shd w:color="ffffff"/>
-        <w:tcBorders>
-          <w:top w:val="none" w:color="000000" w:sz="4" w:space="0"/>
-          <w:left w:val="none" w:color="000000" w:sz="4" w:space="0"/>
-          <w:bottom w:val="none" w:color="000000" w:sz="4" w:space="0"/>
-          <w:right w:val="none" w:color="000000" w:sz="4" w:space="0"/>
-        </w:tcBorders>
-      </w:tcPr>
-    </w:tblStylePr>
-    <w:tblStylePr w:type="lastRow">
+    <w:tblStylePr w:type="firstRow">
       <w:rPr>
         <w:b/>
         <w:color w:val="404040"/>
@@ -15488,6 +15512,52 @@
         </w:tcBorders>
       </w:tcPr>
     </w:tblStylePr>
+    <w:tblStylePr w:type="lastCol">
+      <w:rPr>
+        <w:i/>
+        <w:color w:val="404040"/>
+      </w:rPr>
+      <w:pPr>
+        <w:pBdr/>
+        <w:spacing/>
+        <w:ind/>
+      </w:pPr>
+      <w:tblPr>
+        <w:tblBorders/>
+      </w:tblPr>
+      <w:tcPr>
+        <w:shd w:val="clear" w:color="ffffff"/>
+        <w:tcBorders>
+          <w:top w:val="none" w:color="000000" w:sz="4" w:space="0"/>
+          <w:left w:val="none" w:color="000000" w:sz="4" w:space="0"/>
+          <w:bottom w:val="none" w:color="000000" w:sz="4" w:space="0"/>
+          <w:right w:val="none" w:color="000000" w:sz="4" w:space="0"/>
+        </w:tcBorders>
+      </w:tcPr>
+    </w:tblStylePr>
+    <w:tblStylePr w:type="lastRow">
+      <w:rPr>
+        <w:b/>
+        <w:color w:val="404040"/>
+      </w:rPr>
+      <w:pPr>
+        <w:pBdr/>
+        <w:spacing/>
+        <w:ind/>
+      </w:pPr>
+      <w:tblPr>
+        <w:tblBorders/>
+      </w:tblPr>
+      <w:tcPr>
+        <w:shd w:val="clear" w:color="ffffff"/>
+        <w:tcBorders>
+          <w:top w:val="none" w:color="000000" w:sz="4" w:space="0"/>
+          <w:left w:val="none" w:color="000000" w:sz="4" w:space="0"/>
+          <w:bottom w:val="none" w:color="000000" w:sz="4" w:space="0"/>
+          <w:right w:val="none" w:color="000000" w:sz="4" w:space="0"/>
+        </w:tcBorders>
+      </w:tcPr>
+    </w:tblStylePr>
     <w:tblStylePr w:type="nwCell">
       <w:pPr>
         <w:pBdr/>
@@ -15554,9 +15624,9 @@
       </w:tcPr>
     </w:tblStylePr>
   </w:style>
-  <w:style w:type="table" w:styleId="40">
+  <w:style w:type="table" w:styleId="926">
     <w:name w:val="Grid Table 4"/>
-    <w:basedOn w:val="11"/>
+    <w:basedOn w:val="897"/>
     <w:uiPriority w:val="59"/>
     <w:pPr>
       <w:pBdr/>
@@ -15787,9 +15857,9 @@
       </w:tcPr>
     </w:tblStylePr>
   </w:style>
-  <w:style w:type="table" w:styleId="41">
+  <w:style w:type="table" w:styleId="927">
     <w:name w:val="Grid Table 4 - Accent 1"/>
-    <w:basedOn w:val="11"/>
+    <w:basedOn w:val="897"/>
     <w:uiPriority w:val="59"/>
     <w:pPr>
       <w:pBdr/>
@@ -16020,9 +16090,9 @@
       </w:tcPr>
     </w:tblStylePr>
   </w:style>
-  <w:style w:type="table" w:styleId="42">
+  <w:style w:type="table" w:styleId="928">
     <w:name w:val="Grid Table 4 - Accent 2"/>
-    <w:basedOn w:val="11"/>
+    <w:basedOn w:val="897"/>
     <w:uiPriority w:val="59"/>
     <w:pPr>
       <w:pBdr/>
@@ -16253,9 +16323,9 @@
       </w:tcPr>
     </w:tblStylePr>
   </w:style>
-  <w:style w:type="table" w:styleId="43">
+  <w:style w:type="table" w:styleId="929">
     <w:name w:val="Grid Table 4 - Accent 3"/>
-    <w:basedOn w:val="11"/>
+    <w:basedOn w:val="897"/>
     <w:uiPriority w:val="59"/>
     <w:pPr>
       <w:pBdr/>
@@ -16486,9 +16556,9 @@
       </w:tcPr>
     </w:tblStylePr>
   </w:style>
-  <w:style w:type="table" w:styleId="44">
+  <w:style w:type="table" w:styleId="930">
     <w:name w:val="Grid Table 4 - Accent 4"/>
-    <w:basedOn w:val="11"/>
+    <w:basedOn w:val="897"/>
     <w:uiPriority w:val="59"/>
     <w:pPr>
       <w:pBdr/>
@@ -16719,9 +16789,9 @@
       </w:tcPr>
     </w:tblStylePr>
   </w:style>
-  <w:style w:type="table" w:styleId="45">
+  <w:style w:type="table" w:styleId="931">
     <w:name w:val="Grid Table 4 - Accent 5"/>
-    <w:basedOn w:val="11"/>
+    <w:basedOn w:val="897"/>
     <w:uiPriority w:val="59"/>
     <w:pPr>
       <w:pBdr/>
@@ -16952,9 +17022,9 @@
       </w:tcPr>
     </w:tblStylePr>
   </w:style>
-  <w:style w:type="table" w:styleId="46">
+  <w:style w:type="table" w:styleId="932">
     <w:name w:val="Grid Table 4 - Accent 6"/>
-    <w:basedOn w:val="11"/>
+    <w:basedOn w:val="897"/>
     <w:uiPriority w:val="59"/>
     <w:pPr>
       <w:pBdr/>
@@ -17185,9 +17255,9 @@
       </w:tcPr>
     </w:tblStylePr>
   </w:style>
-  <w:style w:type="table" w:styleId="47">
+  <w:style w:type="table" w:styleId="933">
     <w:name w:val="Grid Table 5 Dark"/>
-    <w:basedOn w:val="11"/>
+    <w:basedOn w:val="897"/>
     <w:uiPriority w:val="99"/>
     <w:pPr>
       <w:pBdr/>
@@ -17413,9 +17483,9 @@
       </w:tcPr>
     </w:tblStylePr>
   </w:style>
-  <w:style w:type="table" w:styleId="48">
+  <w:style w:type="table" w:styleId="934">
     <w:name w:val="Grid Table 5 Dark- Accent 1"/>
-    <w:basedOn w:val="11"/>
+    <w:basedOn w:val="897"/>
     <w:uiPriority w:val="99"/>
     <w:pPr>
       <w:pBdr/>
@@ -17641,9 +17711,9 @@
       </w:tcPr>
     </w:tblStylePr>
   </w:style>
-  <w:style w:type="table" w:styleId="49">
+  <w:style w:type="table" w:styleId="935">
     <w:name w:val="Grid Table 5 Dark - Accent 2"/>
-    <w:basedOn w:val="11"/>
+    <w:basedOn w:val="897"/>
     <w:uiPriority w:val="99"/>
     <w:pPr>
       <w:pBdr/>
@@ -17869,9 +17939,9 @@
       </w:tcPr>
     </w:tblStylePr>
   </w:style>
-  <w:style w:type="table" w:styleId="50">
+  <w:style w:type="table" w:styleId="936">
     <w:name w:val="Grid Table 5 Dark - Accent 3"/>
-    <w:basedOn w:val="11"/>
+    <w:basedOn w:val="897"/>
     <w:uiPriority w:val="99"/>
     <w:pPr>
       <w:pBdr/>
@@ -18097,9 +18167,9 @@
       </w:tcPr>
     </w:tblStylePr>
   </w:style>
-  <w:style w:type="table" w:styleId="51">
+  <w:style w:type="table" w:styleId="937">
     <w:name w:val="Grid Table 5 Dark- Accent 4"/>
-    <w:basedOn w:val="11"/>
+    <w:basedOn w:val="897"/>
     <w:uiPriority w:val="99"/>
     <w:pPr>
       <w:pBdr/>
@@ -18325,9 +18395,9 @@
       </w:tcPr>
     </w:tblStylePr>
   </w:style>
-  <w:style w:type="table" w:styleId="52">
+  <w:style w:type="table" w:styleId="938">
     <w:name w:val="Grid Table 5 Dark - Accent 5"/>
-    <w:basedOn w:val="11"/>
+    <w:basedOn w:val="897"/>
     <w:uiPriority w:val="99"/>
     <w:pPr>
       <w:pBdr/>
@@ -18553,9 +18623,9 @@
       </w:tcPr>
     </w:tblStylePr>
   </w:style>
-  <w:style w:type="table" w:styleId="53">
+  <w:style w:type="table" w:styleId="939">
     <w:name w:val="Grid Table 5 Dark - Accent 6"/>
-    <w:basedOn w:val="11"/>
+    <w:basedOn w:val="897"/>
     <w:uiPriority w:val="99"/>
     <w:pPr>
       <w:pBdr/>
@@ -18781,9 +18851,9 @@
       </w:tcPr>
     </w:tblStylePr>
   </w:style>
-  <w:style w:type="table" w:styleId="54">
+  <w:style w:type="table" w:styleId="940">
     <w:name w:val="Grid Table 6 Colorful"/>
-    <w:basedOn w:val="11"/>
+    <w:basedOn w:val="897"/>
     <w:uiPriority w:val="99"/>
     <w:pPr>
       <w:pBdr/>
@@ -19011,9 +19081,9 @@
       </w:tcPr>
     </w:tblStylePr>
   </w:style>
-  <w:style w:type="table" w:styleId="55">
+  <w:style w:type="table" w:styleId="941">
     <w:name w:val="Grid Table 6 Colorful - Accent 1"/>
-    <w:basedOn w:val="11"/>
+    <w:basedOn w:val="897"/>
     <w:uiPriority w:val="99"/>
     <w:pPr>
       <w:pBdr/>
@@ -19241,9 +19311,9 @@
       </w:tcPr>
     </w:tblStylePr>
   </w:style>
-  <w:style w:type="table" w:styleId="56">
+  <w:style w:type="table" w:styleId="942">
     <w:name w:val="Grid Table 6 Colorful - Accent 2"/>
-    <w:basedOn w:val="11"/>
+    <w:basedOn w:val="897"/>
     <w:uiPriority w:val="99"/>
     <w:pPr>
       <w:pBdr/>
@@ -19471,9 +19541,9 @@
       </w:tcPr>
     </w:tblStylePr>
   </w:style>
-  <w:style w:type="table" w:styleId="57">
+  <w:style w:type="table" w:styleId="943">
     <w:name w:val="Grid Table 6 Colorful - Accent 3"/>
-    <w:basedOn w:val="11"/>
+    <w:basedOn w:val="897"/>
     <w:uiPriority w:val="99"/>
     <w:pPr>
       <w:pBdr/>
@@ -19701,9 +19771,9 @@
       </w:tcPr>
     </w:tblStylePr>
   </w:style>
-  <w:style w:type="table" w:styleId="58">
+  <w:style w:type="table" w:styleId="944">
     <w:name w:val="Grid Table 6 Colorful - Accent 4"/>
-    <w:basedOn w:val="11"/>
+    <w:basedOn w:val="897"/>
     <w:uiPriority w:val="99"/>
     <w:pPr>
       <w:pBdr/>
@@ -19931,9 +20001,9 @@
       </w:tcPr>
     </w:tblStylePr>
   </w:style>
-  <w:style w:type="table" w:styleId="59">
+  <w:style w:type="table" w:styleId="945">
     <w:name w:val="Grid Table 6 Colorful - Accent 5"/>
-    <w:basedOn w:val="11"/>
+    <w:basedOn w:val="897"/>
     <w:uiPriority w:val="99"/>
     <w:pPr>
       <w:pBdr/>
@@ -20161,9 +20231,9 @@
       </w:tcPr>
     </w:tblStylePr>
   </w:style>
-  <w:style w:type="table" w:styleId="60">
+  <w:style w:type="table" w:styleId="946">
     <w:name w:val="Grid Table 6 Colorful - Accent 6"/>
-    <w:basedOn w:val="11"/>
+    <w:basedOn w:val="897"/>
     <w:uiPriority w:val="99"/>
     <w:pPr>
       <w:pBdr/>
@@ -20391,9 +20461,9 @@
       </w:tcPr>
     </w:tblStylePr>
   </w:style>
-  <w:style w:type="table" w:styleId="61">
+  <w:style w:type="table" w:styleId="947">
     <w:name w:val="Grid Table 7 Colorful"/>
-    <w:basedOn w:val="11"/>
+    <w:basedOn w:val="897"/>
     <w:uiPriority w:val="99"/>
     <w:pPr>
       <w:pBdr/>
@@ -20495,11 +20565,11 @@
         <w:tblBorders/>
       </w:tblPr>
       <w:tcPr>
-        <w:shd w:color="ffffff"/>
+        <w:shd w:val="clear" w:color="ffffff"/>
         <w:tcBorders>
-          <w:top w:val="none"/>
-          <w:left w:val="none"/>
-          <w:bottom w:val="none"/>
+          <w:top w:val="none" w:color="000000" w:sz="4" w:space="0"/>
+          <w:left w:val="none" w:color="000000" w:sz="4" w:space="0"/>
+          <w:bottom w:val="none" w:color="000000" w:sz="4" w:space="0"/>
           <w:right w:val="single" w:color="000000" w:themeColor="text1" w:themeTint="80" w:sz="4" w:space="0"/>
         </w:tcBorders>
       </w:tcPr>
@@ -20522,10 +20592,10 @@
       <w:tcPr>
         <w:shd w:val="clear" w:color="ffffff" w:themeColor="light1" w:fill="ffffff" w:themeFill="light1"/>
         <w:tcBorders>
-          <w:top w:val="none"/>
-          <w:left w:val="none"/>
+          <w:top w:val="none" w:color="000000" w:sz="4" w:space="0"/>
+          <w:left w:val="none" w:color="000000" w:sz="4" w:space="0"/>
           <w:bottom w:val="single" w:color="000000" w:themeColor="text1" w:themeTint="80" w:sz="4" w:space="0"/>
-          <w:right w:val="none"/>
+          <w:right w:val="none" w:color="000000" w:sz="4" w:space="0"/>
         </w:tcBorders>
       </w:tcPr>
     </w:tblStylePr>
@@ -20545,12 +20615,12 @@
         <w:tblBorders/>
       </w:tblPr>
       <w:tcPr>
-        <w:shd w:color="ffffff"/>
+        <w:shd w:val="clear" w:color="ffffff"/>
         <w:tcBorders>
-          <w:top w:val="none"/>
+          <w:top w:val="none" w:color="000000" w:sz="4" w:space="0"/>
           <w:left w:val="single" w:color="000000" w:themeColor="text1" w:themeTint="80" w:sz="4" w:space="0"/>
-          <w:bottom w:val="none"/>
-          <w:right w:val="none"/>
+          <w:bottom w:val="none" w:color="000000" w:sz="4" w:space="0"/>
+          <w:right w:val="none" w:color="000000" w:sz="4" w:space="0"/>
         </w:tcBorders>
       </w:tcPr>
     </w:tblStylePr>
@@ -20573,9 +20643,9 @@
         <w:shd w:val="clear" w:color="ffffff" w:themeColor="light1" w:fill="ffffff" w:themeFill="light1"/>
         <w:tcBorders>
           <w:top w:val="single" w:color="000000" w:themeColor="text1" w:themeTint="80" w:sz="4" w:space="0"/>
-          <w:left w:val="none"/>
-          <w:bottom w:val="none"/>
-          <w:right w:val="none"/>
+          <w:left w:val="none" w:color="000000" w:sz="4" w:space="0"/>
+          <w:bottom w:val="none" w:color="000000" w:sz="4" w:space="0"/>
+          <w:right w:val="none" w:color="000000" w:sz="4" w:space="0"/>
         </w:tcBorders>
       </w:tcPr>
     </w:tblStylePr>
@@ -20645,9 +20715,9 @@
       </w:tcPr>
     </w:tblStylePr>
   </w:style>
-  <w:style w:type="table" w:styleId="62">
+  <w:style w:type="table" w:styleId="948">
     <w:name w:val="Grid Table 7 Colorful - Accent 1"/>
-    <w:basedOn w:val="11"/>
+    <w:basedOn w:val="897"/>
     <w:uiPriority w:val="99"/>
     <w:pPr>
       <w:pBdr/>
@@ -20749,11 +20819,11 @@
         <w:tblBorders/>
       </w:tblPr>
       <w:tcPr>
-        <w:shd w:color="ffffff"/>
+        <w:shd w:val="clear" w:color="ffffff"/>
         <w:tcBorders>
-          <w:top w:val="none"/>
-          <w:left w:val="none"/>
-          <w:bottom w:val="none"/>
+          <w:top w:val="none" w:color="000000" w:sz="4" w:space="0"/>
+          <w:left w:val="none" w:color="000000" w:sz="4" w:space="0"/>
+          <w:bottom w:val="none" w:color="000000" w:sz="4" w:space="0"/>
           <w:right w:val="single" w:color="000000" w:themeColor="accent1" w:themeTint="80" w:sz="4" w:space="0"/>
         </w:tcBorders>
       </w:tcPr>
@@ -20776,10 +20846,10 @@
       <w:tcPr>
         <w:shd w:val="clear" w:color="ffffff" w:themeColor="light1" w:fill="ffffff" w:themeFill="light1"/>
         <w:tcBorders>
-          <w:top w:val="none"/>
-          <w:left w:val="none"/>
+          <w:top w:val="none" w:color="000000" w:sz="4" w:space="0"/>
+          <w:left w:val="none" w:color="000000" w:sz="4" w:space="0"/>
           <w:bottom w:val="single" w:color="000000" w:themeColor="accent1" w:themeTint="80" w:sz="4" w:space="0"/>
-          <w:right w:val="none"/>
+          <w:right w:val="none" w:color="000000" w:sz="4" w:space="0"/>
         </w:tcBorders>
       </w:tcPr>
     </w:tblStylePr>
@@ -20799,12 +20869,12 @@
         <w:tblBorders/>
       </w:tblPr>
       <w:tcPr>
-        <w:shd w:color="ffffff"/>
+        <w:shd w:val="clear" w:color="ffffff"/>
         <w:tcBorders>
-          <w:top w:val="none"/>
+          <w:top w:val="none" w:color="000000" w:sz="4" w:space="0"/>
           <w:left w:val="single" w:color="000000" w:themeColor="accent1" w:themeTint="80" w:sz="4" w:space="0"/>
-          <w:bottom w:val="none"/>
-          <w:right w:val="none"/>
+          <w:bottom w:val="none" w:color="000000" w:sz="4" w:space="0"/>
+          <w:right w:val="none" w:color="000000" w:sz="4" w:space="0"/>
         </w:tcBorders>
       </w:tcPr>
     </w:tblStylePr>
@@ -20827,9 +20897,9 @@
         <w:shd w:val="clear" w:color="ffffff" w:themeColor="light1" w:fill="ffffff" w:themeFill="light1"/>
         <w:tcBorders>
           <w:top w:val="single" w:color="000000" w:themeColor="accent1" w:themeTint="80" w:sz="4" w:space="0"/>
-          <w:left w:val="none"/>
-          <w:bottom w:val="none"/>
-          <w:right w:val="none"/>
+          <w:left w:val="none" w:color="000000" w:sz="4" w:space="0"/>
+          <w:bottom w:val="none" w:color="000000" w:sz="4" w:space="0"/>
+          <w:right w:val="none" w:color="000000" w:sz="4" w:space="0"/>
         </w:tcBorders>
       </w:tcPr>
     </w:tblStylePr>
@@ -20899,9 +20969,9 @@
       </w:tcPr>
     </w:tblStylePr>
   </w:style>
-  <w:style w:type="table" w:styleId="63">
+  <w:style w:type="table" w:styleId="949">
     <w:name w:val="Grid Table 7 Colorful - Accent 2"/>
-    <w:basedOn w:val="11"/>
+    <w:basedOn w:val="897"/>
     <w:uiPriority w:val="99"/>
     <w:pPr>
       <w:pBdr/>
@@ -21003,11 +21073,11 @@
         <w:tblBorders/>
       </w:tblPr>
       <w:tcPr>
-        <w:shd w:color="ffffff"/>
+        <w:shd w:val="clear" w:color="ffffff"/>
         <w:tcBorders>
-          <w:top w:val="none"/>
-          <w:left w:val="none"/>
-          <w:bottom w:val="none"/>
+          <w:top w:val="none" w:color="000000" w:sz="4" w:space="0"/>
+          <w:left w:val="none" w:color="000000" w:sz="4" w:space="0"/>
+          <w:bottom w:val="none" w:color="000000" w:sz="4" w:space="0"/>
           <w:right w:val="single" w:color="000000" w:themeColor="accent2" w:themeTint="97" w:sz="4" w:space="0"/>
         </w:tcBorders>
       </w:tcPr>
@@ -21030,10 +21100,10 @@
       <w:tcPr>
         <w:shd w:val="clear" w:color="ffffff" w:themeColor="light1" w:fill="ffffff" w:themeFill="light1"/>
         <w:tcBorders>
-          <w:top w:val="none"/>
-          <w:left w:val="none"/>
+          <w:top w:val="none" w:color="000000" w:sz="4" w:space="0"/>
+          <w:left w:val="none" w:color="000000" w:sz="4" w:space="0"/>
           <w:bottom w:val="single" w:color="000000" w:themeColor="accent2" w:themeTint="97" w:sz="4" w:space="0"/>
-          <w:right w:val="none"/>
+          <w:right w:val="none" w:color="000000" w:sz="4" w:space="0"/>
         </w:tcBorders>
       </w:tcPr>
     </w:tblStylePr>
@@ -21053,12 +21123,12 @@
         <w:tblBorders/>
       </w:tblPr>
       <w:tcPr>
-        <w:shd w:color="ffffff"/>
+        <w:shd w:val="clear" w:color="ffffff"/>
         <w:tcBorders>
-          <w:top w:val="none"/>
+          <w:top w:val="none" w:color="000000" w:sz="4" w:space="0"/>
           <w:left w:val="single" w:color="000000" w:themeColor="accent2" w:themeTint="97" w:sz="4" w:space="0"/>
-          <w:bottom w:val="none"/>
-          <w:right w:val="none"/>
+          <w:bottom w:val="none" w:color="000000" w:sz="4" w:space="0"/>
+          <w:right w:val="none" w:color="000000" w:sz="4" w:space="0"/>
         </w:tcBorders>
       </w:tcPr>
     </w:tblStylePr>
@@ -21081,9 +21151,9 @@
         <w:shd w:val="clear" w:color="ffffff" w:themeColor="light1" w:fill="ffffff" w:themeFill="light1"/>
         <w:tcBorders>
           <w:top w:val="single" w:color="000000" w:themeColor="accent2" w:themeTint="97" w:sz="4" w:space="0"/>
-          <w:left w:val="none"/>
-          <w:bottom w:val="none"/>
-          <w:right w:val="none"/>
+          <w:left w:val="none" w:color="000000" w:sz="4" w:space="0"/>
+          <w:bottom w:val="none" w:color="000000" w:sz="4" w:space="0"/>
+          <w:right w:val="none" w:color="000000" w:sz="4" w:space="0"/>
         </w:tcBorders>
       </w:tcPr>
     </w:tblStylePr>
@@ -21153,9 +21223,9 @@
       </w:tcPr>
     </w:tblStylePr>
   </w:style>
-  <w:style w:type="table" w:styleId="64">
+  <w:style w:type="table" w:styleId="950">
     <w:name w:val="Grid Table 7 Colorful - Accent 3"/>
-    <w:basedOn w:val="11"/>
+    <w:basedOn w:val="897"/>
     <w:uiPriority w:val="99"/>
     <w:pPr>
       <w:pBdr/>
@@ -21257,11 +21327,11 @@
         <w:tblBorders/>
       </w:tblPr>
       <w:tcPr>
-        <w:shd w:color="ffffff"/>
+        <w:shd w:val="clear" w:color="ffffff"/>
         <w:tcBorders>
-          <w:top w:val="none"/>
-          <w:left w:val="none"/>
-          <w:bottom w:val="none"/>
+          <w:top w:val="none" w:color="000000" w:sz="4" w:space="0"/>
+          <w:left w:val="none" w:color="000000" w:sz="4" w:space="0"/>
+          <w:bottom w:val="none" w:color="000000" w:sz="4" w:space="0"/>
           <w:right w:val="single" w:color="000000" w:themeColor="accent3" w:themeTint="FE" w:sz="4" w:space="0"/>
         </w:tcBorders>
       </w:tcPr>
@@ -21284,10 +21354,10 @@
       <w:tcPr>
         <w:shd w:val="clear" w:color="ffffff" w:themeColor="light1" w:fill="ffffff" w:themeFill="light1"/>
         <w:tcBorders>
-          <w:top w:val="none"/>
-          <w:left w:val="none"/>
+          <w:top w:val="none" w:color="000000" w:sz="4" w:space="0"/>
+          <w:left w:val="none" w:color="000000" w:sz="4" w:space="0"/>
           <w:bottom w:val="single" w:color="000000" w:themeColor="accent3" w:themeTint="FE" w:sz="4" w:space="0"/>
-          <w:right w:val="none"/>
+          <w:right w:val="none" w:color="000000" w:sz="4" w:space="0"/>
         </w:tcBorders>
       </w:tcPr>
     </w:tblStylePr>
@@ -21307,12 +21377,12 @@
         <w:tblBorders/>
       </w:tblPr>
       <w:tcPr>
-        <w:shd w:color="ffffff"/>
+        <w:shd w:val="clear" w:color="ffffff"/>
         <w:tcBorders>
-          <w:top w:val="none"/>
+          <w:top w:val="none" w:color="000000" w:sz="4" w:space="0"/>
           <w:left w:val="single" w:color="000000" w:themeColor="accent3" w:themeTint="FE" w:sz="4" w:space="0"/>
-          <w:bottom w:val="none"/>
-          <w:right w:val="none"/>
+          <w:bottom w:val="none" w:color="000000" w:sz="4" w:space="0"/>
+          <w:right w:val="none" w:color="000000" w:sz="4" w:space="0"/>
         </w:tcBorders>
       </w:tcPr>
     </w:tblStylePr>
@@ -21335,9 +21405,9 @@
         <w:shd w:val="clear" w:color="ffffff" w:themeColor="light1" w:fill="ffffff" w:themeFill="light1"/>
         <w:tcBorders>
           <w:top w:val="single" w:color="000000" w:themeColor="accent3" w:themeTint="FE" w:sz="4" w:space="0"/>
-          <w:left w:val="none"/>
-          <w:bottom w:val="none"/>
-          <w:right w:val="none"/>
+          <w:left w:val="none" w:color="000000" w:sz="4" w:space="0"/>
+          <w:bottom w:val="none" w:color="000000" w:sz="4" w:space="0"/>
+          <w:right w:val="none" w:color="000000" w:sz="4" w:space="0"/>
         </w:tcBorders>
       </w:tcPr>
     </w:tblStylePr>
@@ -21407,9 +21477,9 @@
       </w:tcPr>
     </w:tblStylePr>
   </w:style>
-  <w:style w:type="table" w:styleId="65">
+  <w:style w:type="table" w:styleId="951">
     <w:name w:val="Grid Table 7 Colorful - Accent 4"/>
-    <w:basedOn w:val="11"/>
+    <w:basedOn w:val="897"/>
     <w:uiPriority w:val="99"/>
     <w:pPr>
       <w:pBdr/>
@@ -21511,11 +21581,11 @@
         <w:tblBorders/>
       </w:tblPr>
       <w:tcPr>
-        <w:shd w:color="ffffff"/>
+        <w:shd w:val="clear" w:color="ffffff"/>
         <w:tcBorders>
-          <w:top w:val="none"/>
-          <w:left w:val="none"/>
-          <w:bottom w:val="none"/>
+          <w:top w:val="none" w:color="000000" w:sz="4" w:space="0"/>
+          <w:left w:val="none" w:color="000000" w:sz="4" w:space="0"/>
+          <w:bottom w:val="none" w:color="000000" w:sz="4" w:space="0"/>
           <w:right w:val="single" w:color="000000" w:themeColor="accent4" w:themeTint="9A" w:sz="4" w:space="0"/>
         </w:tcBorders>
       </w:tcPr>
@@ -21538,10 +21608,10 @@
       <w:tcPr>
         <w:shd w:val="clear" w:color="ffffff" w:themeColor="light1" w:fill="ffffff" w:themeFill="light1"/>
         <w:tcBorders>
-          <w:top w:val="none"/>
-          <w:left w:val="none"/>
+          <w:top w:val="none" w:color="000000" w:sz="4" w:space="0"/>
+          <w:left w:val="none" w:color="000000" w:sz="4" w:space="0"/>
           <w:bottom w:val="single" w:color="000000" w:themeColor="accent4" w:themeTint="9A" w:sz="4" w:space="0"/>
-          <w:right w:val="none"/>
+          <w:right w:val="none" w:color="000000" w:sz="4" w:space="0"/>
         </w:tcBorders>
       </w:tcPr>
     </w:tblStylePr>
@@ -21561,12 +21631,12 @@
         <w:tblBorders/>
       </w:tblPr>
       <w:tcPr>
-        <w:shd w:color="ffffff"/>
+        <w:shd w:val="clear" w:color="ffffff"/>
         <w:tcBorders>
-          <w:top w:val="none"/>
+          <w:top w:val="none" w:color="000000" w:sz="4" w:space="0"/>
           <w:left w:val="single" w:color="000000" w:themeColor="accent4" w:themeTint="9A" w:sz="4" w:space="0"/>
-          <w:bottom w:val="none"/>
-          <w:right w:val="none"/>
+          <w:bottom w:val="none" w:color="000000" w:sz="4" w:space="0"/>
+          <w:right w:val="none" w:color="000000" w:sz="4" w:space="0"/>
         </w:tcBorders>
       </w:tcPr>
     </w:tblStylePr>
@@ -21589,9 +21659,9 @@
         <w:shd w:val="clear" w:color="ffffff" w:themeColor="light1" w:fill="ffffff" w:themeFill="light1"/>
         <w:tcBorders>
           <w:top w:val="single" w:color="000000" w:themeColor="accent4" w:themeTint="9A" w:sz="4" w:space="0"/>
-          <w:left w:val="none"/>
-          <w:bottom w:val="none"/>
-          <w:right w:val="none"/>
+          <w:left w:val="none" w:color="000000" w:sz="4" w:space="0"/>
+          <w:bottom w:val="none" w:color="000000" w:sz="4" w:space="0"/>
+          <w:right w:val="none" w:color="000000" w:sz="4" w:space="0"/>
         </w:tcBorders>
       </w:tcPr>
     </w:tblStylePr>
@@ -21661,9 +21731,9 @@
       </w:tcPr>
     </w:tblStylePr>
   </w:style>
-  <w:style w:type="table" w:styleId="66">
+  <w:style w:type="table" w:styleId="952">
     <w:name w:val="Grid Table 7 Colorful - Accent 5"/>
-    <w:basedOn w:val="11"/>
+    <w:basedOn w:val="897"/>
     <w:uiPriority w:val="99"/>
     <w:pPr>
       <w:pBdr/>
@@ -21765,11 +21835,11 @@
         <w:tblBorders/>
       </w:tblPr>
       <w:tcPr>
-        <w:shd w:color="ffffff"/>
+        <w:shd w:val="clear" w:color="ffffff"/>
         <w:tcBorders>
-          <w:top w:val="none"/>
-          <w:left w:val="none"/>
-          <w:bottom w:val="none"/>
+          <w:top w:val="none" w:color="000000" w:sz="4" w:space="0"/>
+          <w:left w:val="none" w:color="000000" w:sz="4" w:space="0"/>
+          <w:bottom w:val="none" w:color="000000" w:sz="4" w:space="0"/>
           <w:right w:val="single" w:color="000000" w:themeColor="accent5" w:themeTint="90" w:sz="4" w:space="0"/>
         </w:tcBorders>
       </w:tcPr>
@@ -21792,10 +21862,10 @@
       <w:tcPr>
         <w:shd w:val="clear" w:color="ffffff" w:themeColor="light1" w:fill="ffffff" w:themeFill="light1"/>
         <w:tcBorders>
-          <w:top w:val="none"/>
-          <w:left w:val="none"/>
+          <w:top w:val="none" w:color="000000" w:sz="4" w:space="0"/>
+          <w:left w:val="none" w:color="000000" w:sz="4" w:space="0"/>
           <w:bottom w:val="single" w:color="000000" w:themeColor="accent5" w:themeTint="90" w:sz="4" w:space="0"/>
-          <w:right w:val="none"/>
+          <w:right w:val="none" w:color="000000" w:sz="4" w:space="0"/>
         </w:tcBorders>
       </w:tcPr>
     </w:tblStylePr>
@@ -21815,12 +21885,12 @@
         <w:tblBorders/>
       </w:tblPr>
       <w:tcPr>
-        <w:shd w:color="ffffff"/>
+        <w:shd w:val="clear" w:color="ffffff"/>
         <w:tcBorders>
-          <w:top w:val="none"/>
+          <w:top w:val="none" w:color="000000" w:sz="4" w:space="0"/>
           <w:left w:val="single" w:color="000000" w:themeColor="accent5" w:themeTint="90" w:sz="4" w:space="0"/>
-          <w:bottom w:val="none"/>
-          <w:right w:val="none"/>
+          <w:bottom w:val="none" w:color="000000" w:sz="4" w:space="0"/>
+          <w:right w:val="none" w:color="000000" w:sz="4" w:space="0"/>
         </w:tcBorders>
       </w:tcPr>
     </w:tblStylePr>
@@ -21843,9 +21913,9 @@
         <w:shd w:val="clear" w:color="ffffff" w:themeColor="light1" w:fill="ffffff" w:themeFill="light1"/>
         <w:tcBorders>
           <w:top w:val="single" w:color="000000" w:themeColor="accent5" w:themeTint="90" w:sz="4" w:space="0"/>
-          <w:left w:val="none"/>
-          <w:bottom w:val="none"/>
-          <w:right w:val="none"/>
+          <w:left w:val="none" w:color="000000" w:sz="4" w:space="0"/>
+          <w:bottom w:val="none" w:color="000000" w:sz="4" w:space="0"/>
+          <w:right w:val="none" w:color="000000" w:sz="4" w:space="0"/>
         </w:tcBorders>
       </w:tcPr>
     </w:tblStylePr>
@@ -21915,9 +21985,9 @@
       </w:tcPr>
     </w:tblStylePr>
   </w:style>
-  <w:style w:type="table" w:styleId="67">
+  <w:style w:type="table" w:styleId="953">
     <w:name w:val="Grid Table 7 Colorful - Accent 6"/>
-    <w:basedOn w:val="11"/>
+    <w:basedOn w:val="897"/>
     <w:uiPriority w:val="99"/>
     <w:pPr>
       <w:pBdr/>
@@ -22019,11 +22089,11 @@
         <w:tblBorders/>
       </w:tblPr>
       <w:tcPr>
-        <w:shd w:color="ffffff"/>
+        <w:shd w:val="clear" w:color="ffffff"/>
         <w:tcBorders>
-          <w:top w:val="none"/>
-          <w:left w:val="none"/>
-          <w:bottom w:val="none"/>
+          <w:top w:val="none" w:color="000000" w:sz="4" w:space="0"/>
+          <w:left w:val="none" w:color="000000" w:sz="4" w:space="0"/>
+          <w:bottom w:val="none" w:color="000000" w:sz="4" w:space="0"/>
           <w:right w:val="single" w:color="000000" w:themeColor="accent6" w:themeTint="90" w:sz="4" w:space="0"/>
         </w:tcBorders>
       </w:tcPr>
@@ -22046,10 +22116,10 @@
       <w:tcPr>
         <w:shd w:val="clear" w:color="ffffff" w:themeColor="light1" w:fill="ffffff" w:themeFill="light1"/>
         <w:tcBorders>
-          <w:top w:val="none"/>
-          <w:left w:val="none"/>
+          <w:top w:val="none" w:color="000000" w:sz="4" w:space="0"/>
+          <w:left w:val="none" w:color="000000" w:sz="4" w:space="0"/>
           <w:bottom w:val="single" w:color="000000" w:themeColor="accent6" w:themeTint="90" w:sz="4" w:space="0"/>
-          <w:right w:val="none"/>
+          <w:right w:val="none" w:color="000000" w:sz="4" w:space="0"/>
         </w:tcBorders>
       </w:tcPr>
     </w:tblStylePr>
@@ -22069,12 +22139,12 @@
         <w:tblBorders/>
       </w:tblPr>
       <w:tcPr>
-        <w:shd w:color="ffffff"/>
+        <w:shd w:val="clear" w:color="ffffff"/>
         <w:tcBorders>
-          <w:top w:val="none"/>
+          <w:top w:val="none" w:color="000000" w:sz="4" w:space="0"/>
           <w:left w:val="single" w:color="000000" w:themeColor="accent6" w:themeTint="90" w:sz="4" w:space="0"/>
-          <w:bottom w:val="none"/>
-          <w:right w:val="none"/>
+          <w:bottom w:val="none" w:color="000000" w:sz="4" w:space="0"/>
+          <w:right w:val="none" w:color="000000" w:sz="4" w:space="0"/>
         </w:tcBorders>
       </w:tcPr>
     </w:tblStylePr>
@@ -22097,9 +22167,9 @@
         <w:shd w:val="clear" w:color="ffffff" w:themeColor="light1" w:fill="ffffff" w:themeFill="light1"/>
         <w:tcBorders>
           <w:top w:val="single" w:color="000000" w:themeColor="accent6" w:themeTint="90" w:sz="4" w:space="0"/>
-          <w:left w:val="none"/>
-          <w:bottom w:val="none"/>
-          <w:right w:val="none"/>
+          <w:left w:val="none" w:color="000000" w:sz="4" w:space="0"/>
+          <w:bottom w:val="none" w:color="000000" w:sz="4" w:space="0"/>
+          <w:right w:val="none" w:color="000000" w:sz="4" w:space="0"/>
         </w:tcBorders>
       </w:tcPr>
     </w:tblStylePr>
@@ -22169,9 +22239,9 @@
       </w:tcPr>
     </w:tblStylePr>
   </w:style>
-  <w:style w:type="table" w:styleId="68">
+  <w:style w:type="table" w:styleId="954">
     <w:name w:val="List Table 1 Light"/>
-    <w:basedOn w:val="11"/>
+    <w:basedOn w:val="897"/>
     <w:uiPriority w:val="99"/>
     <w:pPr>
       <w:pBdr/>
@@ -22385,9 +22455,9 @@
       </w:tcPr>
     </w:tblStylePr>
   </w:style>
-  <w:style w:type="table" w:styleId="69">
+  <w:style w:type="table" w:styleId="955">
     <w:name w:val="List Table 1 Light - Accent 1"/>
-    <w:basedOn w:val="11"/>
+    <w:basedOn w:val="897"/>
     <w:uiPriority w:val="99"/>
     <w:pPr>
       <w:pBdr/>
@@ -22601,9 +22671,9 @@
       </w:tcPr>
     </w:tblStylePr>
   </w:style>
-  <w:style w:type="table" w:styleId="70">
+  <w:style w:type="table" w:styleId="956">
     <w:name w:val="List Table 1 Light - Accent 2"/>
-    <w:basedOn w:val="11"/>
+    <w:basedOn w:val="897"/>
     <w:uiPriority w:val="99"/>
     <w:pPr>
       <w:pBdr/>
@@ -22817,9 +22887,9 @@
       </w:tcPr>
     </w:tblStylePr>
   </w:style>
-  <w:style w:type="table" w:styleId="71">
+  <w:style w:type="table" w:styleId="957">
     <w:name w:val="List Table 1 Light - Accent 3"/>
-    <w:basedOn w:val="11"/>
+    <w:basedOn w:val="897"/>
     <w:uiPriority w:val="99"/>
     <w:pPr>
       <w:pBdr/>
@@ -23033,9 +23103,9 @@
       </w:tcPr>
     </w:tblStylePr>
   </w:style>
-  <w:style w:type="table" w:styleId="72">
+  <w:style w:type="table" w:styleId="958">
     <w:name w:val="List Table 1 Light - Accent 4"/>
-    <w:basedOn w:val="11"/>
+    <w:basedOn w:val="897"/>
     <w:uiPriority w:val="99"/>
     <w:pPr>
       <w:pBdr/>
@@ -23249,9 +23319,9 @@
       </w:tcPr>
     </w:tblStylePr>
   </w:style>
-  <w:style w:type="table" w:styleId="73">
+  <w:style w:type="table" w:styleId="959">
     <w:name w:val="List Table 1 Light - Accent 5"/>
-    <w:basedOn w:val="11"/>
+    <w:basedOn w:val="897"/>
     <w:uiPriority w:val="99"/>
     <w:pPr>
       <w:pBdr/>
@@ -23465,9 +23535,9 @@
       </w:tcPr>
     </w:tblStylePr>
   </w:style>
-  <w:style w:type="table" w:styleId="74">
+  <w:style w:type="table" w:styleId="960">
     <w:name w:val="List Table 1 Light - Accent 6"/>
-    <w:basedOn w:val="11"/>
+    <w:basedOn w:val="897"/>
     <w:uiPriority w:val="99"/>
     <w:pPr>
       <w:pBdr/>
@@ -23681,9 +23751,9 @@
       </w:tcPr>
     </w:tblStylePr>
   </w:style>
-  <w:style w:type="table" w:styleId="75">
+  <w:style w:type="table" w:styleId="961">
     <w:name w:val="List Table 2"/>
-    <w:basedOn w:val="11"/>
+    <w:basedOn w:val="897"/>
     <w:uiPriority w:val="99"/>
     <w:pPr>
       <w:pBdr/>
@@ -23919,9 +23989,9 @@
       </w:tcPr>
     </w:tblStylePr>
   </w:style>
-  <w:style w:type="table" w:styleId="76">
+  <w:style w:type="table" w:styleId="962">
     <w:name w:val="List Table 2 - Accent 1"/>
-    <w:basedOn w:val="11"/>
+    <w:basedOn w:val="897"/>
     <w:uiPriority w:val="99"/>
     <w:pPr>
       <w:pBdr/>
@@ -24157,9 +24227,9 @@
       </w:tcPr>
     </w:tblStylePr>
   </w:style>
-  <w:style w:type="table" w:styleId="77">
+  <w:style w:type="table" w:styleId="963">
     <w:name w:val="List Table 2 - Accent 2"/>
-    <w:basedOn w:val="11"/>
+    <w:basedOn w:val="897"/>
     <w:uiPriority w:val="99"/>
     <w:pPr>
       <w:pBdr/>
@@ -24395,9 +24465,9 @@
       </w:tcPr>
     </w:tblStylePr>
   </w:style>
-  <w:style w:type="table" w:styleId="78">
+  <w:style w:type="table" w:styleId="964">
     <w:name w:val="List Table 2 - Accent 3"/>
-    <w:basedOn w:val="11"/>
+    <w:basedOn w:val="897"/>
     <w:uiPriority w:val="99"/>
     <w:pPr>
       <w:pBdr/>
@@ -24633,9 +24703,9 @@
       </w:tcPr>
     </w:tblStylePr>
   </w:style>
-  <w:style w:type="table" w:styleId="79">
+  <w:style w:type="table" w:styleId="965">
     <w:name w:val="List Table 2 - Accent 4"/>
-    <w:basedOn w:val="11"/>
+    <w:basedOn w:val="897"/>
     <w:uiPriority w:val="99"/>
     <w:pPr>
       <w:pBdr/>
@@ -24871,9 +24941,9 @@
       </w:tcPr>
     </w:tblStylePr>
   </w:style>
-  <w:style w:type="table" w:styleId="80">
+  <w:style w:type="table" w:styleId="966">
     <w:name w:val="List Table 2 - Accent 5"/>
-    <w:basedOn w:val="11"/>
+    <w:basedOn w:val="897"/>
     <w:uiPriority w:val="99"/>
     <w:pPr>
       <w:pBdr/>
@@ -25109,9 +25179,9 @@
       </w:tcPr>
     </w:tblStylePr>
   </w:style>
-  <w:style w:type="table" w:styleId="81">
+  <w:style w:type="table" w:styleId="967">
     <w:name w:val="List Table 2 - Accent 6"/>
-    <w:basedOn w:val="11"/>
+    <w:basedOn w:val="897"/>
     <w:uiPriority w:val="99"/>
     <w:pPr>
       <w:pBdr/>
@@ -25347,9 +25417,9 @@
       </w:tcPr>
     </w:tblStylePr>
   </w:style>
-  <w:style w:type="table" w:styleId="82">
+  <w:style w:type="table" w:styleId="968">
     <w:name w:val="List Table 3"/>
-    <w:basedOn w:val="11"/>
+    <w:basedOn w:val="897"/>
     <w:uiPriority w:val="99"/>
     <w:pPr>
       <w:pBdr/>
@@ -25575,9 +25645,9 @@
       </w:tcPr>
     </w:tblStylePr>
   </w:style>
-  <w:style w:type="table" w:styleId="83">
+  <w:style w:type="table" w:styleId="969">
     <w:name w:val="List Table 3 - Accent 1"/>
-    <w:basedOn w:val="11"/>
+    <w:basedOn w:val="897"/>
     <w:uiPriority w:val="99"/>
     <w:pPr>
       <w:pBdr/>
@@ -25803,9 +25873,9 @@
       </w:tcPr>
     </w:tblStylePr>
   </w:style>
-  <w:style w:type="table" w:styleId="84">
+  <w:style w:type="table" w:styleId="970">
     <w:name w:val="List Table 3 - Accent 2"/>
-    <w:basedOn w:val="11"/>
+    <w:basedOn w:val="897"/>
     <w:uiPriority w:val="99"/>
     <w:pPr>
       <w:pBdr/>
@@ -26031,9 +26101,9 @@
       </w:tcPr>
     </w:tblStylePr>
   </w:style>
-  <w:style w:type="table" w:styleId="85">
+  <w:style w:type="table" w:styleId="971">
     <w:name w:val="List Table 3 - Accent 3"/>
-    <w:basedOn w:val="11"/>
+    <w:basedOn w:val="897"/>
     <w:uiPriority w:val="99"/>
     <w:pPr>
       <w:pBdr/>
@@ -26259,9 +26329,9 @@
       </w:tcPr>
     </w:tblStylePr>
   </w:style>
-  <w:style w:type="table" w:styleId="86">
+  <w:style w:type="table" w:styleId="972">
     <w:name w:val="List Table 3 - Accent 4"/>
-    <w:basedOn w:val="11"/>
+    <w:basedOn w:val="897"/>
     <w:uiPriority w:val="99"/>
     <w:pPr>
       <w:pBdr/>
@@ -26487,9 +26557,9 @@
       </w:tcPr>
     </w:tblStylePr>
   </w:style>
-  <w:style w:type="table" w:styleId="87">
+  <w:style w:type="table" w:styleId="973">
     <w:name w:val="List Table 3 - Accent 5"/>
-    <w:basedOn w:val="11"/>
+    <w:basedOn w:val="897"/>
     <w:uiPriority w:val="99"/>
     <w:pPr>
       <w:pBdr/>
@@ -26715,9 +26785,9 @@
       </w:tcPr>
     </w:tblStylePr>
   </w:style>
-  <w:style w:type="table" w:styleId="88">
+  <w:style w:type="table" w:styleId="974">
     <w:name w:val="List Table 3 - Accent 6"/>
-    <w:basedOn w:val="11"/>
+    <w:basedOn w:val="897"/>
     <w:uiPriority w:val="99"/>
     <w:pPr>
       <w:pBdr/>
@@ -26943,9 +27013,9 @@
       </w:tcPr>
     </w:tblStylePr>
   </w:style>
-  <w:style w:type="table" w:styleId="89">
+  <w:style w:type="table" w:styleId="975">
     <w:name w:val="List Table 4"/>
-    <w:basedOn w:val="11"/>
+    <w:basedOn w:val="897"/>
     <w:uiPriority w:val="99"/>
     <w:pPr>
       <w:pBdr/>
@@ -27168,9 +27238,9 @@
       </w:tcPr>
     </w:tblStylePr>
   </w:style>
-  <w:style w:type="table" w:styleId="90">
+  <w:style w:type="table" w:styleId="976">
     <w:name w:val="List Table 4 - Accent 1"/>
-    <w:basedOn w:val="11"/>
+    <w:basedOn w:val="897"/>
     <w:uiPriority w:val="99"/>
     <w:pPr>
       <w:pBdr/>
@@ -27393,9 +27463,9 @@
       </w:tcPr>
     </w:tblStylePr>
   </w:style>
-  <w:style w:type="table" w:styleId="91">
+  <w:style w:type="table" w:styleId="977">
     <w:name w:val="List Table 4 - Accent 2"/>
-    <w:basedOn w:val="11"/>
+    <w:basedOn w:val="897"/>
     <w:uiPriority w:val="99"/>
     <w:pPr>
       <w:pBdr/>
@@ -27618,9 +27688,9 @@
       </w:tcPr>
     </w:tblStylePr>
   </w:style>
-  <w:style w:type="table" w:styleId="92">
+  <w:style w:type="table" w:styleId="978">
     <w:name w:val="List Table 4 - Accent 3"/>
-    <w:basedOn w:val="11"/>
+    <w:basedOn w:val="897"/>
     <w:uiPriority w:val="99"/>
     <w:pPr>
       <w:pBdr/>
@@ -27843,9 +27913,9 @@
       </w:tcPr>
     </w:tblStylePr>
   </w:style>
-  <w:style w:type="table" w:styleId="93">
+  <w:style w:type="table" w:styleId="979">
     <w:name w:val="List Table 4 - Accent 4"/>
-    <w:basedOn w:val="11"/>
+    <w:basedOn w:val="897"/>
     <w:uiPriority w:val="99"/>
     <w:pPr>
       <w:pBdr/>
@@ -28068,9 +28138,9 @@
       </w:tcPr>
     </w:tblStylePr>
   </w:style>
-  <w:style w:type="table" w:styleId="94">
+  <w:style w:type="table" w:styleId="980">
     <w:name w:val="List Table 4 - Accent 5"/>
-    <w:basedOn w:val="11"/>
+    <w:basedOn w:val="897"/>
     <w:uiPriority w:val="99"/>
     <w:pPr>
       <w:pBdr/>
@@ -28293,9 +28363,9 @@
       </w:tcPr>
     </w:tblStylePr>
   </w:style>
-  <w:style w:type="table" w:styleId="95">
+  <w:style w:type="table" w:styleId="981">
     <w:name w:val="List Table 4 - Accent 6"/>
-    <w:basedOn w:val="11"/>
+    <w:basedOn w:val="897"/>
     <w:uiPriority w:val="99"/>
     <w:pPr>
       <w:pBdr/>
@@ -28518,9 +28588,9 @@
       </w:tcPr>
     </w:tblStylePr>
   </w:style>
-  <w:style w:type="table" w:styleId="96">
+  <w:style w:type="table" w:styleId="982">
     <w:name w:val="List Table 5 Dark"/>
-    <w:basedOn w:val="11"/>
+    <w:basedOn w:val="897"/>
     <w:uiPriority w:val="99"/>
     <w:pPr>
       <w:pBdr/>
@@ -28760,9 +28830,9 @@
       </w:tcPr>
     </w:tblStylePr>
   </w:style>
-  <w:style w:type="table" w:styleId="97">
+  <w:style w:type="table" w:styleId="983">
     <w:name w:val="List Table 5 Dark - Accent 1"/>
-    <w:basedOn w:val="11"/>
+    <w:basedOn w:val="897"/>
     <w:uiPriority w:val="99"/>
     <w:pPr>
       <w:pBdr/>
@@ -29002,9 +29072,9 @@
       </w:tcPr>
     </w:tblStylePr>
   </w:style>
-  <w:style w:type="table" w:styleId="98">
+  <w:style w:type="table" w:styleId="984">
     <w:name w:val="List Table 5 Dark - Accent 2"/>
-    <w:basedOn w:val="11"/>
+    <w:basedOn w:val="897"/>
     <w:uiPriority w:val="99"/>
     <w:pPr>
       <w:pBdr/>
@@ -29244,9 +29314,9 @@
       </w:tcPr>
     </w:tblStylePr>
   </w:style>
-  <w:style w:type="table" w:styleId="99">
+  <w:style w:type="table" w:styleId="985">
     <w:name w:val="List Table 5 Dark - Accent 3"/>
-    <w:basedOn w:val="11"/>
+    <w:basedOn w:val="897"/>
     <w:uiPriority w:val="99"/>
     <w:pPr>
       <w:pBdr/>
@@ -29486,9 +29556,9 @@
       </w:tcPr>
     </w:tblStylePr>
   </w:style>
-  <w:style w:type="table" w:styleId="100">
+  <w:style w:type="table" w:styleId="986">
     <w:name w:val="List Table 5 Dark - Accent 4"/>
-    <w:basedOn w:val="11"/>
+    <w:basedOn w:val="897"/>
     <w:uiPriority w:val="99"/>
     <w:pPr>
       <w:pBdr/>
@@ -29728,9 +29798,9 @@
       </w:tcPr>
     </w:tblStylePr>
   </w:style>
-  <w:style w:type="table" w:styleId="101">
+  <w:style w:type="table" w:styleId="987">
     <w:name w:val="List Table 5 Dark - Accent 5"/>
-    <w:basedOn w:val="11"/>
+    <w:basedOn w:val="897"/>
     <w:uiPriority w:val="99"/>
     <w:pPr>
       <w:pBdr/>
@@ -29970,9 +30040,9 @@
       </w:tcPr>
     </w:tblStylePr>
   </w:style>
-  <w:style w:type="table" w:styleId="102">
+  <w:style w:type="table" w:styleId="988">
     <w:name w:val="List Table 5 Dark - Accent 6"/>
-    <w:basedOn w:val="11"/>
+    <w:basedOn w:val="897"/>
     <w:uiPriority w:val="99"/>
     <w:pPr>
       <w:pBdr/>
@@ -30212,9 +30282,9 @@
       </w:tcPr>
     </w:tblStylePr>
   </w:style>
-  <w:style w:type="table" w:styleId="103">
+  <w:style w:type="table" w:styleId="989">
     <w:name w:val="List Table 6 Colorful"/>
-    <w:basedOn w:val="11"/>
+    <w:basedOn w:val="897"/>
     <w:uiPriority w:val="99"/>
     <w:pPr>
       <w:pBdr/>
@@ -30435,9 +30505,9 @@
       </w:tcPr>
     </w:tblStylePr>
   </w:style>
-  <w:style w:type="table" w:styleId="104">
+  <w:style w:type="table" w:styleId="990">
     <w:name w:val="List Table 6 Colorful - Accent 1"/>
-    <w:basedOn w:val="11"/>
+    <w:basedOn w:val="897"/>
     <w:uiPriority w:val="99"/>
     <w:pPr>
       <w:pBdr/>
@@ -30658,9 +30728,9 @@
       </w:tcPr>
     </w:tblStylePr>
   </w:style>
-  <w:style w:type="table" w:styleId="105">
+  <w:style w:type="table" w:styleId="991">
     <w:name w:val="List Table 6 Colorful - Accent 2"/>
-    <w:basedOn w:val="11"/>
+    <w:basedOn w:val="897"/>
     <w:uiPriority w:val="99"/>
     <w:pPr>
       <w:pBdr/>
@@ -30881,9 +30951,9 @@
       </w:tcPr>
     </w:tblStylePr>
   </w:style>
-  <w:style w:type="table" w:styleId="106">
+  <w:style w:type="table" w:styleId="992">
     <w:name w:val="List Table 6 Colorful - Accent 3"/>
-    <w:basedOn w:val="11"/>
+    <w:basedOn w:val="897"/>
     <w:uiPriority w:val="99"/>
     <w:pPr>
       <w:pBdr/>
@@ -31104,9 +31174,9 @@
       </w:tcPr>
     </w:tblStylePr>
   </w:style>
-  <w:style w:type="table" w:styleId="107">
+  <w:style w:type="table" w:styleId="993">
     <w:name w:val="List Table 6 Colorful - Accent 4"/>
-    <w:basedOn w:val="11"/>
+    <w:basedOn w:val="897"/>
     <w:uiPriority w:val="99"/>
     <w:pPr>
       <w:pBdr/>
@@ -31327,9 +31397,9 @@
       </w:tcPr>
     </w:tblStylePr>
   </w:style>
-  <w:style w:type="table" w:styleId="108">
+  <w:style w:type="table" w:styleId="994">
     <w:name w:val="List Table 6 Colorful - Accent 5"/>
-    <w:basedOn w:val="11"/>
+    <w:basedOn w:val="897"/>
     <w:uiPriority w:val="99"/>
     <w:pPr>
       <w:pBdr/>
@@ -31550,9 +31620,9 @@
       </w:tcPr>
     </w:tblStylePr>
   </w:style>
-  <w:style w:type="table" w:styleId="109">
+  <w:style w:type="table" w:styleId="995">
     <w:name w:val="List Table 6 Colorful - Accent 6"/>
-    <w:basedOn w:val="11"/>
+    <w:basedOn w:val="897"/>
     <w:uiPriority w:val="99"/>
     <w:pPr>
       <w:pBdr/>
@@ -31773,9 +31843,9 @@
       </w:tcPr>
     </w:tblStylePr>
   </w:style>
-  <w:style w:type="table" w:styleId="110">
+  <w:style w:type="table" w:styleId="996">
     <w:name w:val="List Table 7 Colorful"/>
-    <w:basedOn w:val="11"/>
+    <w:basedOn w:val="897"/>
     <w:uiPriority w:val="99"/>
     <w:pPr>
       <w:pBdr/>
@@ -31874,11 +31944,11 @@
         <w:tblBorders/>
       </w:tblPr>
       <w:tcPr>
-        <w:shd w:color="ffffff"/>
+        <w:shd w:val="clear" w:color="ffffff"/>
         <w:tcBorders>
-          <w:top w:val="none"/>
-          <w:left w:val="none"/>
-          <w:bottom w:val="none"/>
+          <w:top w:val="none" w:color="000000" w:sz="4" w:space="0"/>
+          <w:left w:val="none" w:color="000000" w:sz="4" w:space="0"/>
+          <w:bottom w:val="none" w:color="000000" w:sz="4" w:space="0"/>
           <w:right w:val="single" w:color="000000" w:themeColor="text1" w:themeTint="80" w:sz="4" w:space="0"/>
         </w:tcBorders>
       </w:tcPr>
@@ -31901,10 +31971,10 @@
       <w:tcPr>
         <w:shd w:val="clear" w:color="ffffff" w:themeColor="light1" w:fill="ffffff" w:themeFill="light1"/>
         <w:tcBorders>
-          <w:top w:val="none"/>
-          <w:left w:val="none"/>
+          <w:top w:val="none" w:color="000000" w:sz="4" w:space="0"/>
+          <w:left w:val="none" w:color="000000" w:sz="4" w:space="0"/>
           <w:bottom w:val="single" w:color="000000" w:themeColor="text1" w:themeTint="80" w:sz="4" w:space="0"/>
-          <w:right w:val="none"/>
+          <w:right w:val="none" w:color="000000" w:sz="4" w:space="0"/>
         </w:tcBorders>
       </w:tcPr>
     </w:tblStylePr>
@@ -31924,12 +31994,12 @@
         <w:tblBorders/>
       </w:tblPr>
       <w:tcPr>
-        <w:shd w:color="ffffff"/>
+        <w:shd w:val="clear" w:color="ffffff"/>
         <w:tcBorders>
-          <w:top w:val="none"/>
+          <w:top w:val="none" w:color="000000" w:sz="4" w:space="0"/>
           <w:left w:val="single" w:color="000000" w:themeColor="text1" w:themeTint="80" w:sz="4" w:space="0"/>
-          <w:bottom w:val="none"/>
-          <w:right w:val="none"/>
+          <w:bottom w:val="none" w:color="000000" w:sz="4" w:space="0"/>
+          <w:right w:val="none" w:color="000000" w:sz="4" w:space="0"/>
         </w:tcBorders>
       </w:tcPr>
     </w:tblStylePr>
@@ -31952,9 +32022,9 @@
         <w:shd w:val="clear" w:color="ffffff" w:themeColor="light1" w:fill="ffffff" w:themeFill="light1"/>
         <w:tcBorders>
           <w:top w:val="single" w:color="000000" w:themeColor="text1" w:themeTint="80" w:sz="4" w:space="0"/>
-          <w:left w:val="none"/>
-          <w:bottom w:val="none"/>
-          <w:right w:val="none"/>
+          <w:left w:val="none" w:color="000000" w:sz="4" w:space="0"/>
+          <w:bottom w:val="none" w:color="000000" w:sz="4" w:space="0"/>
+          <w:right w:val="none" w:color="000000" w:sz="4" w:space="0"/>
         </w:tcBorders>
       </w:tcPr>
     </w:tblStylePr>
@@ -32029,9 +32099,9 @@
       </w:tcPr>
     </w:tblStylePr>
   </w:style>
-  <w:style w:type="table" w:styleId="111">
+  <w:style w:type="table" w:styleId="997">
     <w:name w:val="List Table 7 Colorful - Accent 1"/>
-    <w:basedOn w:val="11"/>
+    <w:basedOn w:val="897"/>
     <w:uiPriority w:val="99"/>
     <w:pPr>
       <w:pBdr/>
@@ -32130,11 +32200,11 @@
         <w:tblBorders/>
       </w:tblPr>
       <w:tcPr>
-        <w:shd w:color="ffffff"/>
+        <w:shd w:val="clear" w:color="ffffff"/>
         <w:tcBorders>
-          <w:top w:val="none"/>
-          <w:left w:val="none"/>
-          <w:bottom w:val="none"/>
+          <w:top w:val="none" w:color="000000" w:sz="4" w:space="0"/>
+          <w:left w:val="none" w:color="000000" w:sz="4" w:space="0"/>
+          <w:bottom w:val="none" w:color="000000" w:sz="4" w:space="0"/>
           <w:right w:val="single" w:color="000000" w:themeColor="accent1" w:sz="4" w:space="0"/>
         </w:tcBorders>
       </w:tcPr>
@@ -32157,10 +32227,10 @@
       <w:tcPr>
         <w:shd w:val="clear" w:color="ffffff" w:themeColor="light1" w:fill="ffffff" w:themeFill="light1"/>
         <w:tcBorders>
-          <w:top w:val="none"/>
-          <w:left w:val="none"/>
+          <w:top w:val="none" w:color="000000" w:sz="4" w:space="0"/>
+          <w:left w:val="none" w:color="000000" w:sz="4" w:space="0"/>
           <w:bottom w:val="single" w:color="000000" w:themeColor="accent1" w:sz="4" w:space="0"/>
-          <w:right w:val="none"/>
+          <w:right w:val="none" w:color="000000" w:sz="4" w:space="0"/>
         </w:tcBorders>
       </w:tcPr>
     </w:tblStylePr>
@@ -32180,12 +32250,12 @@
         <w:tblBorders/>
       </w:tblPr>
       <w:tcPr>
-        <w:shd w:color="ffffff"/>
+        <w:shd w:val="clear" w:color="ffffff"/>
         <w:tcBorders>
-          <w:top w:val="none"/>
+          <w:top w:val="none" w:color="000000" w:sz="4" w:space="0"/>
           <w:left w:val="single" w:color="000000" w:themeColor="accent1" w:sz="4" w:space="0"/>
-          <w:bottom w:val="none"/>
-          <w:right w:val="none"/>
+          <w:bottom w:val="none" w:color="000000" w:sz="4" w:space="0"/>
+          <w:right w:val="none" w:color="000000" w:sz="4" w:space="0"/>
         </w:tcBorders>
       </w:tcPr>
     </w:tblStylePr>
@@ -32208,9 +32278,9 @@
         <w:shd w:val="clear" w:color="ffffff" w:themeColor="light1" w:fill="ffffff" w:themeFill="light1"/>
         <w:tcBorders>
           <w:top w:val="single" w:color="000000" w:themeColor="accent1" w:sz="4" w:space="0"/>
-          <w:left w:val="none"/>
-          <w:bottom w:val="none"/>
-          <w:right w:val="none"/>
+          <w:left w:val="none" w:color="000000" w:sz="4" w:space="0"/>
+          <w:bottom w:val="none" w:color="000000" w:sz="4" w:space="0"/>
+          <w:right w:val="none" w:color="000000" w:sz="4" w:space="0"/>
         </w:tcBorders>
       </w:tcPr>
     </w:tblStylePr>
@@ -32285,9 +32355,9 @@
       </w:tcPr>
     </w:tblStylePr>
   </w:style>
-  <w:style w:type="table" w:styleId="112">
+  <w:style w:type="table" w:styleId="998">
     <w:name w:val="List Table 7 Colorful - Accent 2"/>
-    <w:basedOn w:val="11"/>
+    <w:basedOn w:val="897"/>
     <w:uiPriority w:val="99"/>
     <w:pPr>
       <w:pBdr/>
@@ -32386,11 +32456,11 @@
         <w:tblBorders/>
       </w:tblPr>
       <w:tcPr>
-        <w:shd w:color="ffffff"/>
+        <w:shd w:val="clear" w:color="ffffff"/>
         <w:tcBorders>
-          <w:top w:val="none"/>
-          <w:left w:val="none"/>
-          <w:bottom w:val="none"/>
+          <w:top w:val="none" w:color="000000" w:sz="4" w:space="0"/>
+          <w:left w:val="none" w:color="000000" w:sz="4" w:space="0"/>
+          <w:bottom w:val="none" w:color="000000" w:sz="4" w:space="0"/>
           <w:right w:val="single" w:color="000000" w:themeColor="accent2" w:themeTint="97" w:sz="4" w:space="0"/>
         </w:tcBorders>
       </w:tcPr>
@@ -32413,10 +32483,10 @@
       <w:tcPr>
         <w:shd w:val="clear" w:color="ffffff" w:themeColor="light1" w:fill="ffffff" w:themeFill="light1"/>
         <w:tcBorders>
-          <w:top w:val="none"/>
-          <w:left w:val="none"/>
+          <w:top w:val="none" w:color="000000" w:sz="4" w:space="0"/>
+          <w:left w:val="none" w:color="000000" w:sz="4" w:space="0"/>
           <w:bottom w:val="single" w:color="000000" w:themeColor="accent2" w:themeTint="97" w:sz="4" w:space="0"/>
-          <w:right w:val="none"/>
+          <w:right w:val="none" w:color="000000" w:sz="4" w:space="0"/>
         </w:tcBorders>
       </w:tcPr>
     </w:tblStylePr>
@@ -32436,12 +32506,12 @@
         <w:tblBorders/>
       </w:tblPr>
       <w:tcPr>
-        <w:shd w:color="ffffff"/>
+        <w:shd w:val="clear" w:color="ffffff"/>
         <w:tcBorders>
-          <w:top w:val="none"/>
+          <w:top w:val="none" w:color="000000" w:sz="4" w:space="0"/>
           <w:left w:val="single" w:color="000000" w:themeColor="accent2" w:themeTint="97" w:sz="4" w:space="0"/>
-          <w:bottom w:val="none"/>
-          <w:right w:val="none"/>
+          <w:bottom w:val="none" w:color="000000" w:sz="4" w:space="0"/>
+          <w:right w:val="none" w:color="000000" w:sz="4" w:space="0"/>
         </w:tcBorders>
       </w:tcPr>
     </w:tblStylePr>
@@ -32464,9 +32534,9 @@
         <w:shd w:val="clear" w:color="ffffff" w:themeColor="light1" w:fill="ffffff" w:themeFill="light1"/>
         <w:tcBorders>
           <w:top w:val="single" w:color="000000" w:themeColor="accent2" w:themeTint="97" w:sz="4" w:space="0"/>
-          <w:left w:val="none"/>
-          <w:bottom w:val="none"/>
-          <w:right w:val="none"/>
+          <w:left w:val="none" w:color="000000" w:sz="4" w:space="0"/>
+          <w:bottom w:val="none" w:color="000000" w:sz="4" w:space="0"/>
+          <w:right w:val="none" w:color="000000" w:sz="4" w:space="0"/>
         </w:tcBorders>
       </w:tcPr>
     </w:tblStylePr>
@@ -32541,9 +32611,9 @@
       </w:tcPr>
     </w:tblStylePr>
   </w:style>
-  <w:style w:type="table" w:styleId="113">
+  <w:style w:type="table" w:styleId="999">
     <w:name w:val="List Table 7 Colorful - Accent 3"/>
-    <w:basedOn w:val="11"/>
+    <w:basedOn w:val="897"/>
     <w:uiPriority w:val="99"/>
     <w:pPr>
       <w:pBdr/>
@@ -32642,11 +32712,11 @@
         <w:tblBorders/>
       </w:tblPr>
       <w:tcPr>
-        <w:shd w:color="ffffff"/>
+        <w:shd w:val="clear" w:color="ffffff"/>
         <w:tcBorders>
-          <w:top w:val="none"/>
-          <w:left w:val="none"/>
-          <w:bottom w:val="none"/>
+          <w:top w:val="none" w:color="000000" w:sz="4" w:space="0"/>
+          <w:left w:val="none" w:color="000000" w:sz="4" w:space="0"/>
+          <w:bottom w:val="none" w:color="000000" w:sz="4" w:space="0"/>
           <w:right w:val="single" w:color="000000" w:themeColor="accent3" w:themeTint="98" w:sz="4" w:space="0"/>
         </w:tcBorders>
       </w:tcPr>
@@ -32669,10 +32739,10 @@
       <w:tcPr>
         <w:shd w:val="clear" w:color="ffffff" w:themeColor="light1" w:fill="ffffff" w:themeFill="light1"/>
         <w:tcBorders>
-          <w:top w:val="none"/>
-          <w:left w:val="none"/>
+          <w:top w:val="none" w:color="000000" w:sz="4" w:space="0"/>
+          <w:left w:val="none" w:color="000000" w:sz="4" w:space="0"/>
           <w:bottom w:val="single" w:color="000000" w:themeColor="accent3" w:themeTint="98" w:sz="4" w:space="0"/>
-          <w:right w:val="none"/>
+          <w:right w:val="none" w:color="000000" w:sz="4" w:space="0"/>
         </w:tcBorders>
       </w:tcPr>
     </w:tblStylePr>
@@ -32692,12 +32762,12 @@
         <w:tblBorders/>
       </w:tblPr>
       <w:tcPr>
-        <w:shd w:color="ffffff"/>
+        <w:shd w:val="clear" w:color="ffffff"/>
         <w:tcBorders>
-          <w:top w:val="none"/>
+          <w:top w:val="none" w:color="000000" w:sz="4" w:space="0"/>
           <w:left w:val="single" w:color="000000" w:themeColor="accent3" w:themeTint="98" w:sz="4" w:space="0"/>
-          <w:bottom w:val="none"/>
-          <w:right w:val="none"/>
+          <w:bottom w:val="none" w:color="000000" w:sz="4" w:space="0"/>
+          <w:right w:val="none" w:color="000000" w:sz="4" w:space="0"/>
         </w:tcBorders>
       </w:tcPr>
     </w:tblStylePr>
@@ -32720,9 +32790,9 @@
         <w:shd w:val="clear" w:color="ffffff" w:themeColor="light1" w:fill="ffffff" w:themeFill="light1"/>
         <w:tcBorders>
           <w:top w:val="single" w:color="000000" w:themeColor="accent3" w:themeTint="98" w:sz="4" w:space="0"/>
-          <w:left w:val="none"/>
-          <w:bottom w:val="none"/>
-          <w:right w:val="none"/>
+          <w:left w:val="none" w:color="000000" w:sz="4" w:space="0"/>
+          <w:bottom w:val="none" w:color="000000" w:sz="4" w:space="0"/>
+          <w:right w:val="none" w:color="000000" w:sz="4" w:space="0"/>
         </w:tcBorders>
       </w:tcPr>
     </w:tblStylePr>
@@ -32797,9 +32867,9 @@
       </w:tcPr>
     </w:tblStylePr>
   </w:style>
-  <w:style w:type="table" w:styleId="114">
+  <w:style w:type="table" w:styleId="1000">
     <w:name w:val="List Table 7 Colorful - Accent 4"/>
-    <w:basedOn w:val="11"/>
+    <w:basedOn w:val="897"/>
     <w:uiPriority w:val="99"/>
     <w:pPr>
       <w:pBdr/>
@@ -32898,11 +32968,11 @@
         <w:tblBorders/>
       </w:tblPr>
       <w:tcPr>
-        <w:shd w:color="ffffff"/>
+        <w:shd w:val="clear" w:color="ffffff"/>
         <w:tcBorders>
-          <w:top w:val="none"/>
-          <w:left w:val="none"/>
-          <w:bottom w:val="none"/>
+          <w:top w:val="none" w:color="000000" w:sz="4" w:space="0"/>
+          <w:left w:val="none" w:color="000000" w:sz="4" w:space="0"/>
+          <w:bottom w:val="none" w:color="000000" w:sz="4" w:space="0"/>
           <w:right w:val="single" w:color="000000" w:themeColor="accent4" w:themeTint="9A" w:sz="4" w:space="0"/>
         </w:tcBorders>
       </w:tcPr>
@@ -32925,10 +32995,10 @@
       <w:tcPr>
         <w:shd w:val="clear" w:color="ffffff" w:themeColor="light1" w:fill="ffffff" w:themeFill="light1"/>
         <w:tcBorders>
-          <w:top w:val="none"/>
-          <w:left w:val="none"/>
+          <w:top w:val="none" w:color="000000" w:sz="4" w:space="0"/>
+          <w:left w:val="none" w:color="000000" w:sz="4" w:space="0"/>
           <w:bottom w:val="single" w:color="000000" w:themeColor="accent4" w:themeTint="9A" w:sz="4" w:space="0"/>
-          <w:right w:val="none"/>
+          <w:right w:val="none" w:color="000000" w:sz="4" w:space="0"/>
         </w:tcBorders>
       </w:tcPr>
     </w:tblStylePr>
@@ -32948,12 +33018,12 @@
         <w:tblBorders/>
       </w:tblPr>
       <w:tcPr>
-        <w:shd w:color="ffffff"/>
+        <w:shd w:val="clear" w:color="ffffff"/>
         <w:tcBorders>
-          <w:top w:val="none"/>
+          <w:top w:val="none" w:color="000000" w:sz="4" w:space="0"/>
           <w:left w:val="single" w:color="000000" w:themeColor="accent4" w:themeTint="9A" w:sz="4" w:space="0"/>
-          <w:bottom w:val="none"/>
-          <w:right w:val="none"/>
+          <w:bottom w:val="none" w:color="000000" w:sz="4" w:space="0"/>
+          <w:right w:val="none" w:color="000000" w:sz="4" w:space="0"/>
         </w:tcBorders>
       </w:tcPr>
     </w:tblStylePr>
@@ -32976,9 +33046,9 @@
         <w:shd w:val="clear" w:color="ffffff" w:themeColor="light1" w:fill="ffffff" w:themeFill="light1"/>
         <w:tcBorders>
           <w:top w:val="single" w:color="000000" w:themeColor="accent4" w:themeTint="9A" w:sz="4" w:space="0"/>
-          <w:left w:val="none"/>
-          <w:bottom w:val="none"/>
-          <w:right w:val="none"/>
+          <w:left w:val="none" w:color="000000" w:sz="4" w:space="0"/>
+          <w:bottom w:val="none" w:color="000000" w:sz="4" w:space="0"/>
+          <w:right w:val="none" w:color="000000" w:sz="4" w:space="0"/>
         </w:tcBorders>
       </w:tcPr>
     </w:tblStylePr>
@@ -33053,9 +33123,9 @@
       </w:tcPr>
     </w:tblStylePr>
   </w:style>
-  <w:style w:type="table" w:styleId="115">
+  <w:style w:type="table" w:styleId="1001">
     <w:name w:val="List Table 7 Colorful - Accent 5"/>
-    <w:basedOn w:val="11"/>
+    <w:basedOn w:val="897"/>
     <w:uiPriority w:val="99"/>
     <w:pPr>
       <w:pBdr/>
@@ -33154,11 +33224,11 @@
         <w:tblBorders/>
       </w:tblPr>
       <w:tcPr>
-        <w:shd w:color="ffffff"/>
+        <w:shd w:val="clear" w:color="ffffff"/>
         <w:tcBorders>
-          <w:top w:val="none"/>
-          <w:left w:val="none"/>
-          <w:bottom w:val="none"/>
+          <w:top w:val="none" w:color="000000" w:sz="4" w:space="0"/>
+          <w:left w:val="none" w:color="000000" w:sz="4" w:space="0"/>
+          <w:bottom w:val="none" w:color="000000" w:sz="4" w:space="0"/>
           <w:right w:val="single" w:color="000000" w:themeColor="accent5" w:themeTint="9A" w:sz="4" w:space="0"/>
         </w:tcBorders>
       </w:tcPr>
@@ -33181,10 +33251,10 @@
       <w:tcPr>
         <w:shd w:val="clear" w:color="ffffff" w:themeColor="light1" w:fill="ffffff" w:themeFill="light1"/>
         <w:tcBorders>
-          <w:top w:val="none"/>
-          <w:left w:val="none"/>
+          <w:top w:val="none" w:color="000000" w:sz="4" w:space="0"/>
+          <w:left w:val="none" w:color="000000" w:sz="4" w:space="0"/>
           <w:bottom w:val="single" w:color="000000" w:themeColor="accent5" w:themeTint="9A" w:sz="4" w:space="0"/>
-          <w:right w:val="none"/>
+          <w:right w:val="none" w:color="000000" w:sz="4" w:space="0"/>
         </w:tcBorders>
       </w:tcPr>
     </w:tblStylePr>
@@ -33204,12 +33274,12 @@
         <w:tblBorders/>
       </w:tblPr>
       <w:tcPr>
-        <w:shd w:color="ffffff"/>
+        <w:shd w:val="clear" w:color="ffffff"/>
         <w:tcBorders>
-          <w:top w:val="none"/>
+          <w:top w:val="none" w:color="000000" w:sz="4" w:space="0"/>
           <w:left w:val="single" w:color="000000" w:themeColor="accent5" w:themeTint="9A" w:sz="4" w:space="0"/>
-          <w:bottom w:val="none"/>
-          <w:right w:val="none"/>
+          <w:bottom w:val="none" w:color="000000" w:sz="4" w:space="0"/>
+          <w:right w:val="none" w:color="000000" w:sz="4" w:space="0"/>
         </w:tcBorders>
       </w:tcPr>
     </w:tblStylePr>
@@ -33232,9 +33302,9 @@
         <w:shd w:val="clear" w:color="ffffff" w:themeColor="light1" w:fill="ffffff" w:themeFill="light1"/>
         <w:tcBorders>
           <w:top w:val="single" w:color="000000" w:themeColor="accent5" w:themeTint="9A" w:sz="4" w:space="0"/>
-          <w:left w:val="none"/>
-          <w:bottom w:val="none"/>
-          <w:right w:val="none"/>
+          <w:left w:val="none" w:color="000000" w:sz="4" w:space="0"/>
+          <w:bottom w:val="none" w:color="000000" w:sz="4" w:space="0"/>
+          <w:right w:val="none" w:color="000000" w:sz="4" w:space="0"/>
         </w:tcBorders>
       </w:tcPr>
     </w:tblStylePr>
@@ -33309,9 +33379,9 @@
       </w:tcPr>
     </w:tblStylePr>
   </w:style>
-  <w:style w:type="table" w:styleId="116">
+  <w:style w:type="table" w:styleId="1002">
     <w:name w:val="List Table 7 Colorful - Accent 6"/>
-    <w:basedOn w:val="11"/>
+    <w:basedOn w:val="897"/>
     <w:uiPriority w:val="99"/>
     <w:pPr>
       <w:pBdr/>
@@ -33410,11 +33480,11 @@
         <w:tblBorders/>
       </w:tblPr>
       <w:tcPr>
-        <w:shd w:color="ffffff"/>
+        <w:shd w:val="clear" w:color="ffffff"/>
         <w:tcBorders>
-          <w:top w:val="none"/>
-          <w:left w:val="none"/>
-          <w:bottom w:val="none"/>
+          <w:top w:val="none" w:color="000000" w:sz="4" w:space="0"/>
+          <w:left w:val="none" w:color="000000" w:sz="4" w:space="0"/>
+          <w:bottom w:val="none" w:color="000000" w:sz="4" w:space="0"/>
           <w:right w:val="single" w:color="000000" w:themeColor="accent6" w:themeTint="98" w:sz="4" w:space="0"/>
         </w:tcBorders>
       </w:tcPr>
@@ -33437,10 +33507,10 @@
       <w:tcPr>
         <w:shd w:val="clear" w:color="ffffff" w:themeColor="light1" w:fill="ffffff" w:themeFill="light1"/>
         <w:tcBorders>
-          <w:top w:val="none"/>
-          <w:left w:val="none"/>
+          <w:top w:val="none" w:color="000000" w:sz="4" w:space="0"/>
+          <w:left w:val="none" w:color="000000" w:sz="4" w:space="0"/>
           <w:bottom w:val="single" w:color="000000" w:themeColor="accent6" w:themeTint="98" w:sz="4" w:space="0"/>
-          <w:right w:val="none"/>
+          <w:right w:val="none" w:color="000000" w:sz="4" w:space="0"/>
         </w:tcBorders>
       </w:tcPr>
     </w:tblStylePr>
@@ -33460,12 +33530,12 @@
         <w:tblBorders/>
       </w:tblPr>
       <w:tcPr>
-        <w:shd w:color="ffffff"/>
+        <w:shd w:val="clear" w:color="ffffff"/>
         <w:tcBorders>
-          <w:top w:val="none"/>
+          <w:top w:val="none" w:color="000000" w:sz="4" w:space="0"/>
           <w:left w:val="single" w:color="000000" w:themeColor="accent6" w:themeTint="98" w:sz="4" w:space="0"/>
-          <w:bottom w:val="none"/>
-          <w:right w:val="none"/>
+          <w:bottom w:val="none" w:color="000000" w:sz="4" w:space="0"/>
+          <w:right w:val="none" w:color="000000" w:sz="4" w:space="0"/>
         </w:tcBorders>
       </w:tcPr>
     </w:tblStylePr>
@@ -33488,9 +33558,9 @@
         <w:shd w:val="clear" w:color="ffffff" w:themeColor="light1" w:fill="ffffff" w:themeFill="light1"/>
         <w:tcBorders>
           <w:top w:val="single" w:color="000000" w:themeColor="accent6" w:themeTint="98" w:sz="4" w:space="0"/>
-          <w:left w:val="none"/>
-          <w:bottom w:val="none"/>
-          <w:right w:val="none"/>
+          <w:left w:val="none" w:color="000000" w:sz="4" w:space="0"/>
+          <w:bottom w:val="none" w:color="000000" w:sz="4" w:space="0"/>
+          <w:right w:val="none" w:color="000000" w:sz="4" w:space="0"/>
         </w:tcBorders>
       </w:tcPr>
     </w:tblStylePr>
@@ -33565,9 +33635,9 @@
       </w:tcPr>
     </w:tblStylePr>
   </w:style>
-  <w:style w:type="table" w:styleId="117">
+  <w:style w:type="table" w:styleId="1003">
     <w:name w:val="Lined - Accent"/>
-    <w:basedOn w:val="11"/>
+    <w:basedOn w:val="897"/>
     <w:uiPriority w:val="99"/>
     <w:pPr>
       <w:pBdr/>
@@ -33802,9 +33872,9 @@
       </w:tcPr>
     </w:tblStylePr>
   </w:style>
-  <w:style w:type="table" w:styleId="118">
+  <w:style w:type="table" w:styleId="1004">
     <w:name w:val="Lined - Accent 1"/>
-    <w:basedOn w:val="11"/>
+    <w:basedOn w:val="897"/>
     <w:uiPriority w:val="99"/>
     <w:pPr>
       <w:pBdr/>
@@ -34039,9 +34109,9 @@
       </w:tcPr>
     </w:tblStylePr>
   </w:style>
-  <w:style w:type="table" w:styleId="119">
+  <w:style w:type="table" w:styleId="1005">
     <w:name w:val="Lined - Accent 2"/>
-    <w:basedOn w:val="11"/>
+    <w:basedOn w:val="897"/>
     <w:uiPriority w:val="99"/>
     <w:pPr>
       <w:pBdr/>
@@ -34276,9 +34346,9 @@
       </w:tcPr>
     </w:tblStylePr>
   </w:style>
-  <w:style w:type="table" w:styleId="120">
+  <w:style w:type="table" w:styleId="1006">
     <w:name w:val="Lined - Accent 3"/>
-    <w:basedOn w:val="11"/>
+    <w:basedOn w:val="897"/>
     <w:uiPriority w:val="99"/>
     <w:pPr>
       <w:pBdr/>
@@ -34513,9 +34583,9 @@
       </w:tcPr>
     </w:tblStylePr>
   </w:style>
-  <w:style w:type="table" w:styleId="121">
+  <w:style w:type="table" w:styleId="1007">
     <w:name w:val="Lined - Accent 4"/>
-    <w:basedOn w:val="11"/>
+    <w:basedOn w:val="897"/>
     <w:uiPriority w:val="99"/>
     <w:pPr>
       <w:pBdr/>
@@ -34750,9 +34820,9 @@
       </w:tcPr>
     </w:tblStylePr>
   </w:style>
-  <w:style w:type="table" w:styleId="122">
+  <w:style w:type="table" w:styleId="1008">
     <w:name w:val="Lined - Accent 5"/>
-    <w:basedOn w:val="11"/>
+    <w:basedOn w:val="897"/>
     <w:uiPriority w:val="99"/>
     <w:pPr>
       <w:pBdr/>
@@ -34987,9 +35057,9 @@
       </w:tcPr>
     </w:tblStylePr>
   </w:style>
-  <w:style w:type="table" w:styleId="123">
+  <w:style w:type="table" w:styleId="1009">
     <w:name w:val="Lined - Accent 6"/>
-    <w:basedOn w:val="11"/>
+    <w:basedOn w:val="897"/>
     <w:uiPriority w:val="99"/>
     <w:pPr>
       <w:pBdr/>
@@ -35224,9 +35294,9 @@
       </w:tcPr>
     </w:tblStylePr>
   </w:style>
-  <w:style w:type="table" w:styleId="124">
+  <w:style w:type="table" w:styleId="1010">
     <w:name w:val="Bordered &amp; Lined - Accent"/>
-    <w:basedOn w:val="11"/>
+    <w:basedOn w:val="897"/>
     <w:uiPriority w:val="99"/>
     <w:pPr>
       <w:pBdr/>
@@ -35468,9 +35538,9 @@
       </w:tcPr>
     </w:tblStylePr>
   </w:style>
-  <w:style w:type="table" w:styleId="125">
+  <w:style w:type="table" w:styleId="1011">
     <w:name w:val="Bordered &amp; Lined - Accent 1"/>
-    <w:basedOn w:val="11"/>
+    <w:basedOn w:val="897"/>
     <w:uiPriority w:val="99"/>
     <w:pPr>
       <w:pBdr/>
@@ -35712,9 +35782,9 @@
       </w:tcPr>
     </w:tblStylePr>
   </w:style>
-  <w:style w:type="table" w:styleId="126">
+  <w:style w:type="table" w:styleId="1012">
     <w:name w:val="Bordered &amp; Lined - Accent 2"/>
-    <w:basedOn w:val="11"/>
+    <w:basedOn w:val="897"/>
     <w:uiPriority w:val="99"/>
     <w:pPr>
       <w:pBdr/>
@@ -35956,9 +36026,9 @@
       </w:tcPr>
     </w:tblStylePr>
   </w:style>
-  <w:style w:type="table" w:styleId="127">
+  <w:style w:type="table" w:styleId="1013">
     <w:name w:val="Bordered &amp; Lined - Accent 3"/>
-    <w:basedOn w:val="11"/>
+    <w:basedOn w:val="897"/>
     <w:uiPriority w:val="99"/>
     <w:pPr>
       <w:pBdr/>
@@ -36200,9 +36270,9 @@
       </w:tcPr>
     </w:tblStylePr>
   </w:style>
-  <w:style w:type="table" w:styleId="128">
+  <w:style w:type="table" w:styleId="1014">
     <w:name w:val="Bordered &amp; Lined - Accent 4"/>
-    <w:basedOn w:val="11"/>
+    <w:basedOn w:val="897"/>
     <w:uiPriority w:val="99"/>
     <w:pPr>
       <w:pBdr/>
@@ -36444,9 +36514,9 @@
       </w:tcPr>
     </w:tblStylePr>
   </w:style>
-  <w:style w:type="table" w:styleId="129">
+  <w:style w:type="table" w:styleId="1015">
     <w:name w:val="Bordered &amp; Lined - Accent 5"/>
-    <w:basedOn w:val="11"/>
+    <w:basedOn w:val="897"/>
     <w:uiPriority w:val="99"/>
     <w:pPr>
       <w:pBdr/>
@@ -36688,9 +36758,9 @@
       </w:tcPr>
     </w:tblStylePr>
   </w:style>
-  <w:style w:type="table" w:styleId="130">
+  <w:style w:type="table" w:styleId="1016">
     <w:name w:val="Bordered &amp; Lined - Accent 6"/>
-    <w:basedOn w:val="11"/>
+    <w:basedOn w:val="897"/>
     <w:uiPriority w:val="99"/>
     <w:pPr>
       <w:pBdr/>
@@ -36932,9 +37002,9 @@
       </w:tcPr>
     </w:tblStylePr>
   </w:style>
-  <w:style w:type="table" w:styleId="131">
+  <w:style w:type="table" w:styleId="1017">
     <w:name w:val="Bordered"/>
-    <w:basedOn w:val="11"/>
+    <w:basedOn w:val="897"/>
     <w:uiPriority w:val="99"/>
     <w:pPr>
       <w:pBdr/>
@@ -37163,9 +37233,9 @@
       </w:tcPr>
     </w:tblStylePr>
   </w:style>
-  <w:style w:type="table" w:styleId="132">
+  <w:style w:type="table" w:styleId="1018">
     <w:name w:val="Bordered - Accent 1"/>
-    <w:basedOn w:val="11"/>
+    <w:basedOn w:val="897"/>
     <w:uiPriority w:val="99"/>
     <w:pPr>
       <w:pBdr/>
@@ -37394,9 +37464,9 @@
       </w:tcPr>
     </w:tblStylePr>
   </w:style>
-  <w:style w:type="table" w:styleId="133">
+  <w:style w:type="table" w:styleId="1019">
     <w:name w:val="Bordered - Accent 2"/>
-    <w:basedOn w:val="11"/>
+    <w:basedOn w:val="897"/>
     <w:uiPriority w:val="99"/>
     <w:pPr>
       <w:pBdr/>
@@ -37625,9 +37695,9 @@
       </w:tcPr>
     </w:tblStylePr>
   </w:style>
-  <w:style w:type="table" w:styleId="134">
+  <w:style w:type="table" w:styleId="1020">
     <w:name w:val="Bordered - Accent 3"/>
-    <w:basedOn w:val="11"/>
+    <w:basedOn w:val="897"/>
     <w:uiPriority w:val="99"/>
     <w:pPr>
       <w:pBdr/>
@@ -37856,9 +37926,9 @@
       </w:tcPr>
     </w:tblStylePr>
   </w:style>
-  <w:style w:type="table" w:styleId="135">
+  <w:style w:type="table" w:styleId="1021">
     <w:name w:val="Bordered - Accent 4"/>
-    <w:basedOn w:val="11"/>
+    <w:basedOn w:val="897"/>
     <w:uiPriority w:val="99"/>
     <w:pPr>
       <w:pBdr/>
@@ -38087,9 +38157,9 @@
       </w:tcPr>
     </w:tblStylePr>
   </w:style>
-  <w:style w:type="table" w:styleId="136">
+  <w:style w:type="table" w:styleId="1022">
     <w:name w:val="Bordered - Accent 5"/>
-    <w:basedOn w:val="11"/>
+    <w:basedOn w:val="897"/>
     <w:uiPriority w:val="99"/>
     <w:pPr>
       <w:pBdr/>
@@ -38318,9 +38388,9 @@
       </w:tcPr>
     </w:tblStylePr>
   </w:style>
-  <w:style w:type="table" w:styleId="137">
+  <w:style w:type="table" w:styleId="1023">
     <w:name w:val="Bordered - Accent 6"/>
-    <w:basedOn w:val="11"/>
+    <w:basedOn w:val="897"/>
     <w:uiPriority w:val="99"/>
     <w:pPr>
       <w:pBdr/>
@@ -38549,7 +38619,7 @@
       </w:tcPr>
     </w:tblStylePr>
   </w:style>
-  <w:style w:type="paragraph" w:styleId="138" w:default="1">
+  <w:style w:type="paragraph" w:styleId="1024" w:default="1">
     <w:name w:val="Normal"/>
     <w:qFormat/>
     <w:pPr>
@@ -38558,11 +38628,11 @@
       <w:ind/>
     </w:pPr>
   </w:style>
-  <w:style w:type="paragraph" w:styleId="145">
+  <w:style w:type="paragraph" w:styleId="1025">
     <w:name w:val="Heading 7"/>
-    <w:basedOn w:val="138"/>
-    <w:next w:val="138"/>
-    <w:link w:val="156"/>
+    <w:basedOn w:val="1024"/>
+    <w:next w:val="1024"/>
+    <w:link w:val="1036"/>
     <w:uiPriority w:val="9"/>
     <w:unhideWhenUsed/>
     <w:qFormat/>
@@ -38579,11 +38649,11 @@
       <w:color w:val="595959" w:themeColor="text1" w:themeTint="A6"/>
     </w:rPr>
   </w:style>
-  <w:style w:type="paragraph" w:styleId="146">
+  <w:style w:type="paragraph" w:styleId="1026">
     <w:name w:val="Heading 8"/>
-    <w:basedOn w:val="138"/>
-    <w:next w:val="138"/>
-    <w:link w:val="157"/>
+    <w:basedOn w:val="1024"/>
+    <w:next w:val="1024"/>
+    <w:link w:val="1037"/>
     <w:uiPriority w:val="9"/>
     <w:unhideWhenUsed/>
     <w:qFormat/>
@@ -38602,11 +38672,11 @@
       <w:color w:val="272727" w:themeColor="text1" w:themeTint="D8"/>
     </w:rPr>
   </w:style>
-  <w:style w:type="paragraph" w:styleId="147">
+  <w:style w:type="paragraph" w:styleId="1027">
     <w:name w:val="Heading 9"/>
-    <w:basedOn w:val="138"/>
-    <w:next w:val="138"/>
-    <w:link w:val="158"/>
+    <w:basedOn w:val="1024"/>
+    <w:next w:val="1024"/>
+    <w:link w:val="1038"/>
     <w:uiPriority w:val="9"/>
     <w:unhideWhenUsed/>
     <w:qFormat/>
@@ -38625,7 +38695,7 @@
       <w:color w:val="272727" w:themeColor="text1" w:themeTint="D8"/>
     </w:rPr>
   </w:style>
-  <w:style w:type="character" w:styleId="148" w:default="1">
+  <w:style w:type="character" w:styleId="1028" w:default="1">
     <w:name w:val="Default Paragraph Font"/>
     <w:uiPriority w:val="1"/>
     <w:semiHidden/>
@@ -38636,7 +38706,7 @@
       <w:ind/>
     </w:pPr>
   </w:style>
-  <w:style w:type="numbering" w:styleId="149" w:default="1">
+  <w:style w:type="numbering" w:styleId="1029" w:default="1">
     <w:name w:val="No List"/>
     <w:uiPriority w:val="99"/>
     <w:semiHidden/>
@@ -38647,10 +38717,10 @@
       <w:ind/>
     </w:pPr>
   </w:style>
-  <w:style w:type="character" w:styleId="150">
+  <w:style w:type="character" w:styleId="1030">
     <w:name w:val="Heading 1 Char"/>
-    <w:basedOn w:val="148"/>
-    <w:link w:val="744"/>
+    <w:basedOn w:val="1028"/>
+    <w:link w:val="1084"/>
     <w:uiPriority w:val="9"/>
     <w:pPr>
       <w:pBdr/>
@@ -38664,10 +38734,10 @@
       <w:szCs w:val="40"/>
     </w:rPr>
   </w:style>
-  <w:style w:type="character" w:styleId="151">
+  <w:style w:type="character" w:styleId="1031">
     <w:name w:val="Heading 2 Char"/>
-    <w:basedOn w:val="148"/>
-    <w:link w:val="745"/>
+    <w:basedOn w:val="1028"/>
+    <w:link w:val="1085"/>
     <w:uiPriority w:val="9"/>
     <w:pPr>
       <w:pBdr/>
@@ -38681,10 +38751,10 @@
       <w:szCs w:val="32"/>
     </w:rPr>
   </w:style>
-  <w:style w:type="character" w:styleId="152">
+  <w:style w:type="character" w:styleId="1032">
     <w:name w:val="Heading 3 Char"/>
-    <w:basedOn w:val="148"/>
-    <w:link w:val="746"/>
+    <w:basedOn w:val="1028"/>
+    <w:link w:val="1086"/>
     <w:uiPriority w:val="9"/>
     <w:pPr>
       <w:pBdr/>
@@ -38698,10 +38768,10 @@
       <w:szCs w:val="28"/>
     </w:rPr>
   </w:style>
-  <w:style w:type="character" w:styleId="153">
+  <w:style w:type="character" w:styleId="1033">
     <w:name w:val="Heading 4 Char"/>
-    <w:basedOn w:val="148"/>
-    <w:link w:val="732"/>
+    <w:basedOn w:val="1028"/>
+    <w:link w:val="1072"/>
     <w:uiPriority w:val="9"/>
     <w:pPr>
       <w:pBdr/>
@@ -38715,10 +38785,10 @@
       <w:color w:val="0f4761" w:themeColor="accent1" w:themeShade="BF"/>
     </w:rPr>
   </w:style>
-  <w:style w:type="character" w:styleId="154">
+  <w:style w:type="character" w:styleId="1034">
     <w:name w:val="Heading 5 Char"/>
-    <w:basedOn w:val="148"/>
-    <w:link w:val="733"/>
+    <w:basedOn w:val="1028"/>
+    <w:link w:val="1073"/>
     <w:uiPriority w:val="9"/>
     <w:pPr>
       <w:pBdr/>
@@ -38730,10 +38800,10 @@
       <w:color w:val="0f4761" w:themeColor="accent1" w:themeShade="BF"/>
     </w:rPr>
   </w:style>
-  <w:style w:type="character" w:styleId="155">
+  <w:style w:type="character" w:styleId="1035">
     <w:name w:val="Heading 6 Char"/>
-    <w:basedOn w:val="148"/>
-    <w:link w:val="734"/>
+    <w:basedOn w:val="1028"/>
+    <w:link w:val="1074"/>
     <w:uiPriority w:val="9"/>
     <w:pPr>
       <w:pBdr/>
@@ -38747,10 +38817,10 @@
       <w:color w:val="595959" w:themeColor="text1" w:themeTint="A6"/>
     </w:rPr>
   </w:style>
-  <w:style w:type="character" w:styleId="156">
+  <w:style w:type="character" w:styleId="1036">
     <w:name w:val="Heading 7 Char"/>
-    <w:basedOn w:val="148"/>
-    <w:link w:val="145"/>
+    <w:basedOn w:val="1028"/>
+    <w:link w:val="1025"/>
     <w:uiPriority w:val="9"/>
     <w:pPr>
       <w:pBdr/>
@@ -38762,10 +38832,10 @@
       <w:color w:val="595959" w:themeColor="text1" w:themeTint="A6"/>
     </w:rPr>
   </w:style>
-  <w:style w:type="character" w:styleId="157">
+  <w:style w:type="character" w:styleId="1037">
     <w:name w:val="Heading 8 Char"/>
-    <w:basedOn w:val="148"/>
-    <w:link w:val="146"/>
+    <w:basedOn w:val="1028"/>
+    <w:link w:val="1026"/>
     <w:uiPriority w:val="9"/>
     <w:pPr>
       <w:pBdr/>
@@ -38779,10 +38849,10 @@
       <w:color w:val="272727" w:themeColor="text1" w:themeTint="D8"/>
     </w:rPr>
   </w:style>
-  <w:style w:type="character" w:styleId="158">
+  <w:style w:type="character" w:styleId="1038">
     <w:name w:val="Heading 9 Char"/>
-    <w:basedOn w:val="148"/>
-    <w:link w:val="147"/>
+    <w:basedOn w:val="1028"/>
+    <w:link w:val="1027"/>
     <w:uiPriority w:val="9"/>
     <w:pPr>
       <w:pBdr/>
@@ -38796,10 +38866,10 @@
       <w:color w:val="272727" w:themeColor="text1" w:themeTint="D8"/>
     </w:rPr>
   </w:style>
-  <w:style w:type="character" w:styleId="160">
+  <w:style w:type="character" w:styleId="1039">
     <w:name w:val="Title Char"/>
-    <w:basedOn w:val="148"/>
-    <w:link w:val="728"/>
+    <w:basedOn w:val="1028"/>
+    <w:link w:val="1071"/>
     <w:uiPriority w:val="10"/>
     <w:pPr>
       <w:pBdr/>
@@ -38813,11 +38883,11 @@
       <w:szCs w:val="56"/>
     </w:rPr>
   </w:style>
-  <w:style w:type="paragraph" w:styleId="161">
+  <w:style w:type="paragraph" w:styleId="1040">
     <w:name w:val="Subtitle"/>
-    <w:basedOn w:val="138"/>
-    <w:next w:val="138"/>
-    <w:link w:val="162"/>
+    <w:basedOn w:val="1024"/>
+    <w:next w:val="1024"/>
+    <w:link w:val="1041"/>
     <w:uiPriority w:val="11"/>
     <w:qFormat/>
     <w:pPr>
@@ -38835,10 +38905,10 @@
       <w:szCs w:val="28"/>
     </w:rPr>
   </w:style>
-  <w:style w:type="character" w:styleId="162">
+  <w:style w:type="character" w:styleId="1041">
     <w:name w:val="Subtitle Char"/>
-    <w:basedOn w:val="148"/>
-    <w:link w:val="161"/>
+    <w:basedOn w:val="1028"/>
+    <w:link w:val="1040"/>
     <w:uiPriority w:val="11"/>
     <w:pPr>
       <w:pBdr/>
@@ -38852,11 +38922,11 @@
       <w:szCs w:val="28"/>
     </w:rPr>
   </w:style>
-  <w:style w:type="paragraph" w:styleId="163">
+  <w:style w:type="paragraph" w:styleId="1042">
     <w:name w:val="Quote"/>
-    <w:basedOn w:val="138"/>
-    <w:next w:val="138"/>
-    <w:link w:val="164"/>
+    <w:basedOn w:val="1024"/>
+    <w:next w:val="1024"/>
+    <w:link w:val="1043"/>
     <w:uiPriority w:val="29"/>
     <w:qFormat/>
     <w:pPr>
@@ -38871,10 +38941,10 @@
       <w:color w:val="404040" w:themeColor="text1" w:themeTint="BF"/>
     </w:rPr>
   </w:style>
-  <w:style w:type="character" w:styleId="164">
+  <w:style w:type="character" w:styleId="1043">
     <w:name w:val="Quote Char"/>
-    <w:basedOn w:val="148"/>
-    <w:link w:val="163"/>
+    <w:basedOn w:val="1028"/>
+    <w:link w:val="1042"/>
     <w:uiPriority w:val="29"/>
     <w:pPr>
       <w:pBdr/>
@@ -38887,9 +38957,9 @@
       <w:color w:val="404040" w:themeColor="text1" w:themeTint="BF"/>
     </w:rPr>
   </w:style>
-  <w:style w:type="character" w:styleId="166">
+  <w:style w:type="character" w:styleId="1044">
     <w:name w:val="Intense Emphasis"/>
-    <w:basedOn w:val="148"/>
+    <w:basedOn w:val="1028"/>
     <w:uiPriority w:val="21"/>
     <w:qFormat/>
     <w:pPr>
@@ -38903,11 +38973,11 @@
       <w:color w:val="0f4761" w:themeColor="accent1" w:themeShade="BF"/>
     </w:rPr>
   </w:style>
-  <w:style w:type="paragraph" w:styleId="167">
+  <w:style w:type="paragraph" w:styleId="1045">
     <w:name w:val="Intense Quote"/>
-    <w:basedOn w:val="138"/>
-    <w:next w:val="138"/>
-    <w:link w:val="168"/>
+    <w:basedOn w:val="1024"/>
+    <w:next w:val="1024"/>
+    <w:link w:val="1046"/>
     <w:uiPriority w:val="30"/>
     <w:qFormat/>
     <w:pPr>
@@ -38925,10 +38995,10 @@
       <w:color w:val="0f4761" w:themeColor="accent1" w:themeShade="BF"/>
     </w:rPr>
   </w:style>
-  <w:style w:type="character" w:styleId="168">
+  <w:style w:type="character" w:styleId="1046">
     <w:name w:val="Intense Quote Char"/>
-    <w:basedOn w:val="148"/>
-    <w:link w:val="167"/>
+    <w:basedOn w:val="1028"/>
+    <w:link w:val="1045"/>
     <w:uiPriority w:val="30"/>
     <w:pPr>
       <w:pBdr/>
@@ -38941,9 +39011,9 @@
       <w:color w:val="0f4761" w:themeColor="accent1" w:themeShade="BF"/>
     </w:rPr>
   </w:style>
-  <w:style w:type="character" w:styleId="169">
+  <w:style w:type="character" w:styleId="1047">
     <w:name w:val="Intense Reference"/>
-    <w:basedOn w:val="148"/>
+    <w:basedOn w:val="1028"/>
     <w:uiPriority w:val="32"/>
     <w:qFormat/>
     <w:pPr>
@@ -38959,9 +39029,9 @@
       <w:spacing w:val="5"/>
     </w:rPr>
   </w:style>
-  <w:style w:type="paragraph" w:styleId="170">
+  <w:style w:type="paragraph" w:styleId="1048">
     <w:name w:val="No Spacing"/>
-    <w:basedOn w:val="138"/>
+    <w:basedOn w:val="1024"/>
     <w:uiPriority w:val="1"/>
     <w:qFormat/>
     <w:pPr>
@@ -38970,9 +39040,9 @@
       <w:ind/>
     </w:pPr>
   </w:style>
-  <w:style w:type="character" w:styleId="171">
+  <w:style w:type="character" w:styleId="1049">
     <w:name w:val="Subtle Emphasis"/>
-    <w:basedOn w:val="148"/>
+    <w:basedOn w:val="1028"/>
     <w:uiPriority w:val="19"/>
     <w:qFormat/>
     <w:pPr>
@@ -38986,9 +39056,9 @@
       <w:color w:val="404040" w:themeColor="text1" w:themeTint="BF"/>
     </w:rPr>
   </w:style>
-  <w:style w:type="character" w:styleId="172">
+  <w:style w:type="character" w:styleId="1050">
     <w:name w:val="Emphasis"/>
-    <w:basedOn w:val="148"/>
+    <w:basedOn w:val="1028"/>
     <w:uiPriority w:val="20"/>
     <w:qFormat/>
     <w:pPr>
@@ -39001,9 +39071,9 @@
       <w:iCs/>
     </w:rPr>
   </w:style>
-  <w:style w:type="character" w:styleId="174">
+  <w:style w:type="character" w:styleId="1051">
     <w:name w:val="Subtle Reference"/>
-    <w:basedOn w:val="148"/>
+    <w:basedOn w:val="1028"/>
     <w:uiPriority w:val="31"/>
     <w:qFormat/>
     <w:pPr>
@@ -39016,9 +39086,9 @@
       <w:color w:val="5a5a5a" w:themeColor="text1" w:themeTint="A5"/>
     </w:rPr>
   </w:style>
-  <w:style w:type="character" w:styleId="175">
+  <w:style w:type="character" w:styleId="1052">
     <w:name w:val="Book Title"/>
-    <w:basedOn w:val="148"/>
+    <w:basedOn w:val="1028"/>
     <w:uiPriority w:val="33"/>
     <w:qFormat/>
     <w:pPr>
@@ -39034,10 +39104,10 @@
       <w:spacing w:val="5"/>
     </w:rPr>
   </w:style>
-  <w:style w:type="paragraph" w:styleId="176">
+  <w:style w:type="paragraph" w:styleId="1053">
     <w:name w:val="Header"/>
-    <w:basedOn w:val="138"/>
-    <w:link w:val="177"/>
+    <w:basedOn w:val="1024"/>
+    <w:link w:val="1054"/>
     <w:uiPriority w:val="99"/>
     <w:unhideWhenUsed/>
     <w:pPr>
@@ -39050,10 +39120,10 @@
       <w:ind/>
     </w:pPr>
   </w:style>
-  <w:style w:type="character" w:styleId="177">
+  <w:style w:type="character" w:styleId="1054">
     <w:name w:val="Header Char"/>
-    <w:basedOn w:val="148"/>
-    <w:link w:val="176"/>
+    <w:basedOn w:val="1028"/>
+    <w:link w:val="1053"/>
     <w:uiPriority w:val="99"/>
     <w:pPr>
       <w:pBdr/>
@@ -39061,10 +39131,10 @@
       <w:ind/>
     </w:pPr>
   </w:style>
-  <w:style w:type="paragraph" w:styleId="178">
+  <w:style w:type="paragraph" w:styleId="1055">
     <w:name w:val="Footer"/>
-    <w:basedOn w:val="138"/>
-    <w:link w:val="179"/>
+    <w:basedOn w:val="1024"/>
+    <w:link w:val="1056"/>
     <w:uiPriority w:val="99"/>
     <w:unhideWhenUsed/>
     <w:pPr>
@@ -39077,10 +39147,10 @@
       <w:ind/>
     </w:pPr>
   </w:style>
-  <w:style w:type="character" w:styleId="179">
+  <w:style w:type="character" w:styleId="1056">
     <w:name w:val="Footer Char"/>
-    <w:basedOn w:val="148"/>
-    <w:link w:val="178"/>
+    <w:basedOn w:val="1028"/>
+    <w:link w:val="1055"/>
     <w:uiPriority w:val="99"/>
     <w:pPr>
       <w:pBdr/>
@@ -39088,10 +39158,10 @@
       <w:ind/>
     </w:pPr>
   </w:style>
-  <w:style w:type="paragraph" w:styleId="180">
+  <w:style w:type="paragraph" w:styleId="1057">
     <w:name w:val="Caption"/>
-    <w:basedOn w:val="138"/>
-    <w:next w:val="138"/>
+    <w:basedOn w:val="1024"/>
+    <w:next w:val="1024"/>
     <w:uiPriority w:val="35"/>
     <w:unhideWhenUsed/>
     <w:qFormat/>
@@ -39108,9 +39178,9 @@
       <w:szCs w:val="18"/>
     </w:rPr>
   </w:style>
-  <w:style w:type="character" w:styleId="188">
+  <w:style w:type="character" w:styleId="1058">
     <w:name w:val="FollowedHyperlink"/>
-    <w:basedOn w:val="148"/>
+    <w:basedOn w:val="1028"/>
     <w:uiPriority w:val="99"/>
     <w:semiHidden/>
     <w:unhideWhenUsed/>
@@ -39124,10 +39194,10 @@
       <w:u w:val="single"/>
     </w:rPr>
   </w:style>
-  <w:style w:type="paragraph" w:styleId="189">
+  <w:style w:type="paragraph" w:styleId="1059">
     <w:name w:val="toc 1"/>
-    <w:basedOn w:val="138"/>
-    <w:next w:val="138"/>
+    <w:basedOn w:val="1024"/>
+    <w:next w:val="1024"/>
     <w:uiPriority w:val="39"/>
     <w:unhideWhenUsed/>
     <w:pPr>
@@ -39136,10 +39206,10 @@
       <w:ind/>
     </w:pPr>
   </w:style>
-  <w:style w:type="paragraph" w:styleId="190">
+  <w:style w:type="paragraph" w:styleId="1060">
     <w:name w:val="toc 2"/>
-    <w:basedOn w:val="138"/>
-    <w:next w:val="138"/>
+    <w:basedOn w:val="1024"/>
+    <w:next w:val="1024"/>
     <w:uiPriority w:val="39"/>
     <w:unhideWhenUsed/>
     <w:pPr>
@@ -39148,10 +39218,10 @@
       <w:ind w:left="220"/>
     </w:pPr>
   </w:style>
-  <w:style w:type="paragraph" w:styleId="191">
+  <w:style w:type="paragraph" w:styleId="1061">
     <w:name w:val="toc 3"/>
-    <w:basedOn w:val="138"/>
-    <w:next w:val="138"/>
+    <w:basedOn w:val="1024"/>
+    <w:next w:val="1024"/>
     <w:uiPriority w:val="39"/>
     <w:unhideWhenUsed/>
     <w:pPr>
@@ -39160,10 +39230,10 @@
       <w:ind w:left="440"/>
     </w:pPr>
   </w:style>
-  <w:style w:type="paragraph" w:styleId="192">
+  <w:style w:type="paragraph" w:styleId="1062">
     <w:name w:val="toc 4"/>
-    <w:basedOn w:val="138"/>
-    <w:next w:val="138"/>
+    <w:basedOn w:val="1024"/>
+    <w:next w:val="1024"/>
     <w:uiPriority w:val="39"/>
     <w:unhideWhenUsed/>
     <w:pPr>
@@ -39172,10 +39242,10 @@
       <w:ind w:left="660"/>
     </w:pPr>
   </w:style>
-  <w:style w:type="paragraph" w:styleId="193">
+  <w:style w:type="paragraph" w:styleId="1063">
     <w:name w:val="toc 5"/>
-    <w:basedOn w:val="138"/>
-    <w:next w:val="138"/>
+    <w:basedOn w:val="1024"/>
+    <w:next w:val="1024"/>
     <w:uiPriority w:val="39"/>
     <w:unhideWhenUsed/>
     <w:pPr>
@@ -39184,10 +39254,10 @@
       <w:ind w:left="880"/>
     </w:pPr>
   </w:style>
-  <w:style w:type="paragraph" w:styleId="194">
+  <w:style w:type="paragraph" w:styleId="1064">
     <w:name w:val="toc 6"/>
-    <w:basedOn w:val="138"/>
-    <w:next w:val="138"/>
+    <w:basedOn w:val="1024"/>
+    <w:next w:val="1024"/>
     <w:uiPriority w:val="39"/>
     <w:unhideWhenUsed/>
     <w:pPr>
@@ -39196,10 +39266,10 @@
       <w:ind w:left="1100"/>
     </w:pPr>
   </w:style>
-  <w:style w:type="paragraph" w:styleId="195">
+  <w:style w:type="paragraph" w:styleId="1065">
     <w:name w:val="toc 7"/>
-    <w:basedOn w:val="138"/>
-    <w:next w:val="138"/>
+    <w:basedOn w:val="1024"/>
+    <w:next w:val="1024"/>
     <w:uiPriority w:val="39"/>
     <w:unhideWhenUsed/>
     <w:pPr>
@@ -39208,10 +39278,10 @@
       <w:ind w:left="1320"/>
     </w:pPr>
   </w:style>
-  <w:style w:type="paragraph" w:styleId="196">
+  <w:style w:type="paragraph" w:styleId="1066">
     <w:name w:val="toc 8"/>
-    <w:basedOn w:val="138"/>
-    <w:next w:val="138"/>
+    <w:basedOn w:val="1024"/>
+    <w:next w:val="1024"/>
     <w:uiPriority w:val="39"/>
     <w:unhideWhenUsed/>
     <w:pPr>
@@ -39220,10 +39290,10 @@
       <w:ind w:left="1540"/>
     </w:pPr>
   </w:style>
-  <w:style w:type="paragraph" w:styleId="197">
+  <w:style w:type="paragraph" w:styleId="1067">
     <w:name w:val="toc 9"/>
-    <w:basedOn w:val="138"/>
-    <w:next w:val="138"/>
+    <w:basedOn w:val="1024"/>
+    <w:next w:val="1024"/>
     <w:uiPriority w:val="39"/>
     <w:unhideWhenUsed/>
     <w:pPr>
@@ -39232,9 +39302,9 @@
       <w:ind w:left="1760"/>
     </w:pPr>
   </w:style>
-  <w:style w:type="character" w:styleId="198">
+  <w:style w:type="character" w:styleId="1068">
     <w:name w:val="Placeholder Text"/>
-    <w:basedOn w:val="148"/>
+    <w:basedOn w:val="1028"/>
     <w:uiPriority w:val="99"/>
     <w:semiHidden/>
     <w:pPr>
@@ -39246,7 +39316,7 @@
       <w:color w:val="666666"/>
     </w:rPr>
   </w:style>
-  <w:style w:type="paragraph" w:styleId="208">
+  <w:style w:type="paragraph" w:styleId="1069">
     <w:name w:val="TOC Heading"/>
     <w:uiPriority w:val="39"/>
     <w:unhideWhenUsed/>
@@ -39256,10 +39326,10 @@
       <w:ind/>
     </w:pPr>
   </w:style>
-  <w:style w:type="paragraph" w:styleId="209">
+  <w:style w:type="paragraph" w:styleId="1070">
     <w:name w:val="table of figures"/>
-    <w:basedOn w:val="138"/>
-    <w:next w:val="138"/>
+    <w:basedOn w:val="1024"/>
+    <w:next w:val="1024"/>
     <w:uiPriority w:val="99"/>
     <w:unhideWhenUsed/>
     <w:pPr>
@@ -39268,7 +39338,7 @@
       <w:ind/>
     </w:pPr>
   </w:style>
-  <w:style w:type="paragraph" w:styleId="728">
+  <w:style w:type="paragraph" w:styleId="1071">
     <w:name w:val="Title"/>
     <w:qFormat/>
     <w:pPr>
@@ -39281,7 +39351,7 @@
       <w:szCs w:val="56"/>
     </w:rPr>
   </w:style>
-  <w:style w:type="paragraph" w:styleId="732">
+  <w:style w:type="paragraph" w:styleId="1072">
     <w:name w:val="Heading 4"/>
     <w:qFormat/>
     <w:pPr>
@@ -39295,7 +39365,7 @@
       <w:color w:val="2e74b5"/>
     </w:rPr>
   </w:style>
-  <w:style w:type="paragraph" w:styleId="733">
+  <w:style w:type="paragraph" w:styleId="1073">
     <w:name w:val="Heading 5"/>
     <w:qFormat/>
     <w:pPr>
@@ -39307,7 +39377,7 @@
       <w:color w:val="2e74b5"/>
     </w:rPr>
   </w:style>
-  <w:style w:type="paragraph" w:styleId="734">
+  <w:style w:type="paragraph" w:styleId="1074">
     <w:name w:val="Heading 6"/>
     <w:qFormat/>
     <w:pPr>
@@ -39319,7 +39389,7 @@
       <w:color w:val="1f4d78"/>
     </w:rPr>
   </w:style>
-  <w:style w:type="paragraph" w:styleId="735">
+  <w:style w:type="paragraph" w:styleId="1075">
     <w:name w:val="Strong"/>
     <w:qFormat/>
     <w:pPr>
@@ -39332,7 +39402,7 @@
       <w:bCs/>
     </w:rPr>
   </w:style>
-  <w:style w:type="paragraph" w:styleId="736">
+  <w:style w:type="paragraph" w:styleId="1076">
     <w:name w:val="List Paragraph"/>
     <w:qFormat/>
     <w:pPr>
@@ -39341,7 +39411,7 @@
       <w:ind/>
     </w:pPr>
   </w:style>
-  <w:style w:type="character" w:styleId="737">
+  <w:style w:type="character" w:styleId="1077">
     <w:name w:val="Hyperlink"/>
     <w:uiPriority w:val="99"/>
     <w:unhideWhenUsed/>
@@ -39355,7 +39425,7 @@
       <w:u w:val="single"/>
     </w:rPr>
   </w:style>
-  <w:style w:type="character" w:styleId="738">
+  <w:style w:type="character" w:styleId="1078">
     <w:name w:val="footnote reference"/>
     <w:uiPriority w:val="99"/>
     <w:semiHidden/>
@@ -39369,9 +39439,9 @@
       <w:vertAlign w:val="superscript"/>
     </w:rPr>
   </w:style>
-  <w:style w:type="paragraph" w:styleId="739">
+  <w:style w:type="paragraph" w:styleId="1079">
     <w:name w:val="footnote text"/>
-    <w:link w:val="740"/>
+    <w:link w:val="1080"/>
     <w:uiPriority w:val="99"/>
     <w:semiHidden/>
     <w:unhideWhenUsed/>
@@ -39385,9 +39455,9 @@
       <w:szCs w:val="20"/>
     </w:rPr>
   </w:style>
-  <w:style w:type="character" w:styleId="740">
+  <w:style w:type="character" w:styleId="1080">
     <w:name w:val="Footnote Text Char"/>
-    <w:link w:val="739"/>
+    <w:link w:val="1079"/>
     <w:uiPriority w:val="99"/>
     <w:semiHidden/>
     <w:unhideWhenUsed/>
@@ -39401,7 +39471,7 @@
       <w:szCs w:val="20"/>
     </w:rPr>
   </w:style>
-  <w:style w:type="character" w:styleId="741">
+  <w:style w:type="character" w:styleId="1081">
     <w:name w:val="endnote reference"/>
     <w:uiPriority w:val="99"/>
     <w:semiHidden/>
@@ -39415,9 +39485,9 @@
       <w:vertAlign w:val="superscript"/>
     </w:rPr>
   </w:style>
-  <w:style w:type="paragraph" w:styleId="742">
+  <w:style w:type="paragraph" w:styleId="1082">
     <w:name w:val="endnote text"/>
-    <w:link w:val="743"/>
+    <w:link w:val="1083"/>
     <w:uiPriority w:val="99"/>
     <w:semiHidden/>
     <w:unhideWhenUsed/>
@@ -39431,9 +39501,9 @@
       <w:szCs w:val="20"/>
     </w:rPr>
   </w:style>
-  <w:style w:type="character" w:styleId="743">
+  <w:style w:type="character" w:styleId="1083">
     <w:name w:val="Endnote Text Char"/>
-    <w:link w:val="742"/>
+    <w:link w:val="1082"/>
     <w:uiPriority w:val="99"/>
     <w:semiHidden/>
     <w:unhideWhenUsed/>
@@ -39447,7 +39517,7 @@
       <w:szCs w:val="20"/>
     </w:rPr>
   </w:style>
-  <w:style w:type="paragraph" w:styleId="744">
+  <w:style w:type="paragraph" w:styleId="1084">
     <w:name w:val="Heading 1"/>
     <w:qFormat/>
     <w:pPr>
@@ -39465,7 +39535,7 @@
       <w:szCs w:val="28"/>
     </w:rPr>
   </w:style>
-  <w:style w:type="paragraph" w:styleId="745">
+  <w:style w:type="paragraph" w:styleId="1085">
     <w:name w:val="Heading 2"/>
     <w:qFormat/>
     <w:pPr>
@@ -39483,7 +39553,7 @@
       <w:szCs w:val="26"/>
     </w:rPr>
   </w:style>
-  <w:style w:type="paragraph" w:styleId="746">
+  <w:style w:type="paragraph" w:styleId="1086">
     <w:name w:val="Heading 3"/>
     <w:qFormat/>
     <w:pPr>

--- a/docs/B4_relatorio_projeto_Final_PAP_53452.docx
+++ b/docs/B4_relatorio_projeto_Final_PAP_53452.docx
@@ -7255,7 +7255,9 @@
         <w:pBdr/>
         <w:spacing w:after="80" w:before="80"/>
         <w:ind/>
-        <w:rPr/>
+        <w:rPr>
+          <w:highlight w:val="none"/>
+        </w:rPr>
       </w:pPr>
       <w:r>
         <w:rPr>
@@ -7273,19 +7275,107 @@
           <w:sz w:val="24"/>
           <w:szCs w:val="24"/>
         </w:rPr>
-        <w:t xml:space="preserve">parada uma demonstração em vídeo mostrando: compilação, arranque do servidor, ligação VPN, autenticação na TUI, navegação, download, upload, eliminação e criação de pastas/ficheiros. O vídeo pode ser solicitado ao autor ou consultado no repositório GitHub.</w:t>
+        <w:t xml:space="preserve">parada uma demonstração em vídeo mostrando: compilação, arranque do servidor, ligação VPN, autenticação na TUI, navegação, download, upload, eliminação e criação de pastas/ficheiros. O vídeo pode ser solicitado ao autor ou consultado n</w:t>
       </w:r>
+      <w:r>
+        <w:rPr>
+          <w:rFonts w:ascii="Arial" w:hAnsi="Arial" w:eastAsia="Arial" w:cs="Arial"/>
+          <w:color w:val="000000"/>
+          <w:sz w:val="24"/>
+          <w:szCs w:val="24"/>
+          <w:lang w:val="pt-BR"/>
+        </w:rPr>
+        <w:t xml:space="preserve">este link</w:t>
+      </w:r>
+      <w:r>
+        <w:rPr>
+          <w:rFonts w:ascii="Arial" w:hAnsi="Arial" w:eastAsia="Arial" w:cs="Arial"/>
+          <w:color w:val="000000"/>
+          <w:sz w:val="24"/>
+          <w:szCs w:val="24"/>
+          <w:lang w:val="pt-BR"/>
+        </w:rPr>
+        <w:t xml:space="preserve">: </w:t>
+      </w:r>
+      <w:r>
+        <w:rPr>
+          <w:rFonts w:ascii="Arial" w:hAnsi="Arial" w:eastAsia="Arial" w:cs="Arial"/>
+          <w:color w:val="000000"/>
+          <w:sz w:val="24"/>
+          <w:szCs w:val="24"/>
+          <w:lang w:val="pt-BR"/>
+        </w:rPr>
+      </w:r>
+      <w:hyperlink r:id="rId13" w:tooltip="https://drive.google.com/file/d/1wbMK9pkm5rphgW0GtwQhacieq2s9KEAf/view?usp=drive_link" w:history="1">
+        <w:r>
+          <w:rPr>
+            <w:rStyle w:val="1077"/>
+            <w:rFonts w:ascii="Arial" w:hAnsi="Arial" w:eastAsia="Arial" w:cs="Arial"/>
+            <w:sz w:val="24"/>
+            <w:szCs w:val="24"/>
+            <w:lang w:val="pt-BR"/>
+          </w:rPr>
+          <w:t xml:space="preserve">https://drive.google.com/file/d/1wbMK9pkm5rphgW0GtwQhacieq2s9KEAf/view?usp=drive_link</w:t>
+        </w:r>
+        <w:r>
+          <w:rPr>
+            <w:rStyle w:val="1077"/>
+            <w:rFonts w:ascii="Arial" w:hAnsi="Arial" w:eastAsia="Arial" w:cs="Arial"/>
+            <w:sz w:val="24"/>
+            <w:szCs w:val="24"/>
+            <w:lang w:val="pt-BR"/>
+          </w:rPr>
+        </w:r>
+        <w:r>
+          <w:rPr>
+            <w:rStyle w:val="1077"/>
+          </w:rPr>
+        </w:r>
+      </w:hyperlink>
       <w:r/>
+      <w:r>
+        <w:rPr>
+          <w:rFonts w:ascii="Arial" w:hAnsi="Arial" w:eastAsia="Arial" w:cs="Arial"/>
+          <w:color w:val="000000"/>
+          <w:sz w:val="24"/>
+          <w:szCs w:val="24"/>
+          <w:highlight w:val="none"/>
+          <w:lang w:val="pt-BR"/>
+        </w:rPr>
+      </w:r>
     </w:p>
     <w:p>
       <w:pPr>
         <w:pBdr/>
-        <w:spacing w:after="0" w:before="0"/>
-        <w:ind/>
-        <w:rPr/>
-      </w:pPr>
-      <w:r/>
-      <w:r/>
+        <w:spacing w:after="80" w:before="80"/>
+        <w:ind/>
+        <w:rPr>
+          <w:rFonts w:ascii="Arial" w:hAnsi="Arial" w:eastAsia="Arial" w:cs="Arial"/>
+          <w:color w:val="000000"/>
+          <w:sz w:val="24"/>
+          <w:szCs w:val="24"/>
+          <w:highlight w:val="none"/>
+          <w:lang w:val="pt-BR"/>
+        </w:rPr>
+      </w:pPr>
+      <w:r>
+        <w:rPr>
+          <w:highlight w:val="none"/>
+          <w:lang w:val="pt-BR" w:bidi="pt-BR"/>
+        </w:rPr>
+      </w:r>
+      <w:r>
+        <w:rPr>
+          <w:highlight w:val="none"/>
+          <w:lang w:val="pt-BR" w:bidi="pt-BR"/>
+        </w:rPr>
+      </w:r>
+      <w:r>
+        <w:rPr>
+          <w:highlight w:val="none"/>
+          <w:lang w:val="pt-BR"/>
+        </w:rPr>
+      </w:r>
     </w:p>
     <w:p>
       <w:pPr>
